--- a/docs/出海方舟OverseaArk-PRD-v1.1.docx
+++ b/docs/出海方舟OverseaArk-PRD-v1.1.docx
@@ -9079,6 +9079,15 @@
       </w:tr>
     </w:tbl>
     <w:p>
+      <w:r>
+        <w:rPr>
+          <w:rFonts w:ascii="Noto Sans CJK SC" w:hAnsi="Noto Sans CJK SC" w:eastAsia="Noto Sans CJK SC" w:cs="Noto Sans CJK SC"/>
+          <w:sz w:val="22"/>
+        </w:rPr>
+        <w:t>截至 2026-07-22 的实机证据：四轮真模型 Campaign 均达到 `completed`；第四轮六阶段全部一次成功，用时 `590.002615s`，成为首次低于 10 分钟的完整流程。AT-001 仍需再获得两轮连续达标证据，本 PRD 不将单轮达标表述为已完成三轮验收。</w:t>
+      </w:r>
+    </w:p>
+    <w:p>
       <w:pPr>
         <w:pStyle w:val="Heading1"/>
       </w:pPr>

--- a/docs/出海方舟OverseaArk-PRD-v1.1.docx
+++ b/docs/出海方舟OverseaArk-PRD-v1.1.docx
@@ -9084,7 +9084,7 @@
           <w:rFonts w:ascii="Noto Sans CJK SC" w:hAnsi="Noto Sans CJK SC" w:eastAsia="Noto Sans CJK SC" w:cs="Noto Sans CJK SC"/>
           <w:sz w:val="22"/>
         </w:rPr>
-        <w:t>截至 2026-07-22 的实机证据：四轮真模型 Campaign 均达到 `completed`；第四轮六阶段全部一次成功，用时 `590.002615s`，成为首次低于 10 分钟的完整流程。AT-001 仍需再获得两轮连续达标证据，本 PRD 不将单轮达标表述为已完成三轮验收。</w:t>
+        <w:t>截至 2026-07-22 的实机证据：五轮真模型 Campaign 均达到 `completed`；第四轮六阶段全部一次成功，用时 `590.002615s`，成为首次低于 10 分钟的完整流程。第五轮因中文语音质检重试用时 `604.844162s`，因此 AT-001 需重新获得三轮连续达标证据，本 PRD 不将单轮达标表述为已完成三轮验收。</w:t>
       </w:r>
     </w:p>
     <w:p>

--- a/docs/出海方舟OverseaArk-PRD-v1.1.docx
+++ b/docs/出海方舟OverseaArk-PRD-v1.1.docx
@@ -9,7 +9,7 @@
       </w:pPr>
       <w:r>
         <w:rPr>
-          <w:rFonts w:ascii="Noto Sans CJK SC" w:hAnsi="Noto Sans CJK SC" w:eastAsia="Noto Sans CJK SC" w:cs="Noto Sans CJK SC"/>
+          <w:rFonts w:ascii="Heiti SC" w:hAnsi="Heiti SC" w:eastAsia="Heiti SC" w:cs="Heiti SC"/>
           <w:b/>
           <w:color w:val="2E74B5"/>
           <w:sz w:val="20"/>
@@ -24,7 +24,7 @@
       </w:pPr>
       <w:r>
         <w:rPr>
-          <w:rFonts w:ascii="Noto Sans CJK SC" w:hAnsi="Noto Sans CJK SC" w:eastAsia="Noto Sans CJK SC" w:cs="Noto Sans CJK SC"/>
+          <w:rFonts w:ascii="Heiti SC" w:hAnsi="Heiti SC" w:eastAsia="Heiti SC" w:cs="Heiti SC"/>
           <w:b/>
           <w:color w:val="0F172A"/>
           <w:sz w:val="52"/>
@@ -38,7 +38,7 @@
       </w:pPr>
       <w:r>
         <w:rPr>
-          <w:rFonts w:ascii="Noto Sans CJK SC" w:hAnsi="Noto Sans CJK SC" w:eastAsia="Noto Sans CJK SC" w:cs="Noto Sans CJK SC"/>
+          <w:rFonts w:ascii="Heiti SC" w:hAnsi="Heiti SC" w:eastAsia="Heiti SC" w:cs="Heiti SC"/>
           <w:b/>
           <w:color w:val="374151"/>
           <w:sz w:val="30"/>
@@ -52,7 +52,7 @@
       </w:pPr>
       <w:r>
         <w:rPr>
-          <w:rFonts w:ascii="Noto Sans CJK SC" w:hAnsi="Noto Sans CJK SC" w:eastAsia="Noto Sans CJK SC" w:cs="Noto Sans CJK SC"/>
+          <w:rFonts w:ascii="Heiti SC" w:hAnsi="Heiti SC" w:eastAsia="Heiti SC" w:cs="Heiti SC"/>
           <w:b w:val="0"/>
           <w:color w:val="4B5563"/>
           <w:sz w:val="22"/>
@@ -66,7 +66,7 @@
       </w:pPr>
       <w:r>
         <w:rPr>
-          <w:rFonts w:ascii="Noto Sans CJK SC" w:hAnsi="Noto Sans CJK SC" w:eastAsia="Noto Sans CJK SC" w:cs="Noto Sans CJK SC"/>
+          <w:rFonts w:ascii="Heiti SC" w:hAnsi="Heiti SC" w:eastAsia="Heiti SC" w:cs="Heiti SC"/>
           <w:b w:val="0"/>
           <w:color w:val="6B7280"/>
           <w:sz w:val="18"/>
@@ -106,7 +106,7 @@
       </w:pPr>
       <w:r>
         <w:rPr>
-          <w:rFonts w:ascii="Noto Sans CJK SC" w:hAnsi="Noto Sans CJK SC" w:eastAsia="Noto Sans CJK SC" w:cs="Noto Sans CJK SC"/>
+          <w:rFonts w:ascii="Heiti SC" w:hAnsi="Heiti SC" w:eastAsia="Heiti SC" w:cs="Heiti SC"/>
           <w:b/>
           <w:color w:val="374151"/>
           <w:sz w:val="20"/>
@@ -121,7 +121,7 @@
       </w:pPr>
       <w:r>
         <w:rPr>
-          <w:rFonts w:ascii="Noto Sans CJK SC" w:hAnsi="Noto Sans CJK SC" w:eastAsia="Noto Sans CJK SC" w:cs="Noto Sans CJK SC"/>
+          <w:rFonts w:ascii="Heiti SC" w:hAnsi="Heiti SC" w:eastAsia="Heiti SC" w:cs="Heiti SC"/>
           <w:b/>
           <w:color w:val="374151"/>
           <w:sz w:val="20"/>
@@ -136,7 +136,7 @@
       </w:pPr>
       <w:r>
         <w:rPr>
-          <w:rFonts w:ascii="Noto Sans CJK SC" w:hAnsi="Noto Sans CJK SC" w:eastAsia="Noto Sans CJK SC" w:cs="Noto Sans CJK SC"/>
+          <w:rFonts w:ascii="Heiti SC" w:hAnsi="Heiti SC" w:eastAsia="Heiti SC" w:cs="Heiti SC"/>
           <w:b/>
           <w:color w:val="374151"/>
           <w:sz w:val="20"/>
@@ -151,7 +151,7 @@
       </w:pPr>
       <w:r>
         <w:rPr>
-          <w:rFonts w:ascii="Noto Sans CJK SC" w:hAnsi="Noto Sans CJK SC" w:eastAsia="Noto Sans CJK SC" w:cs="Noto Sans CJK SC"/>
+          <w:rFonts w:ascii="Heiti SC" w:hAnsi="Heiti SC" w:eastAsia="Heiti SC" w:cs="Heiti SC"/>
           <w:b w:val="0"/>
           <w:color w:val="374151"/>
           <w:sz w:val="18"/>
@@ -166,7 +166,7 @@
       </w:pPr>
       <w:r>
         <w:rPr>
-          <w:rFonts w:ascii="Noto Sans CJK SC" w:hAnsi="Noto Sans CJK SC" w:eastAsia="Noto Sans CJK SC" w:cs="Noto Sans CJK SC"/>
+          <w:rFonts w:ascii="Heiti SC" w:hAnsi="Heiti SC" w:eastAsia="Heiti SC" w:cs="Heiti SC"/>
           <w:b/>
           <w:color w:val="374151"/>
           <w:sz w:val="20"/>
@@ -181,7 +181,7 @@
       </w:pPr>
       <w:r>
         <w:rPr>
-          <w:rFonts w:ascii="Noto Sans CJK SC" w:hAnsi="Noto Sans CJK SC" w:eastAsia="Noto Sans CJK SC" w:cs="Noto Sans CJK SC"/>
+          <w:rFonts w:ascii="Heiti SC" w:hAnsi="Heiti SC" w:eastAsia="Heiti SC" w:cs="Heiti SC"/>
           <w:b w:val="0"/>
           <w:color w:val="374151"/>
           <w:sz w:val="18"/>
@@ -196,7 +196,7 @@
       </w:pPr>
       <w:r>
         <w:rPr>
-          <w:rFonts w:ascii="Noto Sans CJK SC" w:hAnsi="Noto Sans CJK SC" w:eastAsia="Noto Sans CJK SC" w:cs="Noto Sans CJK SC"/>
+          <w:rFonts w:ascii="Heiti SC" w:hAnsi="Heiti SC" w:eastAsia="Heiti SC" w:cs="Heiti SC"/>
           <w:b/>
           <w:color w:val="374151"/>
           <w:sz w:val="20"/>
@@ -211,7 +211,7 @@
       </w:pPr>
       <w:r>
         <w:rPr>
-          <w:rFonts w:ascii="Noto Sans CJK SC" w:hAnsi="Noto Sans CJK SC" w:eastAsia="Noto Sans CJK SC" w:cs="Noto Sans CJK SC"/>
+          <w:rFonts w:ascii="Heiti SC" w:hAnsi="Heiti SC" w:eastAsia="Heiti SC" w:cs="Heiti SC"/>
           <w:b w:val="0"/>
           <w:color w:val="374151"/>
           <w:sz w:val="18"/>
@@ -226,7 +226,7 @@
       </w:pPr>
       <w:r>
         <w:rPr>
-          <w:rFonts w:ascii="Noto Sans CJK SC" w:hAnsi="Noto Sans CJK SC" w:eastAsia="Noto Sans CJK SC" w:cs="Noto Sans CJK SC"/>
+          <w:rFonts w:ascii="Heiti SC" w:hAnsi="Heiti SC" w:eastAsia="Heiti SC" w:cs="Heiti SC"/>
           <w:b w:val="0"/>
           <w:color w:val="374151"/>
           <w:sz w:val="18"/>
@@ -241,7 +241,7 @@
       </w:pPr>
       <w:r>
         <w:rPr>
-          <w:rFonts w:ascii="Noto Sans CJK SC" w:hAnsi="Noto Sans CJK SC" w:eastAsia="Noto Sans CJK SC" w:cs="Noto Sans CJK SC"/>
+          <w:rFonts w:ascii="Heiti SC" w:hAnsi="Heiti SC" w:eastAsia="Heiti SC" w:cs="Heiti SC"/>
           <w:b/>
           <w:color w:val="374151"/>
           <w:sz w:val="20"/>
@@ -256,7 +256,7 @@
       </w:pPr>
       <w:r>
         <w:rPr>
-          <w:rFonts w:ascii="Noto Sans CJK SC" w:hAnsi="Noto Sans CJK SC" w:eastAsia="Noto Sans CJK SC" w:cs="Noto Sans CJK SC"/>
+          <w:rFonts w:ascii="Heiti SC" w:hAnsi="Heiti SC" w:eastAsia="Heiti SC" w:cs="Heiti SC"/>
           <w:b/>
           <w:color w:val="374151"/>
           <w:sz w:val="20"/>
@@ -271,7 +271,7 @@
       </w:pPr>
       <w:r>
         <w:rPr>
-          <w:rFonts w:ascii="Noto Sans CJK SC" w:hAnsi="Noto Sans CJK SC" w:eastAsia="Noto Sans CJK SC" w:cs="Noto Sans CJK SC"/>
+          <w:rFonts w:ascii="Heiti SC" w:hAnsi="Heiti SC" w:eastAsia="Heiti SC" w:cs="Heiti SC"/>
           <w:b/>
           <w:color w:val="374151"/>
           <w:sz w:val="20"/>
@@ -286,7 +286,7 @@
       </w:pPr>
       <w:r>
         <w:rPr>
-          <w:rFonts w:ascii="Noto Sans CJK SC" w:hAnsi="Noto Sans CJK SC" w:eastAsia="Noto Sans CJK SC" w:cs="Noto Sans CJK SC"/>
+          <w:rFonts w:ascii="Heiti SC" w:hAnsi="Heiti SC" w:eastAsia="Heiti SC" w:cs="Heiti SC"/>
           <w:b/>
           <w:color w:val="374151"/>
           <w:sz w:val="20"/>
@@ -301,7 +301,7 @@
       </w:pPr>
       <w:r>
         <w:rPr>
-          <w:rFonts w:ascii="Noto Sans CJK SC" w:hAnsi="Noto Sans CJK SC" w:eastAsia="Noto Sans CJK SC" w:cs="Noto Sans CJK SC"/>
+          <w:rFonts w:ascii="Heiti SC" w:hAnsi="Heiti SC" w:eastAsia="Heiti SC" w:cs="Heiti SC"/>
           <w:b w:val="0"/>
           <w:color w:val="374151"/>
           <w:sz w:val="18"/>
@@ -316,7 +316,7 @@
       </w:pPr>
       <w:r>
         <w:rPr>
-          <w:rFonts w:ascii="Noto Sans CJK SC" w:hAnsi="Noto Sans CJK SC" w:eastAsia="Noto Sans CJK SC" w:cs="Noto Sans CJK SC"/>
+          <w:rFonts w:ascii="Heiti SC" w:hAnsi="Heiti SC" w:eastAsia="Heiti SC" w:cs="Heiti SC"/>
           <w:b w:val="0"/>
           <w:color w:val="374151"/>
           <w:sz w:val="18"/>
@@ -331,7 +331,7 @@
       </w:pPr>
       <w:r>
         <w:rPr>
-          <w:rFonts w:ascii="Noto Sans CJK SC" w:hAnsi="Noto Sans CJK SC" w:eastAsia="Noto Sans CJK SC" w:cs="Noto Sans CJK SC"/>
+          <w:rFonts w:ascii="Heiti SC" w:hAnsi="Heiti SC" w:eastAsia="Heiti SC" w:cs="Heiti SC"/>
           <w:b/>
           <w:color w:val="374151"/>
           <w:sz w:val="20"/>
@@ -346,7 +346,7 @@
       </w:pPr>
       <w:r>
         <w:rPr>
-          <w:rFonts w:ascii="Noto Sans CJK SC" w:hAnsi="Noto Sans CJK SC" w:eastAsia="Noto Sans CJK SC" w:cs="Noto Sans CJK SC"/>
+          <w:rFonts w:ascii="Heiti SC" w:hAnsi="Heiti SC" w:eastAsia="Heiti SC" w:cs="Heiti SC"/>
           <w:b/>
           <w:color w:val="374151"/>
           <w:sz w:val="20"/>
@@ -361,7 +361,7 @@
       </w:pPr>
       <w:r>
         <w:rPr>
-          <w:rFonts w:ascii="Noto Sans CJK SC" w:hAnsi="Noto Sans CJK SC" w:eastAsia="Noto Sans CJK SC" w:cs="Noto Sans CJK SC"/>
+          <w:rFonts w:ascii="Heiti SC" w:hAnsi="Heiti SC" w:eastAsia="Heiti SC" w:cs="Heiti SC"/>
           <w:b/>
           <w:color w:val="374151"/>
           <w:sz w:val="20"/>
@@ -376,7 +376,7 @@
       </w:pPr>
       <w:r>
         <w:rPr>
-          <w:rFonts w:ascii="Noto Sans CJK SC" w:hAnsi="Noto Sans CJK SC" w:eastAsia="Noto Sans CJK SC" w:cs="Noto Sans CJK SC"/>
+          <w:rFonts w:ascii="Heiti SC" w:hAnsi="Heiti SC" w:eastAsia="Heiti SC" w:cs="Heiti SC"/>
           <w:b/>
           <w:color w:val="374151"/>
           <w:sz w:val="20"/>
@@ -391,7 +391,7 @@
       </w:pPr>
       <w:r>
         <w:rPr>
-          <w:rFonts w:ascii="Noto Sans CJK SC" w:hAnsi="Noto Sans CJK SC" w:eastAsia="Noto Sans CJK SC" w:cs="Noto Sans CJK SC"/>
+          <w:rFonts w:ascii="Heiti SC" w:hAnsi="Heiti SC" w:eastAsia="Heiti SC" w:cs="Heiti SC"/>
           <w:b/>
           <w:color w:val="374151"/>
           <w:sz w:val="20"/>
@@ -407,7 +407,7 @@
     <w:p>
       <w:r>
         <w:rPr>
-          <w:rFonts w:ascii="Noto Sans CJK SC" w:hAnsi="Noto Sans CJK SC" w:eastAsia="Noto Sans CJK SC" w:cs="Noto Sans CJK SC"/>
+          <w:rFonts w:ascii="Heiti SC" w:hAnsi="Heiti SC" w:eastAsia="Heiti SC" w:cs="Heiti SC"/>
           <w:sz w:val="22"/>
         </w:rPr>
         <w:t>本地多模态外贸营销作战室。一台 NVIDIA DGX Spark = 一支本地运行的多模态外贸营销团队。</w:t>
@@ -456,7 +456,7 @@
             </w:pPr>
             <w:r>
               <w:rPr>
-                <w:rFonts w:ascii="Noto Sans CJK SC" w:hAnsi="Noto Sans CJK SC" w:eastAsia="Noto Sans CJK SC" w:cs="Noto Sans CJK SC"/>
+                <w:rFonts w:ascii="Heiti SC" w:hAnsi="Heiti SC" w:eastAsia="Heiti SC" w:cs="Heiti SC"/>
                 <w:b/>
                 <w:color w:val="111827"/>
                 <w:sz w:val="18"/>
@@ -483,7 +483,7 @@
             </w:pPr>
             <w:r>
               <w:rPr>
-                <w:rFonts w:ascii="Noto Sans CJK SC" w:hAnsi="Noto Sans CJK SC" w:eastAsia="Noto Sans CJK SC" w:cs="Noto Sans CJK SC"/>
+                <w:rFonts w:ascii="Heiti SC" w:hAnsi="Heiti SC" w:eastAsia="Heiti SC" w:cs="Heiti SC"/>
                 <w:b/>
                 <w:color w:val="111827"/>
                 <w:sz w:val="18"/>
@@ -512,7 +512,7 @@
             </w:pPr>
             <w:r>
               <w:rPr>
-                <w:rFonts w:ascii="Noto Sans CJK SC" w:hAnsi="Noto Sans CJK SC" w:eastAsia="Noto Sans CJK SC" w:cs="Noto Sans CJK SC"/>
+                <w:rFonts w:ascii="Heiti SC" w:hAnsi="Heiti SC" w:eastAsia="Heiti SC" w:cs="Heiti SC"/>
                 <w:b w:val="0"/>
                 <w:color w:val="111827"/>
                 <w:sz w:val="18"/>
@@ -538,7 +538,7 @@
             </w:pPr>
             <w:r>
               <w:rPr>
-                <w:rFonts w:ascii="Noto Sans CJK SC" w:hAnsi="Noto Sans CJK SC" w:eastAsia="Noto Sans CJK SC" w:cs="Noto Sans CJK SC"/>
+                <w:rFonts w:ascii="Heiti SC" w:hAnsi="Heiti SC" w:eastAsia="Heiti SC" w:cs="Heiti SC"/>
                 <w:b w:val="0"/>
                 <w:color w:val="111827"/>
                 <w:sz w:val="18"/>
@@ -568,7 +568,7 @@
             </w:pPr>
             <w:r>
               <w:rPr>
-                <w:rFonts w:ascii="Noto Sans CJK SC" w:hAnsi="Noto Sans CJK SC" w:eastAsia="Noto Sans CJK SC" w:cs="Noto Sans CJK SC"/>
+                <w:rFonts w:ascii="Heiti SC" w:hAnsi="Heiti SC" w:eastAsia="Heiti SC" w:cs="Heiti SC"/>
                 <w:b w:val="0"/>
                 <w:color w:val="111827"/>
                 <w:sz w:val="18"/>
@@ -595,7 +595,7 @@
             </w:pPr>
             <w:r>
               <w:rPr>
-                <w:rFonts w:ascii="Noto Sans CJK SC" w:hAnsi="Noto Sans CJK SC" w:eastAsia="Noto Sans CJK SC" w:cs="Noto Sans CJK SC"/>
+                <w:rFonts w:ascii="Heiti SC" w:hAnsi="Heiti SC" w:eastAsia="Heiti SC" w:cs="Heiti SC"/>
                 <w:b w:val="0"/>
                 <w:color w:val="111827"/>
                 <w:sz w:val="18"/>
@@ -624,7 +624,7 @@
             </w:pPr>
             <w:r>
               <w:rPr>
-                <w:rFonts w:ascii="Noto Sans CJK SC" w:hAnsi="Noto Sans CJK SC" w:eastAsia="Noto Sans CJK SC" w:cs="Noto Sans CJK SC"/>
+                <w:rFonts w:ascii="Heiti SC" w:hAnsi="Heiti SC" w:eastAsia="Heiti SC" w:cs="Heiti SC"/>
                 <w:b w:val="0"/>
                 <w:color w:val="111827"/>
                 <w:sz w:val="18"/>
@@ -650,7 +650,7 @@
             </w:pPr>
             <w:r>
               <w:rPr>
-                <w:rFonts w:ascii="Noto Sans CJK SC" w:hAnsi="Noto Sans CJK SC" w:eastAsia="Noto Sans CJK SC" w:cs="Noto Sans CJK SC"/>
+                <w:rFonts w:ascii="Heiti SC" w:hAnsi="Heiti SC" w:eastAsia="Heiti SC" w:cs="Heiti SC"/>
                 <w:b w:val="0"/>
                 <w:color w:val="111827"/>
                 <w:sz w:val="18"/>
@@ -680,7 +680,7 @@
             </w:pPr>
             <w:r>
               <w:rPr>
-                <w:rFonts w:ascii="Noto Sans CJK SC" w:hAnsi="Noto Sans CJK SC" w:eastAsia="Noto Sans CJK SC" w:cs="Noto Sans CJK SC"/>
+                <w:rFonts w:ascii="Heiti SC" w:hAnsi="Heiti SC" w:eastAsia="Heiti SC" w:cs="Heiti SC"/>
                 <w:b w:val="0"/>
                 <w:color w:val="111827"/>
                 <w:sz w:val="18"/>
@@ -707,7 +707,7 @@
             </w:pPr>
             <w:r>
               <w:rPr>
-                <w:rFonts w:ascii="Noto Sans CJK SC" w:hAnsi="Noto Sans CJK SC" w:eastAsia="Noto Sans CJK SC" w:cs="Noto Sans CJK SC"/>
+                <w:rFonts w:ascii="Heiti SC" w:hAnsi="Heiti SC" w:eastAsia="Heiti SC" w:cs="Heiti SC"/>
                 <w:b w:val="0"/>
                 <w:color w:val="111827"/>
                 <w:sz w:val="18"/>
@@ -736,7 +736,7 @@
             </w:pPr>
             <w:r>
               <w:rPr>
-                <w:rFonts w:ascii="Noto Sans CJK SC" w:hAnsi="Noto Sans CJK SC" w:eastAsia="Noto Sans CJK SC" w:cs="Noto Sans CJK SC"/>
+                <w:rFonts w:ascii="Heiti SC" w:hAnsi="Heiti SC" w:eastAsia="Heiti SC" w:cs="Heiti SC"/>
                 <w:b w:val="0"/>
                 <w:color w:val="111827"/>
                 <w:sz w:val="18"/>
@@ -762,7 +762,7 @@
             </w:pPr>
             <w:r>
               <w:rPr>
-                <w:rFonts w:ascii="Noto Sans CJK SC" w:hAnsi="Noto Sans CJK SC" w:eastAsia="Noto Sans CJK SC" w:cs="Noto Sans CJK SC"/>
+                <w:rFonts w:ascii="Heiti SC" w:hAnsi="Heiti SC" w:eastAsia="Heiti SC" w:cs="Heiti SC"/>
                 <w:b w:val="0"/>
                 <w:color w:val="111827"/>
                 <w:sz w:val="18"/>
@@ -792,7 +792,7 @@
             </w:pPr>
             <w:r>
               <w:rPr>
-                <w:rFonts w:ascii="Noto Sans CJK SC" w:hAnsi="Noto Sans CJK SC" w:eastAsia="Noto Sans CJK SC" w:cs="Noto Sans CJK SC"/>
+                <w:rFonts w:ascii="Heiti SC" w:hAnsi="Heiti SC" w:eastAsia="Heiti SC" w:cs="Heiti SC"/>
                 <w:b w:val="0"/>
                 <w:color w:val="111827"/>
                 <w:sz w:val="18"/>
@@ -819,7 +819,7 @@
             </w:pPr>
             <w:r>
               <w:rPr>
-                <w:rFonts w:ascii="Noto Sans CJK SC" w:hAnsi="Noto Sans CJK SC" w:eastAsia="Noto Sans CJK SC" w:cs="Noto Sans CJK SC"/>
+                <w:rFonts w:ascii="Heiti SC" w:hAnsi="Heiti SC" w:eastAsia="Heiti SC" w:cs="Heiti SC"/>
                 <w:b w:val="0"/>
                 <w:color w:val="111827"/>
                 <w:sz w:val="18"/>
@@ -848,7 +848,7 @@
             </w:pPr>
             <w:r>
               <w:rPr>
-                <w:rFonts w:ascii="Noto Sans CJK SC" w:hAnsi="Noto Sans CJK SC" w:eastAsia="Noto Sans CJK SC" w:cs="Noto Sans CJK SC"/>
+                <w:rFonts w:ascii="Heiti SC" w:hAnsi="Heiti SC" w:eastAsia="Heiti SC" w:cs="Heiti SC"/>
                 <w:b w:val="0"/>
                 <w:color w:val="111827"/>
                 <w:sz w:val="18"/>
@@ -874,7 +874,7 @@
             </w:pPr>
             <w:r>
               <w:rPr>
-                <w:rFonts w:ascii="Noto Sans CJK SC" w:hAnsi="Noto Sans CJK SC" w:eastAsia="Noto Sans CJK SC" w:cs="Noto Sans CJK SC"/>
+                <w:rFonts w:ascii="Heiti SC" w:hAnsi="Heiti SC" w:eastAsia="Heiti SC" w:cs="Heiti SC"/>
                 <w:b w:val="0"/>
                 <w:color w:val="111827"/>
                 <w:sz w:val="18"/>
@@ -904,7 +904,7 @@
             </w:pPr>
             <w:r>
               <w:rPr>
-                <w:rFonts w:ascii="Noto Sans CJK SC" w:hAnsi="Noto Sans CJK SC" w:eastAsia="Noto Sans CJK SC" w:cs="Noto Sans CJK SC"/>
+                <w:rFonts w:ascii="Heiti SC" w:hAnsi="Heiti SC" w:eastAsia="Heiti SC" w:cs="Heiti SC"/>
                 <w:b w:val="0"/>
                 <w:color w:val="111827"/>
                 <w:sz w:val="18"/>
@@ -931,7 +931,7 @@
             </w:pPr>
             <w:r>
               <w:rPr>
-                <w:rFonts w:ascii="Noto Sans CJK SC" w:hAnsi="Noto Sans CJK SC" w:eastAsia="Noto Sans CJK SC" w:cs="Noto Sans CJK SC"/>
+                <w:rFonts w:ascii="Heiti SC" w:hAnsi="Heiti SC" w:eastAsia="Heiti SC" w:cs="Heiti SC"/>
                 <w:b w:val="0"/>
                 <w:color w:val="111827"/>
                 <w:sz w:val="18"/>
@@ -994,7 +994,7 @@
             </w:pPr>
             <w:r>
               <w:rPr>
-                <w:rFonts w:ascii="Noto Sans CJK SC" w:hAnsi="Noto Sans CJK SC" w:eastAsia="Noto Sans CJK SC" w:cs="Noto Sans CJK SC"/>
+                <w:rFonts w:ascii="Heiti SC" w:hAnsi="Heiti SC" w:eastAsia="Heiti SC" w:cs="Heiti SC"/>
                 <w:b/>
                 <w:color w:val="111827"/>
                 <w:sz w:val="18"/>
@@ -1021,7 +1021,7 @@
             </w:pPr>
             <w:r>
               <w:rPr>
-                <w:rFonts w:ascii="Noto Sans CJK SC" w:hAnsi="Noto Sans CJK SC" w:eastAsia="Noto Sans CJK SC" w:cs="Noto Sans CJK SC"/>
+                <w:rFonts w:ascii="Heiti SC" w:hAnsi="Heiti SC" w:eastAsia="Heiti SC" w:cs="Heiti SC"/>
                 <w:b/>
                 <w:color w:val="111827"/>
                 <w:sz w:val="18"/>
@@ -1048,7 +1048,7 @@
             </w:pPr>
             <w:r>
               <w:rPr>
-                <w:rFonts w:ascii="Noto Sans CJK SC" w:hAnsi="Noto Sans CJK SC" w:eastAsia="Noto Sans CJK SC" w:cs="Noto Sans CJK SC"/>
+                <w:rFonts w:ascii="Heiti SC" w:hAnsi="Heiti SC" w:eastAsia="Heiti SC" w:cs="Heiti SC"/>
                 <w:b/>
                 <w:color w:val="111827"/>
                 <w:sz w:val="18"/>
@@ -1077,7 +1077,7 @@
             </w:pPr>
             <w:r>
               <w:rPr>
-                <w:rFonts w:ascii="Noto Sans CJK SC" w:hAnsi="Noto Sans CJK SC" w:eastAsia="Noto Sans CJK SC" w:cs="Noto Sans CJK SC"/>
+                <w:rFonts w:ascii="Heiti SC" w:hAnsi="Heiti SC" w:eastAsia="Heiti SC" w:cs="Heiti SC"/>
                 <w:b w:val="0"/>
                 <w:color w:val="111827"/>
                 <w:sz w:val="18"/>
@@ -1103,7 +1103,7 @@
             </w:pPr>
             <w:r>
               <w:rPr>
-                <w:rFonts w:ascii="Noto Sans CJK SC" w:hAnsi="Noto Sans CJK SC" w:eastAsia="Noto Sans CJK SC" w:cs="Noto Sans CJK SC"/>
+                <w:rFonts w:ascii="Heiti SC" w:hAnsi="Heiti SC" w:eastAsia="Heiti SC" w:cs="Heiti SC"/>
                 <w:b w:val="0"/>
                 <w:color w:val="111827"/>
                 <w:sz w:val="18"/>
@@ -1129,7 +1129,7 @@
             </w:pPr>
             <w:r>
               <w:rPr>
-                <w:rFonts w:ascii="Noto Sans CJK SC" w:hAnsi="Noto Sans CJK SC" w:eastAsia="Noto Sans CJK SC" w:cs="Noto Sans CJK SC"/>
+                <w:rFonts w:ascii="Heiti SC" w:hAnsi="Heiti SC" w:eastAsia="Heiti SC" w:cs="Heiti SC"/>
                 <w:b w:val="0"/>
                 <w:color w:val="111827"/>
                 <w:sz w:val="18"/>
@@ -1159,7 +1159,7 @@
             </w:pPr>
             <w:r>
               <w:rPr>
-                <w:rFonts w:ascii="Noto Sans CJK SC" w:hAnsi="Noto Sans CJK SC" w:eastAsia="Noto Sans CJK SC" w:cs="Noto Sans CJK SC"/>
+                <w:rFonts w:ascii="Heiti SC" w:hAnsi="Heiti SC" w:eastAsia="Heiti SC" w:cs="Heiti SC"/>
                 <w:b w:val="0"/>
                 <w:color w:val="111827"/>
                 <w:sz w:val="18"/>
@@ -1186,7 +1186,7 @@
             </w:pPr>
             <w:r>
               <w:rPr>
-                <w:rFonts w:ascii="Noto Sans CJK SC" w:hAnsi="Noto Sans CJK SC" w:eastAsia="Noto Sans CJK SC" w:cs="Noto Sans CJK SC"/>
+                <w:rFonts w:ascii="Heiti SC" w:hAnsi="Heiti SC" w:eastAsia="Heiti SC" w:cs="Heiti SC"/>
                 <w:b w:val="0"/>
                 <w:color w:val="111827"/>
                 <w:sz w:val="18"/>
@@ -1213,12 +1213,12 @@
             </w:pPr>
             <w:r>
               <w:rPr>
-                <w:rFonts w:ascii="Noto Sans CJK SC" w:hAnsi="Noto Sans CJK SC" w:eastAsia="Noto Sans CJK SC" w:cs="Noto Sans CJK SC"/>
+                <w:rFonts w:ascii="Heiti SC" w:hAnsi="Heiti SC" w:eastAsia="Heiti SC" w:cs="Heiti SC"/>
                 <w:b w:val="0"/>
                 <w:color w:val="111827"/>
                 <w:sz w:val="18"/>
               </w:rPr>
-              <w:t>对齐最终实机实现：Qwen3.6 GGUF、CUDA llama.cpp、Step1X、Cosmos3-Edge、NeMo 音频栈、按需模型卸载、自动下载与对抗性验收</w:t>
+              <w:t>对齐当前实现：Qwen3.6 NVFP4、native vLLM 0.25.1、Step1X、Cosmos3-Edge、NeMo 音频栈、按需模型卸载、自动下载与对抗性验收</w:t>
             </w:r>
           </w:p>
         </w:tc>
@@ -1235,7 +1235,7 @@
     <w:p>
       <w:r>
         <w:rPr>
-          <w:rFonts w:ascii="Noto Sans CJK SC" w:hAnsi="Noto Sans CJK SC" w:eastAsia="Noto Sans CJK SC" w:cs="Noto Sans CJK SC"/>
+          <w:rFonts w:ascii="Heiti SC" w:hAnsi="Heiti SC" w:eastAsia="Heiti SC" w:cs="Heiti SC"/>
           <w:sz w:val="22"/>
         </w:rPr>
         <w:t>出海方舟 OverseaArk 是部署在 DGX Spark 上的本地多模态外贸营销 campaign 工作台。用户上传产品图，填写产品描述、来源市场、目标市场和 zh/en/ja 语言配置，系统用六个固定阶段生成市场定位、买家画像、多语言文案、视觉图、视频/语音素材、质量报告和导出包。</w:t>
@@ -1244,7 +1244,7 @@
     <w:p>
       <w:r>
         <w:rPr>
-          <w:rFonts w:ascii="Noto Sans CJK SC" w:hAnsi="Noto Sans CJK SC" w:eastAsia="Noto Sans CJK SC" w:cs="Noto Sans CJK SC"/>
+          <w:rFonts w:ascii="Heiti SC" w:hAnsi="Heiti SC" w:eastAsia="Heiti SC" w:cs="Heiti SC"/>
           <w:sz w:val="22"/>
         </w:rPr>
         <w:t>v1.1 的重点不是扩展云端能力，而是证明一台本地 DGX Spark 能把敏感产品资料留在本机，同时完成可观测、可重跑、可导出的多模态 Agent 流水线。</w:t>
@@ -1303,7 +1303,7 @@
             </w:pPr>
             <w:r>
               <w:rPr>
-                <w:rFonts w:ascii="Noto Sans CJK SC" w:hAnsi="Noto Sans CJK SC" w:eastAsia="Noto Sans CJK SC" w:cs="Noto Sans CJK SC"/>
+                <w:rFonts w:ascii="Heiti SC" w:hAnsi="Heiti SC" w:eastAsia="Heiti SC" w:cs="Heiti SC"/>
                 <w:b/>
                 <w:color w:val="111827"/>
                 <w:sz w:val="18"/>
@@ -1330,7 +1330,7 @@
             </w:pPr>
             <w:r>
               <w:rPr>
-                <w:rFonts w:ascii="Noto Sans CJK SC" w:hAnsi="Noto Sans CJK SC" w:eastAsia="Noto Sans CJK SC" w:cs="Noto Sans CJK SC"/>
+                <w:rFonts w:ascii="Heiti SC" w:hAnsi="Heiti SC" w:eastAsia="Heiti SC" w:cs="Heiti SC"/>
                 <w:b/>
                 <w:color w:val="111827"/>
                 <w:sz w:val="18"/>
@@ -1357,7 +1357,7 @@
             </w:pPr>
             <w:r>
               <w:rPr>
-                <w:rFonts w:ascii="Noto Sans CJK SC" w:hAnsi="Noto Sans CJK SC" w:eastAsia="Noto Sans CJK SC" w:cs="Noto Sans CJK SC"/>
+                <w:rFonts w:ascii="Heiti SC" w:hAnsi="Heiti SC" w:eastAsia="Heiti SC" w:cs="Heiti SC"/>
                 <w:b/>
                 <w:color w:val="111827"/>
                 <w:sz w:val="18"/>
@@ -1384,7 +1384,7 @@
             </w:pPr>
             <w:r>
               <w:rPr>
-                <w:rFonts w:ascii="Noto Sans CJK SC" w:hAnsi="Noto Sans CJK SC" w:eastAsia="Noto Sans CJK SC" w:cs="Noto Sans CJK SC"/>
+                <w:rFonts w:ascii="Heiti SC" w:hAnsi="Heiti SC" w:eastAsia="Heiti SC" w:cs="Heiti SC"/>
                 <w:b/>
                 <w:color w:val="111827"/>
                 <w:sz w:val="18"/>
@@ -1413,7 +1413,7 @@
             </w:pPr>
             <w:r>
               <w:rPr>
-                <w:rFonts w:ascii="Noto Sans CJK SC" w:hAnsi="Noto Sans CJK SC" w:eastAsia="Noto Sans CJK SC" w:cs="Noto Sans CJK SC"/>
+                <w:rFonts w:ascii="Heiti SC" w:hAnsi="Heiti SC" w:eastAsia="Heiti SC" w:cs="Heiti SC"/>
                 <w:b w:val="0"/>
                 <w:color w:val="111827"/>
                 <w:sz w:val="18"/>
@@ -1439,7 +1439,7 @@
             </w:pPr>
             <w:r>
               <w:rPr>
-                <w:rFonts w:ascii="Noto Sans CJK SC" w:hAnsi="Noto Sans CJK SC" w:eastAsia="Noto Sans CJK SC" w:cs="Noto Sans CJK SC"/>
+                <w:rFonts w:ascii="Heiti SC" w:hAnsi="Heiti SC" w:eastAsia="Heiti SC" w:cs="Heiti SC"/>
                 <w:b w:val="0"/>
                 <w:color w:val="111827"/>
                 <w:sz w:val="18"/>
@@ -1465,7 +1465,7 @@
             </w:pPr>
             <w:r>
               <w:rPr>
-                <w:rFonts w:ascii="Noto Sans CJK SC" w:hAnsi="Noto Sans CJK SC" w:eastAsia="Noto Sans CJK SC" w:cs="Noto Sans CJK SC"/>
+                <w:rFonts w:ascii="Heiti SC" w:hAnsi="Heiti SC" w:eastAsia="Heiti SC" w:cs="Heiti SC"/>
                 <w:b w:val="0"/>
                 <w:color w:val="111827"/>
                 <w:sz w:val="18"/>
@@ -1491,7 +1491,7 @@
             </w:pPr>
             <w:r>
               <w:rPr>
-                <w:rFonts w:ascii="Noto Sans CJK SC" w:hAnsi="Noto Sans CJK SC" w:eastAsia="Noto Sans CJK SC" w:cs="Noto Sans CJK SC"/>
+                <w:rFonts w:ascii="Heiti SC" w:hAnsi="Heiti SC" w:eastAsia="Heiti SC" w:cs="Heiti SC"/>
                 <w:b w:val="0"/>
                 <w:color w:val="111827"/>
                 <w:sz w:val="18"/>
@@ -1521,7 +1521,7 @@
             </w:pPr>
             <w:r>
               <w:rPr>
-                <w:rFonts w:ascii="Noto Sans CJK SC" w:hAnsi="Noto Sans CJK SC" w:eastAsia="Noto Sans CJK SC" w:cs="Noto Sans CJK SC"/>
+                <w:rFonts w:ascii="Heiti SC" w:hAnsi="Heiti SC" w:eastAsia="Heiti SC" w:cs="Heiti SC"/>
                 <w:b w:val="0"/>
                 <w:color w:val="111827"/>
                 <w:sz w:val="18"/>
@@ -1548,7 +1548,7 @@
             </w:pPr>
             <w:r>
               <w:rPr>
-                <w:rFonts w:ascii="Noto Sans CJK SC" w:hAnsi="Noto Sans CJK SC" w:eastAsia="Noto Sans CJK SC" w:cs="Noto Sans CJK SC"/>
+                <w:rFonts w:ascii="Heiti SC" w:hAnsi="Heiti SC" w:eastAsia="Heiti SC" w:cs="Heiti SC"/>
                 <w:b w:val="0"/>
                 <w:color w:val="111827"/>
                 <w:sz w:val="18"/>
@@ -1575,7 +1575,7 @@
             </w:pPr>
             <w:r>
               <w:rPr>
-                <w:rFonts w:ascii="Noto Sans CJK SC" w:hAnsi="Noto Sans CJK SC" w:eastAsia="Noto Sans CJK SC" w:cs="Noto Sans CJK SC"/>
+                <w:rFonts w:ascii="Heiti SC" w:hAnsi="Heiti SC" w:eastAsia="Heiti SC" w:cs="Heiti SC"/>
                 <w:b w:val="0"/>
                 <w:color w:val="111827"/>
                 <w:sz w:val="18"/>
@@ -1602,7 +1602,7 @@
             </w:pPr>
             <w:r>
               <w:rPr>
-                <w:rFonts w:ascii="Noto Sans CJK SC" w:hAnsi="Noto Sans CJK SC" w:eastAsia="Noto Sans CJK SC" w:cs="Noto Sans CJK SC"/>
+                <w:rFonts w:ascii="Heiti SC" w:hAnsi="Heiti SC" w:eastAsia="Heiti SC" w:cs="Heiti SC"/>
                 <w:b w:val="0"/>
                 <w:color w:val="111827"/>
                 <w:sz w:val="18"/>
@@ -1631,7 +1631,7 @@
             </w:pPr>
             <w:r>
               <w:rPr>
-                <w:rFonts w:ascii="Noto Sans CJK SC" w:hAnsi="Noto Sans CJK SC" w:eastAsia="Noto Sans CJK SC" w:cs="Noto Sans CJK SC"/>
+                <w:rFonts w:ascii="Heiti SC" w:hAnsi="Heiti SC" w:eastAsia="Heiti SC" w:cs="Heiti SC"/>
                 <w:b w:val="0"/>
                 <w:color w:val="111827"/>
                 <w:sz w:val="18"/>
@@ -1657,7 +1657,7 @@
             </w:pPr>
             <w:r>
               <w:rPr>
-                <w:rFonts w:ascii="Noto Sans CJK SC" w:hAnsi="Noto Sans CJK SC" w:eastAsia="Noto Sans CJK SC" w:cs="Noto Sans CJK SC"/>
+                <w:rFonts w:ascii="Heiti SC" w:hAnsi="Heiti SC" w:eastAsia="Heiti SC" w:cs="Heiti SC"/>
                 <w:b w:val="0"/>
                 <w:color w:val="111827"/>
                 <w:sz w:val="18"/>
@@ -1683,7 +1683,7 @@
             </w:pPr>
             <w:r>
               <w:rPr>
-                <w:rFonts w:ascii="Noto Sans CJK SC" w:hAnsi="Noto Sans CJK SC" w:eastAsia="Noto Sans CJK SC" w:cs="Noto Sans CJK SC"/>
+                <w:rFonts w:ascii="Heiti SC" w:hAnsi="Heiti SC" w:eastAsia="Heiti SC" w:cs="Heiti SC"/>
                 <w:b w:val="0"/>
                 <w:color w:val="111827"/>
                 <w:sz w:val="18"/>
@@ -1709,7 +1709,7 @@
             </w:pPr>
             <w:r>
               <w:rPr>
-                <w:rFonts w:ascii="Noto Sans CJK SC" w:hAnsi="Noto Sans CJK SC" w:eastAsia="Noto Sans CJK SC" w:cs="Noto Sans CJK SC"/>
+                <w:rFonts w:ascii="Heiti SC" w:hAnsi="Heiti SC" w:eastAsia="Heiti SC" w:cs="Heiti SC"/>
                 <w:b w:val="0"/>
                 <w:color w:val="111827"/>
                 <w:sz w:val="18"/>
@@ -1739,7 +1739,7 @@
             </w:pPr>
             <w:r>
               <w:rPr>
-                <w:rFonts w:ascii="Noto Sans CJK SC" w:hAnsi="Noto Sans CJK SC" w:eastAsia="Noto Sans CJK SC" w:cs="Noto Sans CJK SC"/>
+                <w:rFonts w:ascii="Heiti SC" w:hAnsi="Heiti SC" w:eastAsia="Heiti SC" w:cs="Heiti SC"/>
                 <w:b w:val="0"/>
                 <w:color w:val="111827"/>
                 <w:sz w:val="18"/>
@@ -1766,7 +1766,7 @@
             </w:pPr>
             <w:r>
               <w:rPr>
-                <w:rFonts w:ascii="Noto Sans CJK SC" w:hAnsi="Noto Sans CJK SC" w:eastAsia="Noto Sans CJK SC" w:cs="Noto Sans CJK SC"/>
+                <w:rFonts w:ascii="Heiti SC" w:hAnsi="Heiti SC" w:eastAsia="Heiti SC" w:cs="Heiti SC"/>
                 <w:b w:val="0"/>
                 <w:color w:val="111827"/>
                 <w:sz w:val="18"/>
@@ -1793,7 +1793,7 @@
             </w:pPr>
             <w:r>
               <w:rPr>
-                <w:rFonts w:ascii="Noto Sans CJK SC" w:hAnsi="Noto Sans CJK SC" w:eastAsia="Noto Sans CJK SC" w:cs="Noto Sans CJK SC"/>
+                <w:rFonts w:ascii="Heiti SC" w:hAnsi="Heiti SC" w:eastAsia="Heiti SC" w:cs="Heiti SC"/>
                 <w:b w:val="0"/>
                 <w:color w:val="111827"/>
                 <w:sz w:val="18"/>
@@ -1820,7 +1820,7 @@
             </w:pPr>
             <w:r>
               <w:rPr>
-                <w:rFonts w:ascii="Noto Sans CJK SC" w:hAnsi="Noto Sans CJK SC" w:eastAsia="Noto Sans CJK SC" w:cs="Noto Sans CJK SC"/>
+                <w:rFonts w:ascii="Heiti SC" w:hAnsi="Heiti SC" w:eastAsia="Heiti SC" w:cs="Heiti SC"/>
                 <w:b w:val="0"/>
                 <w:color w:val="111827"/>
                 <w:sz w:val="18"/>
@@ -1883,7 +1883,7 @@
             </w:pPr>
             <w:r>
               <w:rPr>
-                <w:rFonts w:ascii="Noto Sans CJK SC" w:hAnsi="Noto Sans CJK SC" w:eastAsia="Noto Sans CJK SC" w:cs="Noto Sans CJK SC"/>
+                <w:rFonts w:ascii="Heiti SC" w:hAnsi="Heiti SC" w:eastAsia="Heiti SC" w:cs="Heiti SC"/>
                 <w:b/>
                 <w:color w:val="111827"/>
                 <w:sz w:val="18"/>
@@ -1910,7 +1910,7 @@
             </w:pPr>
             <w:r>
               <w:rPr>
-                <w:rFonts w:ascii="Noto Sans CJK SC" w:hAnsi="Noto Sans CJK SC" w:eastAsia="Noto Sans CJK SC" w:cs="Noto Sans CJK SC"/>
+                <w:rFonts w:ascii="Heiti SC" w:hAnsi="Heiti SC" w:eastAsia="Heiti SC" w:cs="Heiti SC"/>
                 <w:b/>
                 <w:color w:val="111827"/>
                 <w:sz w:val="18"/>
@@ -1937,7 +1937,7 @@
             </w:pPr>
             <w:r>
               <w:rPr>
-                <w:rFonts w:ascii="Noto Sans CJK SC" w:hAnsi="Noto Sans CJK SC" w:eastAsia="Noto Sans CJK SC" w:cs="Noto Sans CJK SC"/>
+                <w:rFonts w:ascii="Heiti SC" w:hAnsi="Heiti SC" w:eastAsia="Heiti SC" w:cs="Heiti SC"/>
                 <w:b/>
                 <w:color w:val="111827"/>
                 <w:sz w:val="18"/>
@@ -1966,7 +1966,7 @@
             </w:pPr>
             <w:r>
               <w:rPr>
-                <w:rFonts w:ascii="Noto Sans CJK SC" w:hAnsi="Noto Sans CJK SC" w:eastAsia="Noto Sans CJK SC" w:cs="Noto Sans CJK SC"/>
+                <w:rFonts w:ascii="Heiti SC" w:hAnsi="Heiti SC" w:eastAsia="Heiti SC" w:cs="Heiti SC"/>
                 <w:b w:val="0"/>
                 <w:color w:val="111827"/>
                 <w:sz w:val="18"/>
@@ -1992,7 +1992,7 @@
             </w:pPr>
             <w:r>
               <w:rPr>
-                <w:rFonts w:ascii="Noto Sans CJK SC" w:hAnsi="Noto Sans CJK SC" w:eastAsia="Noto Sans CJK SC" w:cs="Noto Sans CJK SC"/>
+                <w:rFonts w:ascii="Heiti SC" w:hAnsi="Heiti SC" w:eastAsia="Heiti SC" w:cs="Heiti SC"/>
                 <w:b w:val="0"/>
                 <w:color w:val="111827"/>
                 <w:sz w:val="18"/>
@@ -2018,7 +2018,7 @@
             </w:pPr>
             <w:r>
               <w:rPr>
-                <w:rFonts w:ascii="Noto Sans CJK SC" w:hAnsi="Noto Sans CJK SC" w:eastAsia="Noto Sans CJK SC" w:cs="Noto Sans CJK SC"/>
+                <w:rFonts w:ascii="Heiti SC" w:hAnsi="Heiti SC" w:eastAsia="Heiti SC" w:cs="Heiti SC"/>
                 <w:b w:val="0"/>
                 <w:color w:val="111827"/>
                 <w:sz w:val="18"/>
@@ -2048,7 +2048,7 @@
             </w:pPr>
             <w:r>
               <w:rPr>
-                <w:rFonts w:ascii="Noto Sans CJK SC" w:hAnsi="Noto Sans CJK SC" w:eastAsia="Noto Sans CJK SC" w:cs="Noto Sans CJK SC"/>
+                <w:rFonts w:ascii="Heiti SC" w:hAnsi="Heiti SC" w:eastAsia="Heiti SC" w:cs="Heiti SC"/>
                 <w:b w:val="0"/>
                 <w:color w:val="111827"/>
                 <w:sz w:val="18"/>
@@ -2075,7 +2075,7 @@
             </w:pPr>
             <w:r>
               <w:rPr>
-                <w:rFonts w:ascii="Noto Sans CJK SC" w:hAnsi="Noto Sans CJK SC" w:eastAsia="Noto Sans CJK SC" w:cs="Noto Sans CJK SC"/>
+                <w:rFonts w:ascii="Heiti SC" w:hAnsi="Heiti SC" w:eastAsia="Heiti SC" w:cs="Heiti SC"/>
                 <w:b w:val="0"/>
                 <w:color w:val="111827"/>
                 <w:sz w:val="18"/>
@@ -2102,7 +2102,7 @@
             </w:pPr>
             <w:r>
               <w:rPr>
-                <w:rFonts w:ascii="Noto Sans CJK SC" w:hAnsi="Noto Sans CJK SC" w:eastAsia="Noto Sans CJK SC" w:cs="Noto Sans CJK SC"/>
+                <w:rFonts w:ascii="Heiti SC" w:hAnsi="Heiti SC" w:eastAsia="Heiti SC" w:cs="Heiti SC"/>
                 <w:b w:val="0"/>
                 <w:color w:val="111827"/>
                 <w:sz w:val="18"/>
@@ -2131,7 +2131,7 @@
             </w:pPr>
             <w:r>
               <w:rPr>
-                <w:rFonts w:ascii="Noto Sans CJK SC" w:hAnsi="Noto Sans CJK SC" w:eastAsia="Noto Sans CJK SC" w:cs="Noto Sans CJK SC"/>
+                <w:rFonts w:ascii="Heiti SC" w:hAnsi="Heiti SC" w:eastAsia="Heiti SC" w:cs="Heiti SC"/>
                 <w:b w:val="0"/>
                 <w:color w:val="111827"/>
                 <w:sz w:val="18"/>
@@ -2157,7 +2157,7 @@
             </w:pPr>
             <w:r>
               <w:rPr>
-                <w:rFonts w:ascii="Noto Sans CJK SC" w:hAnsi="Noto Sans CJK SC" w:eastAsia="Noto Sans CJK SC" w:cs="Noto Sans CJK SC"/>
+                <w:rFonts w:ascii="Heiti SC" w:hAnsi="Heiti SC" w:eastAsia="Heiti SC" w:cs="Heiti SC"/>
                 <w:b w:val="0"/>
                 <w:color w:val="111827"/>
                 <w:sz w:val="18"/>
@@ -2183,7 +2183,7 @@
             </w:pPr>
             <w:r>
               <w:rPr>
-                <w:rFonts w:ascii="Noto Sans CJK SC" w:hAnsi="Noto Sans CJK SC" w:eastAsia="Noto Sans CJK SC" w:cs="Noto Sans CJK SC"/>
+                <w:rFonts w:ascii="Heiti SC" w:hAnsi="Heiti SC" w:eastAsia="Heiti SC" w:cs="Heiti SC"/>
                 <w:b w:val="0"/>
                 <w:color w:val="111827"/>
                 <w:sz w:val="18"/>
@@ -2213,7 +2213,7 @@
             </w:pPr>
             <w:r>
               <w:rPr>
-                <w:rFonts w:ascii="Noto Sans CJK SC" w:hAnsi="Noto Sans CJK SC" w:eastAsia="Noto Sans CJK SC" w:cs="Noto Sans CJK SC"/>
+                <w:rFonts w:ascii="Heiti SC" w:hAnsi="Heiti SC" w:eastAsia="Heiti SC" w:cs="Heiti SC"/>
                 <w:b w:val="0"/>
                 <w:color w:val="111827"/>
                 <w:sz w:val="18"/>
@@ -2240,7 +2240,7 @@
             </w:pPr>
             <w:r>
               <w:rPr>
-                <w:rFonts w:ascii="Noto Sans CJK SC" w:hAnsi="Noto Sans CJK SC" w:eastAsia="Noto Sans CJK SC" w:cs="Noto Sans CJK SC"/>
+                <w:rFonts w:ascii="Heiti SC" w:hAnsi="Heiti SC" w:eastAsia="Heiti SC" w:cs="Heiti SC"/>
                 <w:b w:val="0"/>
                 <w:color w:val="111827"/>
                 <w:sz w:val="18"/>
@@ -2267,7 +2267,7 @@
             </w:pPr>
             <w:r>
               <w:rPr>
-                <w:rFonts w:ascii="Noto Sans CJK SC" w:hAnsi="Noto Sans CJK SC" w:eastAsia="Noto Sans CJK SC" w:cs="Noto Sans CJK SC"/>
+                <w:rFonts w:ascii="Heiti SC" w:hAnsi="Heiti SC" w:eastAsia="Heiti SC" w:cs="Heiti SC"/>
                 <w:b w:val="0"/>
                 <w:color w:val="111827"/>
                 <w:sz w:val="18"/>
@@ -2296,7 +2296,7 @@
             </w:pPr>
             <w:r>
               <w:rPr>
-                <w:rFonts w:ascii="Noto Sans CJK SC" w:hAnsi="Noto Sans CJK SC" w:eastAsia="Noto Sans CJK SC" w:cs="Noto Sans CJK SC"/>
+                <w:rFonts w:ascii="Heiti SC" w:hAnsi="Heiti SC" w:eastAsia="Heiti SC" w:cs="Heiti SC"/>
                 <w:b w:val="0"/>
                 <w:color w:val="111827"/>
                 <w:sz w:val="18"/>
@@ -2322,7 +2322,7 @@
             </w:pPr>
             <w:r>
               <w:rPr>
-                <w:rFonts w:ascii="Noto Sans CJK SC" w:hAnsi="Noto Sans CJK SC" w:eastAsia="Noto Sans CJK SC" w:cs="Noto Sans CJK SC"/>
+                <w:rFonts w:ascii="Heiti SC" w:hAnsi="Heiti SC" w:eastAsia="Heiti SC" w:cs="Heiti SC"/>
                 <w:b w:val="0"/>
                 <w:color w:val="111827"/>
                 <w:sz w:val="18"/>
@@ -2348,7 +2348,7 @@
             </w:pPr>
             <w:r>
               <w:rPr>
-                <w:rFonts w:ascii="Noto Sans CJK SC" w:hAnsi="Noto Sans CJK SC" w:eastAsia="Noto Sans CJK SC" w:cs="Noto Sans CJK SC"/>
+                <w:rFonts w:ascii="Heiti SC" w:hAnsi="Heiti SC" w:eastAsia="Heiti SC" w:cs="Heiti SC"/>
                 <w:b w:val="0"/>
                 <w:color w:val="111827"/>
                 <w:sz w:val="18"/>
@@ -2378,7 +2378,7 @@
             </w:pPr>
             <w:r>
               <w:rPr>
-                <w:rFonts w:ascii="Noto Sans CJK SC" w:hAnsi="Noto Sans CJK SC" w:eastAsia="Noto Sans CJK SC" w:cs="Noto Sans CJK SC"/>
+                <w:rFonts w:ascii="Heiti SC" w:hAnsi="Heiti SC" w:eastAsia="Heiti SC" w:cs="Heiti SC"/>
                 <w:b w:val="0"/>
                 <w:color w:val="111827"/>
                 <w:sz w:val="18"/>
@@ -2405,7 +2405,7 @@
             </w:pPr>
             <w:r>
               <w:rPr>
-                <w:rFonts w:ascii="Noto Sans CJK SC" w:hAnsi="Noto Sans CJK SC" w:eastAsia="Noto Sans CJK SC" w:cs="Noto Sans CJK SC"/>
+                <w:rFonts w:ascii="Heiti SC" w:hAnsi="Heiti SC" w:eastAsia="Heiti SC" w:cs="Heiti SC"/>
                 <w:b w:val="0"/>
                 <w:color w:val="111827"/>
                 <w:sz w:val="18"/>
@@ -2432,7 +2432,7 @@
             </w:pPr>
             <w:r>
               <w:rPr>
-                <w:rFonts w:ascii="Noto Sans CJK SC" w:hAnsi="Noto Sans CJK SC" w:eastAsia="Noto Sans CJK SC" w:cs="Noto Sans CJK SC"/>
+                <w:rFonts w:ascii="Heiti SC" w:hAnsi="Heiti SC" w:eastAsia="Heiti SC" w:cs="Heiti SC"/>
                 <w:b w:val="0"/>
                 <w:color w:val="111827"/>
                 <w:sz w:val="18"/>
@@ -2461,7 +2461,7 @@
             </w:pPr>
             <w:r>
               <w:rPr>
-                <w:rFonts w:ascii="Noto Sans CJK SC" w:hAnsi="Noto Sans CJK SC" w:eastAsia="Noto Sans CJK SC" w:cs="Noto Sans CJK SC"/>
+                <w:rFonts w:ascii="Heiti SC" w:hAnsi="Heiti SC" w:eastAsia="Heiti SC" w:cs="Heiti SC"/>
                 <w:b w:val="0"/>
                 <w:color w:val="111827"/>
                 <w:sz w:val="18"/>
@@ -2487,7 +2487,7 @@
             </w:pPr>
             <w:r>
               <w:rPr>
-                <w:rFonts w:ascii="Noto Sans CJK SC" w:hAnsi="Noto Sans CJK SC" w:eastAsia="Noto Sans CJK SC" w:cs="Noto Sans CJK SC"/>
+                <w:rFonts w:ascii="Heiti SC" w:hAnsi="Heiti SC" w:eastAsia="Heiti SC" w:cs="Heiti SC"/>
                 <w:b w:val="0"/>
                 <w:color w:val="111827"/>
                 <w:sz w:val="18"/>
@@ -2513,7 +2513,7 @@
             </w:pPr>
             <w:r>
               <w:rPr>
-                <w:rFonts w:ascii="Noto Sans CJK SC" w:hAnsi="Noto Sans CJK SC" w:eastAsia="Noto Sans CJK SC" w:cs="Noto Sans CJK SC"/>
+                <w:rFonts w:ascii="Heiti SC" w:hAnsi="Heiti SC" w:eastAsia="Heiti SC" w:cs="Heiti SC"/>
                 <w:b w:val="0"/>
                 <w:color w:val="111827"/>
                 <w:sz w:val="18"/>
@@ -2535,7 +2535,7 @@
     <w:p>
       <w:r>
         <w:rPr>
-          <w:rFonts w:ascii="Noto Sans CJK SC" w:hAnsi="Noto Sans CJK SC" w:eastAsia="Noto Sans CJK SC" w:cs="Noto Sans CJK SC"/>
+          <w:rFonts w:ascii="Heiti SC" w:hAnsi="Heiti SC" w:eastAsia="Heiti SC" w:cs="Heiti SC"/>
           <w:sz w:val="22"/>
         </w:rPr>
         <w:t>v1.1 的仓库结构固定如下，其他目录方案不属于本版本合同。</w:t>
@@ -2549,7 +2549,7 @@
       </w:pPr>
       <w:r>
         <w:rPr>
-          <w:rFonts w:ascii="Menlo" w:hAnsi="Menlo" w:eastAsia="Noto Sans CJK SC"/>
+          <w:rFonts w:ascii="Menlo" w:hAnsi="Menlo" w:eastAsia="Heiti SC"/>
           <w:sz w:val="16"/>
         </w:rPr>
         <w:t>overseaark/</w:t>
@@ -2559,7 +2559,7 @@
       </w:r>
       <w:r>
         <w:rPr>
-          <w:rFonts w:ascii="Menlo" w:hAnsi="Menlo" w:eastAsia="Noto Sans CJK SC"/>
+          <w:rFonts w:ascii="Menlo" w:hAnsi="Menlo" w:eastAsia="Heiti SC"/>
           <w:sz w:val="16"/>
         </w:rPr>
         <w:t xml:space="preserve">  frontend/                 # Vite TypeScript 工作台源码</w:t>
@@ -2569,7 +2569,7 @@
       </w:r>
       <w:r>
         <w:rPr>
-          <w:rFonts w:ascii="Menlo" w:hAnsi="Menlo" w:eastAsia="Noto Sans CJK SC"/>
+          <w:rFonts w:ascii="Menlo" w:hAnsi="Menlo" w:eastAsia="Heiti SC"/>
           <w:sz w:val="16"/>
         </w:rPr>
         <w:t xml:space="preserve">  backend/                  # FastAPI 服务、SQLite 存储、Pipeline、ModelManager</w:t>
@@ -2579,7 +2579,7 @@
       </w:r>
       <w:r>
         <w:rPr>
-          <w:rFonts w:ascii="Menlo" w:hAnsi="Menlo" w:eastAsia="Noto Sans CJK SC"/>
+          <w:rFonts w:ascii="Menlo" w:hAnsi="Menlo" w:eastAsia="Heiti SC"/>
           <w:sz w:val="16"/>
         </w:rPr>
         <w:t xml:space="preserve">  scripts/                  # root lifecycle、model verify、adapter scripts</w:t>
@@ -2589,7 +2589,7 @@
       </w:r>
       <w:r>
         <w:rPr>
-          <w:rFonts w:ascii="Menlo" w:hAnsi="Menlo" w:eastAsia="Noto Sans CJK SC"/>
+          <w:rFonts w:ascii="Menlo" w:hAnsi="Menlo" w:eastAsia="Heiti SC"/>
           <w:sz w:val="16"/>
         </w:rPr>
         <w:t xml:space="preserve">  docs/                     # PRD、架构、部署、竞赛和模型文档</w:t>
@@ -2599,7 +2599,7 @@
       </w:r>
       <w:r>
         <w:rPr>
-          <w:rFonts w:ascii="Menlo" w:hAnsi="Menlo" w:eastAsia="Noto Sans CJK SC"/>
+          <w:rFonts w:ascii="Menlo" w:hAnsi="Menlo" w:eastAsia="Heiti SC"/>
           <w:sz w:val="16"/>
         </w:rPr>
         <w:t xml:space="preserve">  tests/e2e/                # 端到端契约测试和 mock server</w:t>
@@ -2609,7 +2609,7 @@
       </w:r>
       <w:r>
         <w:rPr>
-          <w:rFonts w:ascii="Menlo" w:hAnsi="Menlo" w:eastAsia="Noto Sans CJK SC"/>
+          <w:rFonts w:ascii="Menlo" w:hAnsi="Menlo" w:eastAsia="Heiti SC"/>
           <w:sz w:val="16"/>
         </w:rPr>
         <w:t xml:space="preserve">  runtime/frontend-dist/    # 生产构建后的前端静态资源</w:t>
@@ -2619,7 +2619,7 @@
       </w:r>
       <w:r>
         <w:rPr>
-          <w:rFonts w:ascii="Menlo" w:hAnsi="Menlo" w:eastAsia="Noto Sans CJK SC"/>
+          <w:rFonts w:ascii="Menlo" w:hAnsi="Menlo" w:eastAsia="Heiti SC"/>
           <w:sz w:val="16"/>
         </w:rPr>
         <w:t xml:space="preserve">  model-manifest.lock.json  # 固定模型清单和修订号</w:t>
@@ -2629,7 +2629,7 @@
       </w:r>
       <w:r>
         <w:rPr>
-          <w:rFonts w:ascii="Menlo" w:hAnsi="Menlo" w:eastAsia="Noto Sans CJK SC"/>
+          <w:rFonts w:ascii="Menlo" w:hAnsi="Menlo" w:eastAsia="Heiti SC"/>
           <w:sz w:val="16"/>
         </w:rPr>
         <w:t xml:space="preserve">  overseaark                # root 命令入口</w:t>
@@ -2687,7 +2687,7 @@
             </w:pPr>
             <w:r>
               <w:rPr>
-                <w:rFonts w:ascii="Noto Sans CJK SC" w:hAnsi="Noto Sans CJK SC" w:eastAsia="Noto Sans CJK SC" w:cs="Noto Sans CJK SC"/>
+                <w:rFonts w:ascii="Heiti SC" w:hAnsi="Heiti SC" w:eastAsia="Heiti SC" w:cs="Heiti SC"/>
                 <w:b/>
                 <w:color w:val="111827"/>
                 <w:sz w:val="18"/>
@@ -2714,7 +2714,7 @@
             </w:pPr>
             <w:r>
               <w:rPr>
-                <w:rFonts w:ascii="Noto Sans CJK SC" w:hAnsi="Noto Sans CJK SC" w:eastAsia="Noto Sans CJK SC" w:cs="Noto Sans CJK SC"/>
+                <w:rFonts w:ascii="Heiti SC" w:hAnsi="Heiti SC" w:eastAsia="Heiti SC" w:cs="Heiti SC"/>
                 <w:b/>
                 <w:color w:val="111827"/>
                 <w:sz w:val="18"/>
@@ -2741,7 +2741,7 @@
             </w:pPr>
             <w:r>
               <w:rPr>
-                <w:rFonts w:ascii="Noto Sans CJK SC" w:hAnsi="Noto Sans CJK SC" w:eastAsia="Noto Sans CJK SC" w:cs="Noto Sans CJK SC"/>
+                <w:rFonts w:ascii="Heiti SC" w:hAnsi="Heiti SC" w:eastAsia="Heiti SC" w:cs="Heiti SC"/>
                 <w:b/>
                 <w:color w:val="111827"/>
                 <w:sz w:val="18"/>
@@ -2770,7 +2770,7 @@
             </w:pPr>
             <w:r>
               <w:rPr>
-                <w:rFonts w:ascii="Noto Sans CJK SC" w:hAnsi="Noto Sans CJK SC" w:eastAsia="Noto Sans CJK SC" w:cs="Noto Sans CJK SC"/>
+                <w:rFonts w:ascii="Heiti SC" w:hAnsi="Heiti SC" w:eastAsia="Heiti SC" w:cs="Heiti SC"/>
                 <w:b w:val="0"/>
                 <w:color w:val="111827"/>
                 <w:sz w:val="18"/>
@@ -2796,7 +2796,7 @@
             </w:pPr>
             <w:r>
               <w:rPr>
-                <w:rFonts w:ascii="Noto Sans CJK SC" w:hAnsi="Noto Sans CJK SC" w:eastAsia="Noto Sans CJK SC" w:cs="Noto Sans CJK SC"/>
+                <w:rFonts w:ascii="Heiti SC" w:hAnsi="Heiti SC" w:eastAsia="Heiti SC" w:cs="Heiti SC"/>
                 <w:b w:val="0"/>
                 <w:color w:val="111827"/>
                 <w:sz w:val="18"/>
@@ -2822,7 +2822,7 @@
             </w:pPr>
             <w:r>
               <w:rPr>
-                <w:rFonts w:ascii="Noto Sans CJK SC" w:hAnsi="Noto Sans CJK SC" w:eastAsia="Noto Sans CJK SC" w:cs="Noto Sans CJK SC"/>
+                <w:rFonts w:ascii="Heiti SC" w:hAnsi="Heiti SC" w:eastAsia="Heiti SC" w:cs="Heiti SC"/>
                 <w:b w:val="0"/>
                 <w:color w:val="111827"/>
                 <w:sz w:val="18"/>
@@ -2852,7 +2852,7 @@
             </w:pPr>
             <w:r>
               <w:rPr>
-                <w:rFonts w:ascii="Noto Sans CJK SC" w:hAnsi="Noto Sans CJK SC" w:eastAsia="Noto Sans CJK SC" w:cs="Noto Sans CJK SC"/>
+                <w:rFonts w:ascii="Heiti SC" w:hAnsi="Heiti SC" w:eastAsia="Heiti SC" w:cs="Heiti SC"/>
                 <w:b w:val="0"/>
                 <w:color w:val="111827"/>
                 <w:sz w:val="18"/>
@@ -2879,7 +2879,7 @@
             </w:pPr>
             <w:r>
               <w:rPr>
-                <w:rFonts w:ascii="Noto Sans CJK SC" w:hAnsi="Noto Sans CJK SC" w:eastAsia="Noto Sans CJK SC" w:cs="Noto Sans CJK SC"/>
+                <w:rFonts w:ascii="Heiti SC" w:hAnsi="Heiti SC" w:eastAsia="Heiti SC" w:cs="Heiti SC"/>
                 <w:b w:val="0"/>
                 <w:color w:val="111827"/>
                 <w:sz w:val="18"/>
@@ -2906,7 +2906,7 @@
             </w:pPr>
             <w:r>
               <w:rPr>
-                <w:rFonts w:ascii="Noto Sans CJK SC" w:hAnsi="Noto Sans CJK SC" w:eastAsia="Noto Sans CJK SC" w:cs="Noto Sans CJK SC"/>
+                <w:rFonts w:ascii="Heiti SC" w:hAnsi="Heiti SC" w:eastAsia="Heiti SC" w:cs="Heiti SC"/>
                 <w:b w:val="0"/>
                 <w:color w:val="111827"/>
                 <w:sz w:val="18"/>
@@ -2935,7 +2935,7 @@
             </w:pPr>
             <w:r>
               <w:rPr>
-                <w:rFonts w:ascii="Noto Sans CJK SC" w:hAnsi="Noto Sans CJK SC" w:eastAsia="Noto Sans CJK SC" w:cs="Noto Sans CJK SC"/>
+                <w:rFonts w:ascii="Heiti SC" w:hAnsi="Heiti SC" w:eastAsia="Heiti SC" w:cs="Heiti SC"/>
                 <w:b w:val="0"/>
                 <w:color w:val="111827"/>
                 <w:sz w:val="18"/>
@@ -2961,7 +2961,7 @@
             </w:pPr>
             <w:r>
               <w:rPr>
-                <w:rFonts w:ascii="Noto Sans CJK SC" w:hAnsi="Noto Sans CJK SC" w:eastAsia="Noto Sans CJK SC" w:cs="Noto Sans CJK SC"/>
+                <w:rFonts w:ascii="Heiti SC" w:hAnsi="Heiti SC" w:eastAsia="Heiti SC" w:cs="Heiti SC"/>
                 <w:b w:val="0"/>
                 <w:color w:val="111827"/>
                 <w:sz w:val="18"/>
@@ -2987,7 +2987,7 @@
             </w:pPr>
             <w:r>
               <w:rPr>
-                <w:rFonts w:ascii="Noto Sans CJK SC" w:hAnsi="Noto Sans CJK SC" w:eastAsia="Noto Sans CJK SC" w:cs="Noto Sans CJK SC"/>
+                <w:rFonts w:ascii="Heiti SC" w:hAnsi="Heiti SC" w:eastAsia="Heiti SC" w:cs="Heiti SC"/>
                 <w:b w:val="0"/>
                 <w:color w:val="111827"/>
                 <w:sz w:val="18"/>
@@ -3017,7 +3017,7 @@
             </w:pPr>
             <w:r>
               <w:rPr>
-                <w:rFonts w:ascii="Noto Sans CJK SC" w:hAnsi="Noto Sans CJK SC" w:eastAsia="Noto Sans CJK SC" w:cs="Noto Sans CJK SC"/>
+                <w:rFonts w:ascii="Heiti SC" w:hAnsi="Heiti SC" w:eastAsia="Heiti SC" w:cs="Heiti SC"/>
                 <w:b w:val="0"/>
                 <w:color w:val="111827"/>
                 <w:sz w:val="18"/>
@@ -3044,7 +3044,7 @@
             </w:pPr>
             <w:r>
               <w:rPr>
-                <w:rFonts w:ascii="Noto Sans CJK SC" w:hAnsi="Noto Sans CJK SC" w:eastAsia="Noto Sans CJK SC" w:cs="Noto Sans CJK SC"/>
+                <w:rFonts w:ascii="Heiti SC" w:hAnsi="Heiti SC" w:eastAsia="Heiti SC" w:cs="Heiti SC"/>
                 <w:b w:val="0"/>
                 <w:color w:val="111827"/>
                 <w:sz w:val="18"/>
@@ -3071,7 +3071,7 @@
             </w:pPr>
             <w:r>
               <w:rPr>
-                <w:rFonts w:ascii="Noto Sans CJK SC" w:hAnsi="Noto Sans CJK SC" w:eastAsia="Noto Sans CJK SC" w:cs="Noto Sans CJK SC"/>
+                <w:rFonts w:ascii="Heiti SC" w:hAnsi="Heiti SC" w:eastAsia="Heiti SC" w:cs="Heiti SC"/>
                 <w:b w:val="0"/>
                 <w:color w:val="111827"/>
                 <w:sz w:val="18"/>
@@ -3093,7 +3093,7 @@
     <w:p>
       <w:r>
         <w:rPr>
-          <w:rFonts w:ascii="Noto Sans CJK SC" w:hAnsi="Noto Sans CJK SC" w:eastAsia="Noto Sans CJK SC" w:cs="Noto Sans CJK SC"/>
+          <w:rFonts w:ascii="Heiti SC" w:hAnsi="Heiti SC" w:eastAsia="Heiti SC" w:cs="Heiti SC"/>
           <w:sz w:val="22"/>
         </w:rPr>
         <w:t>阶段名称、顺序和输出是产品合同，必须与后端 `StageName` 保持一致。</w:t>
@@ -3144,7 +3144,7 @@
             </w:pPr>
             <w:r>
               <w:rPr>
-                <w:rFonts w:ascii="Noto Sans CJK SC" w:hAnsi="Noto Sans CJK SC" w:eastAsia="Noto Sans CJK SC" w:cs="Noto Sans CJK SC"/>
+                <w:rFonts w:ascii="Heiti SC" w:hAnsi="Heiti SC" w:eastAsia="Heiti SC" w:cs="Heiti SC"/>
                 <w:b/>
                 <w:color w:val="111827"/>
                 <w:sz w:val="18"/>
@@ -3171,7 +3171,7 @@
             </w:pPr>
             <w:r>
               <w:rPr>
-                <w:rFonts w:ascii="Noto Sans CJK SC" w:hAnsi="Noto Sans CJK SC" w:eastAsia="Noto Sans CJK SC" w:cs="Noto Sans CJK SC"/>
+                <w:rFonts w:ascii="Heiti SC" w:hAnsi="Heiti SC" w:eastAsia="Heiti SC" w:cs="Heiti SC"/>
                 <w:b/>
                 <w:color w:val="111827"/>
                 <w:sz w:val="18"/>
@@ -3198,7 +3198,7 @@
             </w:pPr>
             <w:r>
               <w:rPr>
-                <w:rFonts w:ascii="Noto Sans CJK SC" w:hAnsi="Noto Sans CJK SC" w:eastAsia="Noto Sans CJK SC" w:cs="Noto Sans CJK SC"/>
+                <w:rFonts w:ascii="Heiti SC" w:hAnsi="Heiti SC" w:eastAsia="Heiti SC" w:cs="Heiti SC"/>
                 <w:b/>
                 <w:color w:val="111827"/>
                 <w:sz w:val="18"/>
@@ -3225,7 +3225,7 @@
             </w:pPr>
             <w:r>
               <w:rPr>
-                <w:rFonts w:ascii="Noto Sans CJK SC" w:hAnsi="Noto Sans CJK SC" w:eastAsia="Noto Sans CJK SC" w:cs="Noto Sans CJK SC"/>
+                <w:rFonts w:ascii="Heiti SC" w:hAnsi="Heiti SC" w:eastAsia="Heiti SC" w:cs="Heiti SC"/>
                 <w:b/>
                 <w:color w:val="111827"/>
                 <w:sz w:val="18"/>
@@ -3254,7 +3254,7 @@
             </w:pPr>
             <w:r>
               <w:rPr>
-                <w:rFonts w:ascii="Noto Sans CJK SC" w:hAnsi="Noto Sans CJK SC" w:eastAsia="Noto Sans CJK SC" w:cs="Noto Sans CJK SC"/>
+                <w:rFonts w:ascii="Heiti SC" w:hAnsi="Heiti SC" w:eastAsia="Heiti SC" w:cs="Heiti SC"/>
                 <w:b w:val="0"/>
                 <w:color w:val="111827"/>
                 <w:sz w:val="18"/>
@@ -3280,7 +3280,7 @@
             </w:pPr>
             <w:r>
               <w:rPr>
-                <w:rFonts w:ascii="Noto Sans CJK SC" w:hAnsi="Noto Sans CJK SC" w:eastAsia="Noto Sans CJK SC" w:cs="Noto Sans CJK SC"/>
+                <w:rFonts w:ascii="Heiti SC" w:hAnsi="Heiti SC" w:eastAsia="Heiti SC" w:cs="Heiti SC"/>
                 <w:b w:val="0"/>
                 <w:color w:val="111827"/>
                 <w:sz w:val="18"/>
@@ -3306,12 +3306,12 @@
             </w:pPr>
             <w:r>
               <w:rPr>
-                <w:rFonts w:ascii="Noto Sans CJK SC" w:hAnsi="Noto Sans CJK SC" w:eastAsia="Noto Sans CJK SC" w:cs="Noto Sans CJK SC"/>
+                <w:rFonts w:ascii="Heiti SC" w:hAnsi="Heiti SC" w:eastAsia="Heiti SC" w:cs="Heiti SC"/>
                 <w:b w:val="0"/>
                 <w:color w:val="111827"/>
                 <w:sz w:val="18"/>
               </w:rPr>
-              <w:t>Qwen3.6-35B-A3B Q4_K_M + BF16 mmproj</w:t>
+              <w:t>Qwen3.6-35B-A3B NVFP4 via native vLLM</w:t>
             </w:r>
           </w:p>
         </w:tc>
@@ -3332,7 +3332,7 @@
             </w:pPr>
             <w:r>
               <w:rPr>
-                <w:rFonts w:ascii="Noto Sans CJK SC" w:hAnsi="Noto Sans CJK SC" w:eastAsia="Noto Sans CJK SC" w:cs="Noto Sans CJK SC"/>
+                <w:rFonts w:ascii="Heiti SC" w:hAnsi="Heiti SC" w:eastAsia="Heiti SC" w:cs="Heiti SC"/>
                 <w:b w:val="0"/>
                 <w:color w:val="111827"/>
                 <w:sz w:val="18"/>
@@ -3362,7 +3362,7 @@
             </w:pPr>
             <w:r>
               <w:rPr>
-                <w:rFonts w:ascii="Noto Sans CJK SC" w:hAnsi="Noto Sans CJK SC" w:eastAsia="Noto Sans CJK SC" w:cs="Noto Sans CJK SC"/>
+                <w:rFonts w:ascii="Heiti SC" w:hAnsi="Heiti SC" w:eastAsia="Heiti SC" w:cs="Heiti SC"/>
                 <w:b w:val="0"/>
                 <w:color w:val="111827"/>
                 <w:sz w:val="18"/>
@@ -3389,7 +3389,7 @@
             </w:pPr>
             <w:r>
               <w:rPr>
-                <w:rFonts w:ascii="Noto Sans CJK SC" w:hAnsi="Noto Sans CJK SC" w:eastAsia="Noto Sans CJK SC" w:cs="Noto Sans CJK SC"/>
+                <w:rFonts w:ascii="Heiti SC" w:hAnsi="Heiti SC" w:eastAsia="Heiti SC" w:cs="Heiti SC"/>
                 <w:b w:val="0"/>
                 <w:color w:val="111827"/>
                 <w:sz w:val="18"/>
@@ -3416,7 +3416,7 @@
             </w:pPr>
             <w:r>
               <w:rPr>
-                <w:rFonts w:ascii="Noto Sans CJK SC" w:hAnsi="Noto Sans CJK SC" w:eastAsia="Noto Sans CJK SC" w:cs="Noto Sans CJK SC"/>
+                <w:rFonts w:ascii="Heiti SC" w:hAnsi="Heiti SC" w:eastAsia="Heiti SC" w:cs="Heiti SC"/>
                 <w:b w:val="0"/>
                 <w:color w:val="111827"/>
                 <w:sz w:val="18"/>
@@ -3443,7 +3443,7 @@
             </w:pPr>
             <w:r>
               <w:rPr>
-                <w:rFonts w:ascii="Noto Sans CJK SC" w:hAnsi="Noto Sans CJK SC" w:eastAsia="Noto Sans CJK SC" w:cs="Noto Sans CJK SC"/>
+                <w:rFonts w:ascii="Heiti SC" w:hAnsi="Heiti SC" w:eastAsia="Heiti SC" w:cs="Heiti SC"/>
                 <w:b w:val="0"/>
                 <w:color w:val="111827"/>
                 <w:sz w:val="18"/>
@@ -3472,7 +3472,7 @@
             </w:pPr>
             <w:r>
               <w:rPr>
-                <w:rFonts w:ascii="Noto Sans CJK SC" w:hAnsi="Noto Sans CJK SC" w:eastAsia="Noto Sans CJK SC" w:cs="Noto Sans CJK SC"/>
+                <w:rFonts w:ascii="Heiti SC" w:hAnsi="Heiti SC" w:eastAsia="Heiti SC" w:cs="Heiti SC"/>
                 <w:b w:val="0"/>
                 <w:color w:val="111827"/>
                 <w:sz w:val="18"/>
@@ -3498,7 +3498,7 @@
             </w:pPr>
             <w:r>
               <w:rPr>
-                <w:rFonts w:ascii="Noto Sans CJK SC" w:hAnsi="Noto Sans CJK SC" w:eastAsia="Noto Sans CJK SC" w:cs="Noto Sans CJK SC"/>
+                <w:rFonts w:ascii="Heiti SC" w:hAnsi="Heiti SC" w:eastAsia="Heiti SC" w:cs="Heiti SC"/>
                 <w:b w:val="0"/>
                 <w:color w:val="111827"/>
                 <w:sz w:val="18"/>
@@ -3524,7 +3524,7 @@
             </w:pPr>
             <w:r>
               <w:rPr>
-                <w:rFonts w:ascii="Noto Sans CJK SC" w:hAnsi="Noto Sans CJK SC" w:eastAsia="Noto Sans CJK SC" w:cs="Noto Sans CJK SC"/>
+                <w:rFonts w:ascii="Heiti SC" w:hAnsi="Heiti SC" w:eastAsia="Heiti SC" w:cs="Heiti SC"/>
                 <w:b w:val="0"/>
                 <w:color w:val="111827"/>
                 <w:sz w:val="18"/>
@@ -3550,7 +3550,7 @@
             </w:pPr>
             <w:r>
               <w:rPr>
-                <w:rFonts w:ascii="Noto Sans CJK SC" w:hAnsi="Noto Sans CJK SC" w:eastAsia="Noto Sans CJK SC" w:cs="Noto Sans CJK SC"/>
+                <w:rFonts w:ascii="Heiti SC" w:hAnsi="Heiti SC" w:eastAsia="Heiti SC" w:cs="Heiti SC"/>
                 <w:b w:val="0"/>
                 <w:color w:val="111827"/>
                 <w:sz w:val="18"/>
@@ -3580,7 +3580,7 @@
             </w:pPr>
             <w:r>
               <w:rPr>
-                <w:rFonts w:ascii="Noto Sans CJK SC" w:hAnsi="Noto Sans CJK SC" w:eastAsia="Noto Sans CJK SC" w:cs="Noto Sans CJK SC"/>
+                <w:rFonts w:ascii="Heiti SC" w:hAnsi="Heiti SC" w:eastAsia="Heiti SC" w:cs="Heiti SC"/>
                 <w:b w:val="0"/>
                 <w:color w:val="111827"/>
                 <w:sz w:val="18"/>
@@ -3607,7 +3607,7 @@
             </w:pPr>
             <w:r>
               <w:rPr>
-                <w:rFonts w:ascii="Noto Sans CJK SC" w:hAnsi="Noto Sans CJK SC" w:eastAsia="Noto Sans CJK SC" w:cs="Noto Sans CJK SC"/>
+                <w:rFonts w:ascii="Heiti SC" w:hAnsi="Heiti SC" w:eastAsia="Heiti SC" w:cs="Heiti SC"/>
                 <w:b w:val="0"/>
                 <w:color w:val="111827"/>
                 <w:sz w:val="18"/>
@@ -3634,7 +3634,7 @@
             </w:pPr>
             <w:r>
               <w:rPr>
-                <w:rFonts w:ascii="Noto Sans CJK SC" w:hAnsi="Noto Sans CJK SC" w:eastAsia="Noto Sans CJK SC" w:cs="Noto Sans CJK SC"/>
+                <w:rFonts w:ascii="Heiti SC" w:hAnsi="Heiti SC" w:eastAsia="Heiti SC" w:cs="Heiti SC"/>
                 <w:b w:val="0"/>
                 <w:color w:val="111827"/>
                 <w:sz w:val="18"/>
@@ -3661,7 +3661,7 @@
             </w:pPr>
             <w:r>
               <w:rPr>
-                <w:rFonts w:ascii="Noto Sans CJK SC" w:hAnsi="Noto Sans CJK SC" w:eastAsia="Noto Sans CJK SC" w:cs="Noto Sans CJK SC"/>
+                <w:rFonts w:ascii="Heiti SC" w:hAnsi="Heiti SC" w:eastAsia="Heiti SC" w:cs="Heiti SC"/>
                 <w:b w:val="0"/>
                 <w:color w:val="111827"/>
                 <w:sz w:val="18"/>
@@ -3690,7 +3690,7 @@
             </w:pPr>
             <w:r>
               <w:rPr>
-                <w:rFonts w:ascii="Noto Sans CJK SC" w:hAnsi="Noto Sans CJK SC" w:eastAsia="Noto Sans CJK SC" w:cs="Noto Sans CJK SC"/>
+                <w:rFonts w:ascii="Heiti SC" w:hAnsi="Heiti SC" w:eastAsia="Heiti SC" w:cs="Heiti SC"/>
                 <w:b w:val="0"/>
                 <w:color w:val="111827"/>
                 <w:sz w:val="18"/>
@@ -3716,7 +3716,7 @@
             </w:pPr>
             <w:r>
               <w:rPr>
-                <w:rFonts w:ascii="Noto Sans CJK SC" w:hAnsi="Noto Sans CJK SC" w:eastAsia="Noto Sans CJK SC" w:cs="Noto Sans CJK SC"/>
+                <w:rFonts w:ascii="Heiti SC" w:hAnsi="Heiti SC" w:eastAsia="Heiti SC" w:cs="Heiti SC"/>
                 <w:b w:val="0"/>
                 <w:color w:val="111827"/>
                 <w:sz w:val="18"/>
@@ -3742,7 +3742,7 @@
             </w:pPr>
             <w:r>
               <w:rPr>
-                <w:rFonts w:ascii="Noto Sans CJK SC" w:hAnsi="Noto Sans CJK SC" w:eastAsia="Noto Sans CJK SC" w:cs="Noto Sans CJK SC"/>
+                <w:rFonts w:ascii="Heiti SC" w:hAnsi="Heiti SC" w:eastAsia="Heiti SC" w:cs="Heiti SC"/>
                 <w:b w:val="0"/>
                 <w:color w:val="111827"/>
                 <w:sz w:val="18"/>
@@ -3768,7 +3768,7 @@
             </w:pPr>
             <w:r>
               <w:rPr>
-                <w:rFonts w:ascii="Noto Sans CJK SC" w:hAnsi="Noto Sans CJK SC" w:eastAsia="Noto Sans CJK SC" w:cs="Noto Sans CJK SC"/>
+                <w:rFonts w:ascii="Heiti SC" w:hAnsi="Heiti SC" w:eastAsia="Heiti SC" w:cs="Heiti SC"/>
                 <w:b w:val="0"/>
                 <w:color w:val="111827"/>
                 <w:sz w:val="18"/>
@@ -3798,7 +3798,7 @@
             </w:pPr>
             <w:r>
               <w:rPr>
-                <w:rFonts w:ascii="Noto Sans CJK SC" w:hAnsi="Noto Sans CJK SC" w:eastAsia="Noto Sans CJK SC" w:cs="Noto Sans CJK SC"/>
+                <w:rFonts w:ascii="Heiti SC" w:hAnsi="Heiti SC" w:eastAsia="Heiti SC" w:cs="Heiti SC"/>
                 <w:b w:val="0"/>
                 <w:color w:val="111827"/>
                 <w:sz w:val="18"/>
@@ -3825,7 +3825,7 @@
             </w:pPr>
             <w:r>
               <w:rPr>
-                <w:rFonts w:ascii="Noto Sans CJK SC" w:hAnsi="Noto Sans CJK SC" w:eastAsia="Noto Sans CJK SC" w:cs="Noto Sans CJK SC"/>
+                <w:rFonts w:ascii="Heiti SC" w:hAnsi="Heiti SC" w:eastAsia="Heiti SC" w:cs="Heiti SC"/>
                 <w:b w:val="0"/>
                 <w:color w:val="111827"/>
                 <w:sz w:val="18"/>
@@ -3852,7 +3852,7 @@
             </w:pPr>
             <w:r>
               <w:rPr>
-                <w:rFonts w:ascii="Noto Sans CJK SC" w:hAnsi="Noto Sans CJK SC" w:eastAsia="Noto Sans CJK SC" w:cs="Noto Sans CJK SC"/>
+                <w:rFonts w:ascii="Heiti SC" w:hAnsi="Heiti SC" w:eastAsia="Heiti SC" w:cs="Heiti SC"/>
                 <w:b w:val="0"/>
                 <w:color w:val="111827"/>
                 <w:sz w:val="18"/>
@@ -3879,7 +3879,7 @@
             </w:pPr>
             <w:r>
               <w:rPr>
-                <w:rFonts w:ascii="Noto Sans CJK SC" w:hAnsi="Noto Sans CJK SC" w:eastAsia="Noto Sans CJK SC" w:cs="Noto Sans CJK SC"/>
+                <w:rFonts w:ascii="Heiti SC" w:hAnsi="Heiti SC" w:eastAsia="Heiti SC" w:cs="Heiti SC"/>
                 <w:b w:val="0"/>
                 <w:color w:val="111827"/>
                 <w:sz w:val="18"/>
@@ -3901,7 +3901,7 @@
     <w:p>
       <w:r>
         <w:rPr>
-          <w:rFonts w:ascii="Noto Sans CJK SC" w:hAnsi="Noto Sans CJK SC" w:eastAsia="Noto Sans CJK SC" w:cs="Noto Sans CJK SC"/>
+          <w:rFonts w:ascii="Heiti SC" w:hAnsi="Heiti SC" w:eastAsia="Heiti SC" w:cs="Heiti SC"/>
           <w:sz w:val="22"/>
         </w:rPr>
         <w:t>Cosmos3-Edge 是 required video model，通过固定版本 NVIDIA Cosmos Framework 直接推理，使用本地 Wan2.2 VAE 作为 vision tokenizer 依赖，输出 832×480、24 fps、121 帧的真实图生视频。Cosmos-Predict2 仅是 optional pure text-to-image 灵感图能力，不是阶段 5 的视频依赖。</w:t>
@@ -3910,7 +3910,7 @@
     <w:p>
       <w:r>
         <w:rPr>
-          <w:rFonts w:ascii="Noto Sans CJK SC" w:hAnsi="Noto Sans CJK SC" w:eastAsia="Noto Sans CJK SC" w:cs="Noto Sans CJK SC"/>
+          <w:rFonts w:ascii="Heiti SC" w:hAnsi="Heiti SC" w:eastAsia="Heiti SC" w:cs="Heiti SC"/>
           <w:sz w:val="22"/>
         </w:rPr>
         <w:t>默认推理预算为 Step1X 6 步、Cosmos3-Edge 28 步；这是 DGX Spark 演示模式的实测平衡点，Step1X 单项基准为 176.3 秒，并可通过环境变量提高质量预算。Cosmos 真模型失败时，只有显式允许才生成标记为 `degraded` 的 ffmpeg 兜底视频；该产物不能让阶段冒充成功。</w:t>
@@ -3927,7 +3927,7 @@
     <w:p>
       <w:r>
         <w:rPr>
-          <w:rFonts w:ascii="Noto Sans CJK SC" w:hAnsi="Noto Sans CJK SC" w:eastAsia="Noto Sans CJK SC" w:cs="Noto Sans CJK SC"/>
+          <w:rFonts w:ascii="Heiti SC" w:hAnsi="Heiti SC" w:eastAsia="Heiti SC" w:cs="Heiti SC"/>
           <w:sz w:val="22"/>
         </w:rPr>
         <w:t>Campaign 状态枚举仅为：</w:t>
@@ -3976,7 +3976,7 @@
             </w:pPr>
             <w:r>
               <w:rPr>
-                <w:rFonts w:ascii="Noto Sans CJK SC" w:hAnsi="Noto Sans CJK SC" w:eastAsia="Noto Sans CJK SC" w:cs="Noto Sans CJK SC"/>
+                <w:rFonts w:ascii="Heiti SC" w:hAnsi="Heiti SC" w:eastAsia="Heiti SC" w:cs="Heiti SC"/>
                 <w:b/>
                 <w:color w:val="111827"/>
                 <w:sz w:val="18"/>
@@ -4003,7 +4003,7 @@
             </w:pPr>
             <w:r>
               <w:rPr>
-                <w:rFonts w:ascii="Noto Sans CJK SC" w:hAnsi="Noto Sans CJK SC" w:eastAsia="Noto Sans CJK SC" w:cs="Noto Sans CJK SC"/>
+                <w:rFonts w:ascii="Heiti SC" w:hAnsi="Heiti SC" w:eastAsia="Heiti SC" w:cs="Heiti SC"/>
                 <w:b/>
                 <w:color w:val="111827"/>
                 <w:sz w:val="18"/>
@@ -4032,7 +4032,7 @@
             </w:pPr>
             <w:r>
               <w:rPr>
-                <w:rFonts w:ascii="Noto Sans CJK SC" w:hAnsi="Noto Sans CJK SC" w:eastAsia="Noto Sans CJK SC" w:cs="Noto Sans CJK SC"/>
+                <w:rFonts w:ascii="Heiti SC" w:hAnsi="Heiti SC" w:eastAsia="Heiti SC" w:cs="Heiti SC"/>
                 <w:b w:val="0"/>
                 <w:color w:val="111827"/>
                 <w:sz w:val="18"/>
@@ -4058,7 +4058,7 @@
             </w:pPr>
             <w:r>
               <w:rPr>
-                <w:rFonts w:ascii="Noto Sans CJK SC" w:hAnsi="Noto Sans CJK SC" w:eastAsia="Noto Sans CJK SC" w:cs="Noto Sans CJK SC"/>
+                <w:rFonts w:ascii="Heiti SC" w:hAnsi="Heiti SC" w:eastAsia="Heiti SC" w:cs="Heiti SC"/>
                 <w:b w:val="0"/>
                 <w:color w:val="111827"/>
                 <w:sz w:val="18"/>
@@ -4088,7 +4088,7 @@
             </w:pPr>
             <w:r>
               <w:rPr>
-                <w:rFonts w:ascii="Noto Sans CJK SC" w:hAnsi="Noto Sans CJK SC" w:eastAsia="Noto Sans CJK SC" w:cs="Noto Sans CJK SC"/>
+                <w:rFonts w:ascii="Heiti SC" w:hAnsi="Heiti SC" w:eastAsia="Heiti SC" w:cs="Heiti SC"/>
                 <w:b w:val="0"/>
                 <w:color w:val="111827"/>
                 <w:sz w:val="18"/>
@@ -4115,7 +4115,7 @@
             </w:pPr>
             <w:r>
               <w:rPr>
-                <w:rFonts w:ascii="Noto Sans CJK SC" w:hAnsi="Noto Sans CJK SC" w:eastAsia="Noto Sans CJK SC" w:cs="Noto Sans CJK SC"/>
+                <w:rFonts w:ascii="Heiti SC" w:hAnsi="Heiti SC" w:eastAsia="Heiti SC" w:cs="Heiti SC"/>
                 <w:b w:val="0"/>
                 <w:color w:val="111827"/>
                 <w:sz w:val="18"/>
@@ -4144,7 +4144,7 @@
             </w:pPr>
             <w:r>
               <w:rPr>
-                <w:rFonts w:ascii="Noto Sans CJK SC" w:hAnsi="Noto Sans CJK SC" w:eastAsia="Noto Sans CJK SC" w:cs="Noto Sans CJK SC"/>
+                <w:rFonts w:ascii="Heiti SC" w:hAnsi="Heiti SC" w:eastAsia="Heiti SC" w:cs="Heiti SC"/>
                 <w:b w:val="0"/>
                 <w:color w:val="111827"/>
                 <w:sz w:val="18"/>
@@ -4170,7 +4170,7 @@
             </w:pPr>
             <w:r>
               <w:rPr>
-                <w:rFonts w:ascii="Noto Sans CJK SC" w:hAnsi="Noto Sans CJK SC" w:eastAsia="Noto Sans CJK SC" w:cs="Noto Sans CJK SC"/>
+                <w:rFonts w:ascii="Heiti SC" w:hAnsi="Heiti SC" w:eastAsia="Heiti SC" w:cs="Heiti SC"/>
                 <w:b w:val="0"/>
                 <w:color w:val="111827"/>
                 <w:sz w:val="18"/>
@@ -4200,7 +4200,7 @@
             </w:pPr>
             <w:r>
               <w:rPr>
-                <w:rFonts w:ascii="Noto Sans CJK SC" w:hAnsi="Noto Sans CJK SC" w:eastAsia="Noto Sans CJK SC" w:cs="Noto Sans CJK SC"/>
+                <w:rFonts w:ascii="Heiti SC" w:hAnsi="Heiti SC" w:eastAsia="Heiti SC" w:cs="Heiti SC"/>
                 <w:b w:val="0"/>
                 <w:color w:val="111827"/>
                 <w:sz w:val="18"/>
@@ -4227,7 +4227,7 @@
             </w:pPr>
             <w:r>
               <w:rPr>
-                <w:rFonts w:ascii="Noto Sans CJK SC" w:hAnsi="Noto Sans CJK SC" w:eastAsia="Noto Sans CJK SC" w:cs="Noto Sans CJK SC"/>
+                <w:rFonts w:ascii="Heiti SC" w:hAnsi="Heiti SC" w:eastAsia="Heiti SC" w:cs="Heiti SC"/>
                 <w:b w:val="0"/>
                 <w:color w:val="111827"/>
                 <w:sz w:val="18"/>
@@ -4256,7 +4256,7 @@
             </w:pPr>
             <w:r>
               <w:rPr>
-                <w:rFonts w:ascii="Noto Sans CJK SC" w:hAnsi="Noto Sans CJK SC" w:eastAsia="Noto Sans CJK SC" w:cs="Noto Sans CJK SC"/>
+                <w:rFonts w:ascii="Heiti SC" w:hAnsi="Heiti SC" w:eastAsia="Heiti SC" w:cs="Heiti SC"/>
                 <w:b w:val="0"/>
                 <w:color w:val="111827"/>
                 <w:sz w:val="18"/>
@@ -4282,7 +4282,7 @@
             </w:pPr>
             <w:r>
               <w:rPr>
-                <w:rFonts w:ascii="Noto Sans CJK SC" w:hAnsi="Noto Sans CJK SC" w:eastAsia="Noto Sans CJK SC" w:cs="Noto Sans CJK SC"/>
+                <w:rFonts w:ascii="Heiti SC" w:hAnsi="Heiti SC" w:eastAsia="Heiti SC" w:cs="Heiti SC"/>
                 <w:b w:val="0"/>
                 <w:color w:val="111827"/>
                 <w:sz w:val="18"/>
@@ -4312,7 +4312,7 @@
             </w:pPr>
             <w:r>
               <w:rPr>
-                <w:rFonts w:ascii="Noto Sans CJK SC" w:hAnsi="Noto Sans CJK SC" w:eastAsia="Noto Sans CJK SC" w:cs="Noto Sans CJK SC"/>
+                <w:rFonts w:ascii="Heiti SC" w:hAnsi="Heiti SC" w:eastAsia="Heiti SC" w:cs="Heiti SC"/>
                 <w:b w:val="0"/>
                 <w:color w:val="111827"/>
                 <w:sz w:val="18"/>
@@ -4339,7 +4339,7 @@
             </w:pPr>
             <w:r>
               <w:rPr>
-                <w:rFonts w:ascii="Noto Sans CJK SC" w:hAnsi="Noto Sans CJK SC" w:eastAsia="Noto Sans CJK SC" w:cs="Noto Sans CJK SC"/>
+                <w:rFonts w:ascii="Heiti SC" w:hAnsi="Heiti SC" w:eastAsia="Heiti SC" w:cs="Heiti SC"/>
                 <w:b w:val="0"/>
                 <w:color w:val="111827"/>
                 <w:sz w:val="18"/>
@@ -4353,7 +4353,7 @@
     <w:p>
       <w:r>
         <w:rPr>
-          <w:rFonts w:ascii="Noto Sans CJK SC" w:hAnsi="Noto Sans CJK SC" w:eastAsia="Noto Sans CJK SC" w:cs="Noto Sans CJK SC"/>
+          <w:rFonts w:ascii="Heiti SC" w:hAnsi="Heiti SC" w:eastAsia="Heiti SC" w:cs="Heiti SC"/>
           <w:sz w:val="22"/>
         </w:rPr>
         <w:t>Stage 状态枚举仅为：</w:t>
@@ -4402,7 +4402,7 @@
             </w:pPr>
             <w:r>
               <w:rPr>
-                <w:rFonts w:ascii="Noto Sans CJK SC" w:hAnsi="Noto Sans CJK SC" w:eastAsia="Noto Sans CJK SC" w:cs="Noto Sans CJK SC"/>
+                <w:rFonts w:ascii="Heiti SC" w:hAnsi="Heiti SC" w:eastAsia="Heiti SC" w:cs="Heiti SC"/>
                 <w:b/>
                 <w:color w:val="111827"/>
                 <w:sz w:val="18"/>
@@ -4429,7 +4429,7 @@
             </w:pPr>
             <w:r>
               <w:rPr>
-                <w:rFonts w:ascii="Noto Sans CJK SC" w:hAnsi="Noto Sans CJK SC" w:eastAsia="Noto Sans CJK SC" w:cs="Noto Sans CJK SC"/>
+                <w:rFonts w:ascii="Heiti SC" w:hAnsi="Heiti SC" w:eastAsia="Heiti SC" w:cs="Heiti SC"/>
                 <w:b/>
                 <w:color w:val="111827"/>
                 <w:sz w:val="18"/>
@@ -4458,7 +4458,7 @@
             </w:pPr>
             <w:r>
               <w:rPr>
-                <w:rFonts w:ascii="Noto Sans CJK SC" w:hAnsi="Noto Sans CJK SC" w:eastAsia="Noto Sans CJK SC" w:cs="Noto Sans CJK SC"/>
+                <w:rFonts w:ascii="Heiti SC" w:hAnsi="Heiti SC" w:eastAsia="Heiti SC" w:cs="Heiti SC"/>
                 <w:b w:val="0"/>
                 <w:color w:val="111827"/>
                 <w:sz w:val="18"/>
@@ -4484,7 +4484,7 @@
             </w:pPr>
             <w:r>
               <w:rPr>
-                <w:rFonts w:ascii="Noto Sans CJK SC" w:hAnsi="Noto Sans CJK SC" w:eastAsia="Noto Sans CJK SC" w:cs="Noto Sans CJK SC"/>
+                <w:rFonts w:ascii="Heiti SC" w:hAnsi="Heiti SC" w:eastAsia="Heiti SC" w:cs="Heiti SC"/>
                 <w:b w:val="0"/>
                 <w:color w:val="111827"/>
                 <w:sz w:val="18"/>
@@ -4514,7 +4514,7 @@
             </w:pPr>
             <w:r>
               <w:rPr>
-                <w:rFonts w:ascii="Noto Sans CJK SC" w:hAnsi="Noto Sans CJK SC" w:eastAsia="Noto Sans CJK SC" w:cs="Noto Sans CJK SC"/>
+                <w:rFonts w:ascii="Heiti SC" w:hAnsi="Heiti SC" w:eastAsia="Heiti SC" w:cs="Heiti SC"/>
                 <w:b w:val="0"/>
                 <w:color w:val="111827"/>
                 <w:sz w:val="18"/>
@@ -4541,7 +4541,7 @@
             </w:pPr>
             <w:r>
               <w:rPr>
-                <w:rFonts w:ascii="Noto Sans CJK SC" w:hAnsi="Noto Sans CJK SC" w:eastAsia="Noto Sans CJK SC" w:cs="Noto Sans CJK SC"/>
+                <w:rFonts w:ascii="Heiti SC" w:hAnsi="Heiti SC" w:eastAsia="Heiti SC" w:cs="Heiti SC"/>
                 <w:b w:val="0"/>
                 <w:color w:val="111827"/>
                 <w:sz w:val="18"/>
@@ -4570,7 +4570,7 @@
             </w:pPr>
             <w:r>
               <w:rPr>
-                <w:rFonts w:ascii="Noto Sans CJK SC" w:hAnsi="Noto Sans CJK SC" w:eastAsia="Noto Sans CJK SC" w:cs="Noto Sans CJK SC"/>
+                <w:rFonts w:ascii="Heiti SC" w:hAnsi="Heiti SC" w:eastAsia="Heiti SC" w:cs="Heiti SC"/>
                 <w:b w:val="0"/>
                 <w:color w:val="111827"/>
                 <w:sz w:val="18"/>
@@ -4596,7 +4596,7 @@
             </w:pPr>
             <w:r>
               <w:rPr>
-                <w:rFonts w:ascii="Noto Sans CJK SC" w:hAnsi="Noto Sans CJK SC" w:eastAsia="Noto Sans CJK SC" w:cs="Noto Sans CJK SC"/>
+                <w:rFonts w:ascii="Heiti SC" w:hAnsi="Heiti SC" w:eastAsia="Heiti SC" w:cs="Heiti SC"/>
                 <w:b w:val="0"/>
                 <w:color w:val="111827"/>
                 <w:sz w:val="18"/>
@@ -4626,7 +4626,7 @@
             </w:pPr>
             <w:r>
               <w:rPr>
-                <w:rFonts w:ascii="Noto Sans CJK SC" w:hAnsi="Noto Sans CJK SC" w:eastAsia="Noto Sans CJK SC" w:cs="Noto Sans CJK SC"/>
+                <w:rFonts w:ascii="Heiti SC" w:hAnsi="Heiti SC" w:eastAsia="Heiti SC" w:cs="Heiti SC"/>
                 <w:b w:val="0"/>
                 <w:color w:val="111827"/>
                 <w:sz w:val="18"/>
@@ -4653,7 +4653,7 @@
             </w:pPr>
             <w:r>
               <w:rPr>
-                <w:rFonts w:ascii="Noto Sans CJK SC" w:hAnsi="Noto Sans CJK SC" w:eastAsia="Noto Sans CJK SC" w:cs="Noto Sans CJK SC"/>
+                <w:rFonts w:ascii="Heiti SC" w:hAnsi="Heiti SC" w:eastAsia="Heiti SC" w:cs="Heiti SC"/>
                 <w:b w:val="0"/>
                 <w:color w:val="111827"/>
                 <w:sz w:val="18"/>
@@ -4682,7 +4682,7 @@
             </w:pPr>
             <w:r>
               <w:rPr>
-                <w:rFonts w:ascii="Noto Sans CJK SC" w:hAnsi="Noto Sans CJK SC" w:eastAsia="Noto Sans CJK SC" w:cs="Noto Sans CJK SC"/>
+                <w:rFonts w:ascii="Heiti SC" w:hAnsi="Heiti SC" w:eastAsia="Heiti SC" w:cs="Heiti SC"/>
                 <w:b w:val="0"/>
                 <w:color w:val="111827"/>
                 <w:sz w:val="18"/>
@@ -4708,7 +4708,7 @@
             </w:pPr>
             <w:r>
               <w:rPr>
-                <w:rFonts w:ascii="Noto Sans CJK SC" w:hAnsi="Noto Sans CJK SC" w:eastAsia="Noto Sans CJK SC" w:cs="Noto Sans CJK SC"/>
+                <w:rFonts w:ascii="Heiti SC" w:hAnsi="Heiti SC" w:eastAsia="Heiti SC" w:cs="Heiti SC"/>
                 <w:b w:val="0"/>
                 <w:color w:val="111827"/>
                 <w:sz w:val="18"/>
@@ -4722,7 +4722,7 @@
     <w:p>
       <w:r>
         <w:rPr>
-          <w:rFonts w:ascii="Noto Sans CJK SC" w:hAnsi="Noto Sans CJK SC" w:eastAsia="Noto Sans CJK SC" w:cs="Noto Sans CJK SC"/>
+          <w:rFonts w:ascii="Heiti SC" w:hAnsi="Heiti SC" w:eastAsia="Heiti SC" w:cs="Heiti SC"/>
           <w:sz w:val="22"/>
         </w:rPr>
         <w:t>模型加载、保存中、降级说明、进度百分比等属于内部 event/message 字段，不新增状态枚举。</w:t>
@@ -4781,7 +4781,7 @@
             </w:pPr>
             <w:r>
               <w:rPr>
-                <w:rFonts w:ascii="Noto Sans CJK SC" w:hAnsi="Noto Sans CJK SC" w:eastAsia="Noto Sans CJK SC" w:cs="Noto Sans CJK SC"/>
+                <w:rFonts w:ascii="Heiti SC" w:hAnsi="Heiti SC" w:eastAsia="Heiti SC" w:cs="Heiti SC"/>
                 <w:b/>
                 <w:color w:val="111827"/>
                 <w:sz w:val="18"/>
@@ -4808,7 +4808,7 @@
             </w:pPr>
             <w:r>
               <w:rPr>
-                <w:rFonts w:ascii="Noto Sans CJK SC" w:hAnsi="Noto Sans CJK SC" w:eastAsia="Noto Sans CJK SC" w:cs="Noto Sans CJK SC"/>
+                <w:rFonts w:ascii="Heiti SC" w:hAnsi="Heiti SC" w:eastAsia="Heiti SC" w:cs="Heiti SC"/>
                 <w:b/>
                 <w:color w:val="111827"/>
                 <w:sz w:val="18"/>
@@ -4835,7 +4835,7 @@
             </w:pPr>
             <w:r>
               <w:rPr>
-                <w:rFonts w:ascii="Noto Sans CJK SC" w:hAnsi="Noto Sans CJK SC" w:eastAsia="Noto Sans CJK SC" w:cs="Noto Sans CJK SC"/>
+                <w:rFonts w:ascii="Heiti SC" w:hAnsi="Heiti SC" w:eastAsia="Heiti SC" w:cs="Heiti SC"/>
                 <w:b/>
                 <w:color w:val="111827"/>
                 <w:sz w:val="18"/>
@@ -4862,7 +4862,7 @@
             </w:pPr>
             <w:r>
               <w:rPr>
-                <w:rFonts w:ascii="Noto Sans CJK SC" w:hAnsi="Noto Sans CJK SC" w:eastAsia="Noto Sans CJK SC" w:cs="Noto Sans CJK SC"/>
+                <w:rFonts w:ascii="Heiti SC" w:hAnsi="Heiti SC" w:eastAsia="Heiti SC" w:cs="Heiti SC"/>
                 <w:b/>
                 <w:color w:val="111827"/>
                 <w:sz w:val="18"/>
@@ -4891,7 +4891,7 @@
             </w:pPr>
             <w:r>
               <w:rPr>
-                <w:rFonts w:ascii="Noto Sans CJK SC" w:hAnsi="Noto Sans CJK SC" w:eastAsia="Noto Sans CJK SC" w:cs="Noto Sans CJK SC"/>
+                <w:rFonts w:ascii="Heiti SC" w:hAnsi="Heiti SC" w:eastAsia="Heiti SC" w:cs="Heiti SC"/>
                 <w:b w:val="0"/>
                 <w:color w:val="111827"/>
                 <w:sz w:val="18"/>
@@ -4917,12 +4917,12 @@
             </w:pPr>
             <w:r>
               <w:rPr>
-                <w:rFonts w:ascii="Noto Sans CJK SC" w:hAnsi="Noto Sans CJK SC" w:eastAsia="Noto Sans CJK SC" w:cs="Noto Sans CJK SC"/>
+                <w:rFonts w:ascii="Heiti SC" w:hAnsi="Heiti SC" w:eastAsia="Heiti SC" w:cs="Heiti SC"/>
                 <w:b w:val="0"/>
                 <w:color w:val="111827"/>
                 <w:sz w:val="18"/>
               </w:rPr>
-              <w:t>Qwen3.6-35B-A3B GGUF Q4_K_M + BF16 mmproj</w:t>
+              <w:t>`nvidia/Qwen3.6-35B-A3B-NVFP4`</w:t>
             </w:r>
           </w:p>
         </w:tc>
@@ -4943,12 +4943,12 @@
             </w:pPr>
             <w:r>
               <w:rPr>
-                <w:rFonts w:ascii="Noto Sans CJK SC" w:hAnsi="Noto Sans CJK SC" w:eastAsia="Noto Sans CJK SC" w:cs="Noto Sans CJK SC"/>
+                <w:rFonts w:ascii="Heiti SC" w:hAnsi="Heiti SC" w:eastAsia="Heiti SC" w:cs="Heiti SC"/>
                 <w:b w:val="0"/>
                 <w:color w:val="111827"/>
                 <w:sz w:val="18"/>
               </w:rPr>
-              <w:t>ModelScope `ggml-org/Qwen3.6-35B-A3B-GGUF`，revision `37b9ed4...`；CUDA llama.cpp `76f46ad...`</w:t>
+              <w:t>Hugging Face revision `491c2f1ea524c639598bf8fa787a93fed5a6fbce`；native vLLM `0.25.1` ARM64 CUDA wheel；约 23.45 GB；服务 `127.0.0.1:8011`</w:t>
             </w:r>
           </w:p>
         </w:tc>
@@ -4969,7 +4969,7 @@
             </w:pPr>
             <w:r>
               <w:rPr>
-                <w:rFonts w:ascii="Noto Sans CJK SC" w:hAnsi="Noto Sans CJK SC" w:eastAsia="Noto Sans CJK SC" w:cs="Noto Sans CJK SC"/>
+                <w:rFonts w:ascii="Heiti SC" w:hAnsi="Heiti SC" w:eastAsia="Heiti SC" w:cs="Heiti SC"/>
                 <w:b w:val="0"/>
                 <w:color w:val="111827"/>
                 <w:sz w:val="18"/>
@@ -4999,7 +4999,7 @@
             </w:pPr>
             <w:r>
               <w:rPr>
-                <w:rFonts w:ascii="Noto Sans CJK SC" w:hAnsi="Noto Sans CJK SC" w:eastAsia="Noto Sans CJK SC" w:cs="Noto Sans CJK SC"/>
+                <w:rFonts w:ascii="Heiti SC" w:hAnsi="Heiti SC" w:eastAsia="Heiti SC" w:cs="Heiti SC"/>
                 <w:b w:val="0"/>
                 <w:color w:val="111827"/>
                 <w:sz w:val="18"/>
@@ -5026,7 +5026,7 @@
             </w:pPr>
             <w:r>
               <w:rPr>
-                <w:rFonts w:ascii="Noto Sans CJK SC" w:hAnsi="Noto Sans CJK SC" w:eastAsia="Noto Sans CJK SC" w:cs="Noto Sans CJK SC"/>
+                <w:rFonts w:ascii="Heiti SC" w:hAnsi="Heiti SC" w:eastAsia="Heiti SC" w:cs="Heiti SC"/>
                 <w:b w:val="0"/>
                 <w:color w:val="111827"/>
                 <w:sz w:val="18"/>
@@ -5053,7 +5053,7 @@
             </w:pPr>
             <w:r>
               <w:rPr>
-                <w:rFonts w:ascii="Noto Sans CJK SC" w:hAnsi="Noto Sans CJK SC" w:eastAsia="Noto Sans CJK SC" w:cs="Noto Sans CJK SC"/>
+                <w:rFonts w:ascii="Heiti SC" w:hAnsi="Heiti SC" w:eastAsia="Heiti SC" w:cs="Heiti SC"/>
                 <w:b w:val="0"/>
                 <w:color w:val="111827"/>
                 <w:sz w:val="18"/>
@@ -5080,7 +5080,7 @@
             </w:pPr>
             <w:r>
               <w:rPr>
-                <w:rFonts w:ascii="Noto Sans CJK SC" w:hAnsi="Noto Sans CJK SC" w:eastAsia="Noto Sans CJK SC" w:cs="Noto Sans CJK SC"/>
+                <w:rFonts w:ascii="Heiti SC" w:hAnsi="Heiti SC" w:eastAsia="Heiti SC" w:cs="Heiti SC"/>
                 <w:b w:val="0"/>
                 <w:color w:val="111827"/>
                 <w:sz w:val="18"/>
@@ -5109,7 +5109,7 @@
             </w:pPr>
             <w:r>
               <w:rPr>
-                <w:rFonts w:ascii="Noto Sans CJK SC" w:hAnsi="Noto Sans CJK SC" w:eastAsia="Noto Sans CJK SC" w:cs="Noto Sans CJK SC"/>
+                <w:rFonts w:ascii="Heiti SC" w:hAnsi="Heiti SC" w:eastAsia="Heiti SC" w:cs="Heiti SC"/>
                 <w:b w:val="0"/>
                 <w:color w:val="111827"/>
                 <w:sz w:val="18"/>
@@ -5135,7 +5135,7 @@
             </w:pPr>
             <w:r>
               <w:rPr>
-                <w:rFonts w:ascii="Noto Sans CJK SC" w:hAnsi="Noto Sans CJK SC" w:eastAsia="Noto Sans CJK SC" w:cs="Noto Sans CJK SC"/>
+                <w:rFonts w:ascii="Heiti SC" w:hAnsi="Heiti SC" w:eastAsia="Heiti SC" w:cs="Heiti SC"/>
                 <w:b w:val="0"/>
                 <w:color w:val="111827"/>
                 <w:sz w:val="18"/>
@@ -5161,7 +5161,7 @@
             </w:pPr>
             <w:r>
               <w:rPr>
-                <w:rFonts w:ascii="Noto Sans CJK SC" w:hAnsi="Noto Sans CJK SC" w:eastAsia="Noto Sans CJK SC" w:cs="Noto Sans CJK SC"/>
+                <w:rFonts w:ascii="Heiti SC" w:hAnsi="Heiti SC" w:eastAsia="Heiti SC" w:cs="Heiti SC"/>
                 <w:b w:val="0"/>
                 <w:color w:val="111827"/>
                 <w:sz w:val="18"/>
@@ -5187,7 +5187,7 @@
             </w:pPr>
             <w:r>
               <w:rPr>
-                <w:rFonts w:ascii="Noto Sans CJK SC" w:hAnsi="Noto Sans CJK SC" w:eastAsia="Noto Sans CJK SC" w:cs="Noto Sans CJK SC"/>
+                <w:rFonts w:ascii="Heiti SC" w:hAnsi="Heiti SC" w:eastAsia="Heiti SC" w:cs="Heiti SC"/>
                 <w:b w:val="0"/>
                 <w:color w:val="111827"/>
                 <w:sz w:val="18"/>
@@ -5217,7 +5217,7 @@
             </w:pPr>
             <w:r>
               <w:rPr>
-                <w:rFonts w:ascii="Noto Sans CJK SC" w:hAnsi="Noto Sans CJK SC" w:eastAsia="Noto Sans CJK SC" w:cs="Noto Sans CJK SC"/>
+                <w:rFonts w:ascii="Heiti SC" w:hAnsi="Heiti SC" w:eastAsia="Heiti SC" w:cs="Heiti SC"/>
                 <w:b w:val="0"/>
                 <w:color w:val="111827"/>
                 <w:sz w:val="18"/>
@@ -5244,7 +5244,7 @@
             </w:pPr>
             <w:r>
               <w:rPr>
-                <w:rFonts w:ascii="Noto Sans CJK SC" w:hAnsi="Noto Sans CJK SC" w:eastAsia="Noto Sans CJK SC" w:cs="Noto Sans CJK SC"/>
+                <w:rFonts w:ascii="Heiti SC" w:hAnsi="Heiti SC" w:eastAsia="Heiti SC" w:cs="Heiti SC"/>
                 <w:b w:val="0"/>
                 <w:color w:val="111827"/>
                 <w:sz w:val="18"/>
@@ -5271,7 +5271,7 @@
             </w:pPr>
             <w:r>
               <w:rPr>
-                <w:rFonts w:ascii="Noto Sans CJK SC" w:hAnsi="Noto Sans CJK SC" w:eastAsia="Noto Sans CJK SC" w:cs="Noto Sans CJK SC"/>
+                <w:rFonts w:ascii="Heiti SC" w:hAnsi="Heiti SC" w:eastAsia="Heiti SC" w:cs="Heiti SC"/>
                 <w:b w:val="0"/>
                 <w:color w:val="111827"/>
                 <w:sz w:val="18"/>
@@ -5298,7 +5298,7 @@
             </w:pPr>
             <w:r>
               <w:rPr>
-                <w:rFonts w:ascii="Noto Sans CJK SC" w:hAnsi="Noto Sans CJK SC" w:eastAsia="Noto Sans CJK SC" w:cs="Noto Sans CJK SC"/>
+                <w:rFonts w:ascii="Heiti SC" w:hAnsi="Heiti SC" w:eastAsia="Heiti SC" w:cs="Heiti SC"/>
                 <w:b w:val="0"/>
                 <w:color w:val="111827"/>
                 <w:sz w:val="18"/>
@@ -5327,7 +5327,7 @@
             </w:pPr>
             <w:r>
               <w:rPr>
-                <w:rFonts w:ascii="Noto Sans CJK SC" w:hAnsi="Noto Sans CJK SC" w:eastAsia="Noto Sans CJK SC" w:cs="Noto Sans CJK SC"/>
+                <w:rFonts w:ascii="Heiti SC" w:hAnsi="Heiti SC" w:eastAsia="Heiti SC" w:cs="Heiti SC"/>
                 <w:b w:val="0"/>
                 <w:color w:val="111827"/>
                 <w:sz w:val="18"/>
@@ -5353,7 +5353,7 @@
             </w:pPr>
             <w:r>
               <w:rPr>
-                <w:rFonts w:ascii="Noto Sans CJK SC" w:hAnsi="Noto Sans CJK SC" w:eastAsia="Noto Sans CJK SC" w:cs="Noto Sans CJK SC"/>
+                <w:rFonts w:ascii="Heiti SC" w:hAnsi="Heiti SC" w:eastAsia="Heiti SC" w:cs="Heiti SC"/>
                 <w:b w:val="0"/>
                 <w:color w:val="111827"/>
                 <w:sz w:val="18"/>
@@ -5379,7 +5379,7 @@
             </w:pPr>
             <w:r>
               <w:rPr>
-                <w:rFonts w:ascii="Noto Sans CJK SC" w:hAnsi="Noto Sans CJK SC" w:eastAsia="Noto Sans CJK SC" w:cs="Noto Sans CJK SC"/>
+                <w:rFonts w:ascii="Heiti SC" w:hAnsi="Heiti SC" w:eastAsia="Heiti SC" w:cs="Heiti SC"/>
                 <w:b w:val="0"/>
                 <w:color w:val="111827"/>
                 <w:sz w:val="18"/>
@@ -5405,7 +5405,7 @@
             </w:pPr>
             <w:r>
               <w:rPr>
-                <w:rFonts w:ascii="Noto Sans CJK SC" w:hAnsi="Noto Sans CJK SC" w:eastAsia="Noto Sans CJK SC" w:cs="Noto Sans CJK SC"/>
+                <w:rFonts w:ascii="Heiti SC" w:hAnsi="Heiti SC" w:eastAsia="Heiti SC" w:cs="Heiti SC"/>
                 <w:b w:val="0"/>
                 <w:color w:val="111827"/>
                 <w:sz w:val="18"/>
@@ -5435,7 +5435,7 @@
             </w:pPr>
             <w:r>
               <w:rPr>
-                <w:rFonts w:ascii="Noto Sans CJK SC" w:hAnsi="Noto Sans CJK SC" w:eastAsia="Noto Sans CJK SC" w:cs="Noto Sans CJK SC"/>
+                <w:rFonts w:ascii="Heiti SC" w:hAnsi="Heiti SC" w:eastAsia="Heiti SC" w:cs="Heiti SC"/>
                 <w:b w:val="0"/>
                 <w:color w:val="111827"/>
                 <w:sz w:val="18"/>
@@ -5462,7 +5462,7 @@
             </w:pPr>
             <w:r>
               <w:rPr>
-                <w:rFonts w:ascii="Noto Sans CJK SC" w:hAnsi="Noto Sans CJK SC" w:eastAsia="Noto Sans CJK SC" w:cs="Noto Sans CJK SC"/>
+                <w:rFonts w:ascii="Heiti SC" w:hAnsi="Heiti SC" w:eastAsia="Heiti SC" w:cs="Heiti SC"/>
                 <w:b w:val="0"/>
                 <w:color w:val="111827"/>
                 <w:sz w:val="18"/>
@@ -5489,7 +5489,7 @@
             </w:pPr>
             <w:r>
               <w:rPr>
-                <w:rFonts w:ascii="Noto Sans CJK SC" w:hAnsi="Noto Sans CJK SC" w:eastAsia="Noto Sans CJK SC" w:cs="Noto Sans CJK SC"/>
+                <w:rFonts w:ascii="Heiti SC" w:hAnsi="Heiti SC" w:eastAsia="Heiti SC" w:cs="Heiti SC"/>
                 <w:b w:val="0"/>
                 <w:color w:val="111827"/>
                 <w:sz w:val="18"/>
@@ -5516,7 +5516,7 @@
             </w:pPr>
             <w:r>
               <w:rPr>
-                <w:rFonts w:ascii="Noto Sans CJK SC" w:hAnsi="Noto Sans CJK SC" w:eastAsia="Noto Sans CJK SC" w:cs="Noto Sans CJK SC"/>
+                <w:rFonts w:ascii="Heiti SC" w:hAnsi="Heiti SC" w:eastAsia="Heiti SC" w:cs="Heiti SC"/>
                 <w:b w:val="0"/>
                 <w:color w:val="111827"/>
                 <w:sz w:val="18"/>
@@ -5545,7 +5545,7 @@
             </w:pPr>
             <w:r>
               <w:rPr>
-                <w:rFonts w:ascii="Noto Sans CJK SC" w:hAnsi="Noto Sans CJK SC" w:eastAsia="Noto Sans CJK SC" w:cs="Noto Sans CJK SC"/>
+                <w:rFonts w:ascii="Heiti SC" w:hAnsi="Heiti SC" w:eastAsia="Heiti SC" w:cs="Heiti SC"/>
                 <w:b w:val="0"/>
                 <w:color w:val="111827"/>
                 <w:sz w:val="18"/>
@@ -5571,7 +5571,7 @@
             </w:pPr>
             <w:r>
               <w:rPr>
-                <w:rFonts w:ascii="Noto Sans CJK SC" w:hAnsi="Noto Sans CJK SC" w:eastAsia="Noto Sans CJK SC" w:cs="Noto Sans CJK SC"/>
+                <w:rFonts w:ascii="Heiti SC" w:hAnsi="Heiti SC" w:eastAsia="Heiti SC" w:cs="Heiti SC"/>
                 <w:b w:val="0"/>
                 <w:color w:val="111827"/>
                 <w:sz w:val="18"/>
@@ -5597,7 +5597,7 @@
             </w:pPr>
             <w:r>
               <w:rPr>
-                <w:rFonts w:ascii="Noto Sans CJK SC" w:hAnsi="Noto Sans CJK SC" w:eastAsia="Noto Sans CJK SC" w:cs="Noto Sans CJK SC"/>
+                <w:rFonts w:ascii="Heiti SC" w:hAnsi="Heiti SC" w:eastAsia="Heiti SC" w:cs="Heiti SC"/>
                 <w:b w:val="0"/>
                 <w:color w:val="111827"/>
                 <w:sz w:val="18"/>
@@ -5623,7 +5623,7 @@
             </w:pPr>
             <w:r>
               <w:rPr>
-                <w:rFonts w:ascii="Noto Sans CJK SC" w:hAnsi="Noto Sans CJK SC" w:eastAsia="Noto Sans CJK SC" w:cs="Noto Sans CJK SC"/>
+                <w:rFonts w:ascii="Heiti SC" w:hAnsi="Heiti SC" w:eastAsia="Heiti SC" w:cs="Heiti SC"/>
                 <w:b w:val="0"/>
                 <w:color w:val="111827"/>
                 <w:sz w:val="18"/>
@@ -5653,7 +5653,7 @@
             </w:pPr>
             <w:r>
               <w:rPr>
-                <w:rFonts w:ascii="Noto Sans CJK SC" w:hAnsi="Noto Sans CJK SC" w:eastAsia="Noto Sans CJK SC" w:cs="Noto Sans CJK SC"/>
+                <w:rFonts w:ascii="Heiti SC" w:hAnsi="Heiti SC" w:eastAsia="Heiti SC" w:cs="Heiti SC"/>
                 <w:b w:val="0"/>
                 <w:color w:val="111827"/>
                 <w:sz w:val="18"/>
@@ -5680,7 +5680,7 @@
             </w:pPr>
             <w:r>
               <w:rPr>
-                <w:rFonts w:ascii="Noto Sans CJK SC" w:hAnsi="Noto Sans CJK SC" w:eastAsia="Noto Sans CJK SC" w:cs="Noto Sans CJK SC"/>
+                <w:rFonts w:ascii="Heiti SC" w:hAnsi="Heiti SC" w:eastAsia="Heiti SC" w:cs="Heiti SC"/>
                 <w:b w:val="0"/>
                 <w:color w:val="111827"/>
                 <w:sz w:val="18"/>
@@ -5707,7 +5707,7 @@
             </w:pPr>
             <w:r>
               <w:rPr>
-                <w:rFonts w:ascii="Noto Sans CJK SC" w:hAnsi="Noto Sans CJK SC" w:eastAsia="Noto Sans CJK SC" w:cs="Noto Sans CJK SC"/>
+                <w:rFonts w:ascii="Heiti SC" w:hAnsi="Heiti SC" w:eastAsia="Heiti SC" w:cs="Heiti SC"/>
                 <w:b w:val="0"/>
                 <w:color w:val="111827"/>
                 <w:sz w:val="18"/>
@@ -5734,7 +5734,7 @@
             </w:pPr>
             <w:r>
               <w:rPr>
-                <w:rFonts w:ascii="Noto Sans CJK SC" w:hAnsi="Noto Sans CJK SC" w:eastAsia="Noto Sans CJK SC" w:cs="Noto Sans CJK SC"/>
+                <w:rFonts w:ascii="Heiti SC" w:hAnsi="Heiti SC" w:eastAsia="Heiti SC" w:cs="Heiti SC"/>
                 <w:b w:val="0"/>
                 <w:color w:val="111827"/>
                 <w:sz w:val="18"/>
@@ -5748,7 +5748,7 @@
     <w:p>
       <w:r>
         <w:rPr>
-          <w:rFonts w:ascii="Noto Sans CJK SC" w:hAnsi="Noto Sans CJK SC" w:eastAsia="Noto Sans CJK SC" w:cs="Noto Sans CJK SC"/>
+          <w:rFonts w:ascii="Heiti SC" w:hAnsi="Heiti SC" w:eastAsia="Heiti SC" w:cs="Heiti SC"/>
           <w:sz w:val="22"/>
         </w:rPr>
         <w:t>主链路不使用 ComfyUI、OpenClaw、云端 LLM、云端图像、云端语音或云端视频 API。</w:t>
@@ -5765,10 +5765,10 @@
     <w:p>
       <w:r>
         <w:rPr>
-          <w:rFonts w:ascii="Noto Sans CJK SC" w:hAnsi="Noto Sans CJK SC" w:eastAsia="Noto Sans CJK SC" w:cs="Noto Sans CJK SC"/>
+          <w:rFonts w:ascii="Heiti SC" w:hAnsi="Heiti SC" w:eastAsia="Heiti SC" w:cs="Heiti SC"/>
           <w:sz w:val="22"/>
         </w:rPr>
-        <w:t>ModelManager 是重型模型访问边界。它把 Qwen3.6、Step1X、Cosmos3-Edge、Magpie TTS、Nemotron ASR 的调用串行化，避免多个大模型同时常驻 DGX Spark 统一内存。连续 LLM 阶段复用同一个本地 llama.cpp 进程；进入图片、视频或音频阶段前停止 LLM，重型 adapter 退出后释放 CUDA context。</w:t>
+        <w:t>ModelManager 是重型模型访问边界。它把 Qwen3.6、Step1X、Cosmos3-Edge、Magpie TTS、Nemotron ASR 的调用串行化，避免多个大模型同时常驻 DGX Spark 统一内存。连续 LLM 阶段复用同一个本地 vLLM 进程；进入图片、视频或音频阶段前停止 vLLM，重型 adapter 退出后释放 CUDA context。</w:t>
       </w:r>
     </w:p>
     <w:tbl>
@@ -5814,7 +5814,7 @@
             </w:pPr>
             <w:r>
               <w:rPr>
-                <w:rFonts w:ascii="Noto Sans CJK SC" w:hAnsi="Noto Sans CJK SC" w:eastAsia="Noto Sans CJK SC" w:cs="Noto Sans CJK SC"/>
+                <w:rFonts w:ascii="Heiti SC" w:hAnsi="Heiti SC" w:eastAsia="Heiti SC" w:cs="Heiti SC"/>
                 <w:b/>
                 <w:color w:val="111827"/>
                 <w:sz w:val="18"/>
@@ -5841,7 +5841,7 @@
             </w:pPr>
             <w:r>
               <w:rPr>
-                <w:rFonts w:ascii="Noto Sans CJK SC" w:hAnsi="Noto Sans CJK SC" w:eastAsia="Noto Sans CJK SC" w:cs="Noto Sans CJK SC"/>
+                <w:rFonts w:ascii="Heiti SC" w:hAnsi="Heiti SC" w:eastAsia="Heiti SC" w:cs="Heiti SC"/>
                 <w:b/>
                 <w:color w:val="111827"/>
                 <w:sz w:val="18"/>
@@ -5870,7 +5870,7 @@
             </w:pPr>
             <w:r>
               <w:rPr>
-                <w:rFonts w:ascii="Noto Sans CJK SC" w:hAnsi="Noto Sans CJK SC" w:eastAsia="Noto Sans CJK SC" w:cs="Noto Sans CJK SC"/>
+                <w:rFonts w:ascii="Heiti SC" w:hAnsi="Heiti SC" w:eastAsia="Heiti SC" w:cs="Heiti SC"/>
                 <w:b w:val="0"/>
                 <w:color w:val="111827"/>
                 <w:sz w:val="18"/>
@@ -5896,7 +5896,7 @@
             </w:pPr>
             <w:r>
               <w:rPr>
-                <w:rFonts w:ascii="Noto Sans CJK SC" w:hAnsi="Noto Sans CJK SC" w:eastAsia="Noto Sans CJK SC" w:cs="Noto Sans CJK SC"/>
+                <w:rFonts w:ascii="Heiti SC" w:hAnsi="Heiti SC" w:eastAsia="Heiti SC" w:cs="Heiti SC"/>
                 <w:b w:val="0"/>
                 <w:color w:val="111827"/>
                 <w:sz w:val="18"/>
@@ -5926,7 +5926,7 @@
             </w:pPr>
             <w:r>
               <w:rPr>
-                <w:rFonts w:ascii="Noto Sans CJK SC" w:hAnsi="Noto Sans CJK SC" w:eastAsia="Noto Sans CJK SC" w:cs="Noto Sans CJK SC"/>
+                <w:rFonts w:ascii="Heiti SC" w:hAnsi="Heiti SC" w:eastAsia="Heiti SC" w:cs="Heiti SC"/>
                 <w:b w:val="0"/>
                 <w:color w:val="111827"/>
                 <w:sz w:val="18"/>
@@ -5953,7 +5953,7 @@
             </w:pPr>
             <w:r>
               <w:rPr>
-                <w:rFonts w:ascii="Noto Sans CJK SC" w:hAnsi="Noto Sans CJK SC" w:eastAsia="Noto Sans CJK SC" w:cs="Noto Sans CJK SC"/>
+                <w:rFonts w:ascii="Heiti SC" w:hAnsi="Heiti SC" w:eastAsia="Heiti SC" w:cs="Heiti SC"/>
                 <w:b w:val="0"/>
                 <w:color w:val="111827"/>
                 <w:sz w:val="18"/>
@@ -5982,7 +5982,7 @@
             </w:pPr>
             <w:r>
               <w:rPr>
-                <w:rFonts w:ascii="Noto Sans CJK SC" w:hAnsi="Noto Sans CJK SC" w:eastAsia="Noto Sans CJK SC" w:cs="Noto Sans CJK SC"/>
+                <w:rFonts w:ascii="Heiti SC" w:hAnsi="Heiti SC" w:eastAsia="Heiti SC" w:cs="Heiti SC"/>
                 <w:b w:val="0"/>
                 <w:color w:val="111827"/>
                 <w:sz w:val="18"/>
@@ -6008,7 +6008,7 @@
             </w:pPr>
             <w:r>
               <w:rPr>
-                <w:rFonts w:ascii="Noto Sans CJK SC" w:hAnsi="Noto Sans CJK SC" w:eastAsia="Noto Sans CJK SC" w:cs="Noto Sans CJK SC"/>
+                <w:rFonts w:ascii="Heiti SC" w:hAnsi="Heiti SC" w:eastAsia="Heiti SC" w:cs="Heiti SC"/>
                 <w:b w:val="0"/>
                 <w:color w:val="111827"/>
                 <w:sz w:val="18"/>
@@ -6038,7 +6038,7 @@
             </w:pPr>
             <w:r>
               <w:rPr>
-                <w:rFonts w:ascii="Noto Sans CJK SC" w:hAnsi="Noto Sans CJK SC" w:eastAsia="Noto Sans CJK SC" w:cs="Noto Sans CJK SC"/>
+                <w:rFonts w:ascii="Heiti SC" w:hAnsi="Heiti SC" w:eastAsia="Heiti SC" w:cs="Heiti SC"/>
                 <w:b w:val="0"/>
                 <w:color w:val="111827"/>
                 <w:sz w:val="18"/>
@@ -6065,7 +6065,7 @@
             </w:pPr>
             <w:r>
               <w:rPr>
-                <w:rFonts w:ascii="Noto Sans CJK SC" w:hAnsi="Noto Sans CJK SC" w:eastAsia="Noto Sans CJK SC" w:cs="Noto Sans CJK SC"/>
+                <w:rFonts w:ascii="Heiti SC" w:hAnsi="Heiti SC" w:eastAsia="Heiti SC" w:cs="Heiti SC"/>
                 <w:b w:val="0"/>
                 <w:color w:val="111827"/>
                 <w:sz w:val="18"/>
@@ -6094,7 +6094,7 @@
             </w:pPr>
             <w:r>
               <w:rPr>
-                <w:rFonts w:ascii="Noto Sans CJK SC" w:hAnsi="Noto Sans CJK SC" w:eastAsia="Noto Sans CJK SC" w:cs="Noto Sans CJK SC"/>
+                <w:rFonts w:ascii="Heiti SC" w:hAnsi="Heiti SC" w:eastAsia="Heiti SC" w:cs="Heiti SC"/>
                 <w:b w:val="0"/>
                 <w:color w:val="111827"/>
                 <w:sz w:val="18"/>
@@ -6120,7 +6120,7 @@
             </w:pPr>
             <w:r>
               <w:rPr>
-                <w:rFonts w:ascii="Noto Sans CJK SC" w:hAnsi="Noto Sans CJK SC" w:eastAsia="Noto Sans CJK SC" w:cs="Noto Sans CJK SC"/>
+                <w:rFonts w:ascii="Heiti SC" w:hAnsi="Heiti SC" w:eastAsia="Heiti SC" w:cs="Heiti SC"/>
                 <w:b w:val="0"/>
                 <w:color w:val="111827"/>
                 <w:sz w:val="18"/>
@@ -6142,7 +6142,7 @@
     <w:p>
       <w:r>
         <w:rPr>
-          <w:rFonts w:ascii="Noto Sans CJK SC" w:hAnsi="Noto Sans CJK SC" w:eastAsia="Noto Sans CJK SC" w:cs="Noto Sans CJK SC"/>
+          <w:rFonts w:ascii="Heiti SC" w:hAnsi="Heiti SC" w:eastAsia="Heiti SC" w:cs="Heiti SC"/>
           <w:sz w:val="22"/>
         </w:rPr>
         <w:t>只把已实现/批准的 API 当作当前合同。</w:t>
@@ -6192,7 +6192,7 @@
             </w:pPr>
             <w:r>
               <w:rPr>
-                <w:rFonts w:ascii="Noto Sans CJK SC" w:hAnsi="Noto Sans CJK SC" w:eastAsia="Noto Sans CJK SC" w:cs="Noto Sans CJK SC"/>
+                <w:rFonts w:ascii="Heiti SC" w:hAnsi="Heiti SC" w:eastAsia="Heiti SC" w:cs="Heiti SC"/>
                 <w:b/>
                 <w:color w:val="111827"/>
                 <w:sz w:val="18"/>
@@ -6219,7 +6219,7 @@
             </w:pPr>
             <w:r>
               <w:rPr>
-                <w:rFonts w:ascii="Noto Sans CJK SC" w:hAnsi="Noto Sans CJK SC" w:eastAsia="Noto Sans CJK SC" w:cs="Noto Sans CJK SC"/>
+                <w:rFonts w:ascii="Heiti SC" w:hAnsi="Heiti SC" w:eastAsia="Heiti SC" w:cs="Heiti SC"/>
                 <w:b/>
                 <w:color w:val="111827"/>
                 <w:sz w:val="18"/>
@@ -6246,7 +6246,7 @@
             </w:pPr>
             <w:r>
               <w:rPr>
-                <w:rFonts w:ascii="Noto Sans CJK SC" w:hAnsi="Noto Sans CJK SC" w:eastAsia="Noto Sans CJK SC" w:cs="Noto Sans CJK SC"/>
+                <w:rFonts w:ascii="Heiti SC" w:hAnsi="Heiti SC" w:eastAsia="Heiti SC" w:cs="Heiti SC"/>
                 <w:b/>
                 <w:color w:val="111827"/>
                 <w:sz w:val="18"/>
@@ -6275,7 +6275,7 @@
             </w:pPr>
             <w:r>
               <w:rPr>
-                <w:rFonts w:ascii="Noto Sans CJK SC" w:hAnsi="Noto Sans CJK SC" w:eastAsia="Noto Sans CJK SC" w:cs="Noto Sans CJK SC"/>
+                <w:rFonts w:ascii="Heiti SC" w:hAnsi="Heiti SC" w:eastAsia="Heiti SC" w:cs="Heiti SC"/>
                 <w:b w:val="0"/>
                 <w:color w:val="111827"/>
                 <w:sz w:val="18"/>
@@ -6301,7 +6301,7 @@
             </w:pPr>
             <w:r>
               <w:rPr>
-                <w:rFonts w:ascii="Noto Sans CJK SC" w:hAnsi="Noto Sans CJK SC" w:eastAsia="Noto Sans CJK SC" w:cs="Noto Sans CJK SC"/>
+                <w:rFonts w:ascii="Heiti SC" w:hAnsi="Heiti SC" w:eastAsia="Heiti SC" w:cs="Heiti SC"/>
                 <w:b w:val="0"/>
                 <w:color w:val="111827"/>
                 <w:sz w:val="18"/>
@@ -6327,7 +6327,7 @@
             </w:pPr>
             <w:r>
               <w:rPr>
-                <w:rFonts w:ascii="Noto Sans CJK SC" w:hAnsi="Noto Sans CJK SC" w:eastAsia="Noto Sans CJK SC" w:cs="Noto Sans CJK SC"/>
+                <w:rFonts w:ascii="Heiti SC" w:hAnsi="Heiti SC" w:eastAsia="Heiti SC" w:cs="Heiti SC"/>
                 <w:b w:val="0"/>
                 <w:color w:val="111827"/>
                 <w:sz w:val="18"/>
@@ -6357,7 +6357,7 @@
             </w:pPr>
             <w:r>
               <w:rPr>
-                <w:rFonts w:ascii="Noto Sans CJK SC" w:hAnsi="Noto Sans CJK SC" w:eastAsia="Noto Sans CJK SC" w:cs="Noto Sans CJK SC"/>
+                <w:rFonts w:ascii="Heiti SC" w:hAnsi="Heiti SC" w:eastAsia="Heiti SC" w:cs="Heiti SC"/>
                 <w:b w:val="0"/>
                 <w:color w:val="111827"/>
                 <w:sz w:val="18"/>
@@ -6384,7 +6384,7 @@
             </w:pPr>
             <w:r>
               <w:rPr>
-                <w:rFonts w:ascii="Noto Sans CJK SC" w:hAnsi="Noto Sans CJK SC" w:eastAsia="Noto Sans CJK SC" w:cs="Noto Sans CJK SC"/>
+                <w:rFonts w:ascii="Heiti SC" w:hAnsi="Heiti SC" w:eastAsia="Heiti SC" w:cs="Heiti SC"/>
                 <w:b w:val="0"/>
                 <w:color w:val="111827"/>
                 <w:sz w:val="18"/>
@@ -6411,7 +6411,7 @@
             </w:pPr>
             <w:r>
               <w:rPr>
-                <w:rFonts w:ascii="Noto Sans CJK SC" w:hAnsi="Noto Sans CJK SC" w:eastAsia="Noto Sans CJK SC" w:cs="Noto Sans CJK SC"/>
+                <w:rFonts w:ascii="Heiti SC" w:hAnsi="Heiti SC" w:eastAsia="Heiti SC" w:cs="Heiti SC"/>
                 <w:b w:val="0"/>
                 <w:color w:val="111827"/>
                 <w:sz w:val="18"/>
@@ -6440,7 +6440,7 @@
             </w:pPr>
             <w:r>
               <w:rPr>
-                <w:rFonts w:ascii="Noto Sans CJK SC" w:hAnsi="Noto Sans CJK SC" w:eastAsia="Noto Sans CJK SC" w:cs="Noto Sans CJK SC"/>
+                <w:rFonts w:ascii="Heiti SC" w:hAnsi="Heiti SC" w:eastAsia="Heiti SC" w:cs="Heiti SC"/>
                 <w:b w:val="0"/>
                 <w:color w:val="111827"/>
                 <w:sz w:val="18"/>
@@ -6466,7 +6466,7 @@
             </w:pPr>
             <w:r>
               <w:rPr>
-                <w:rFonts w:ascii="Noto Sans CJK SC" w:hAnsi="Noto Sans CJK SC" w:eastAsia="Noto Sans CJK SC" w:cs="Noto Sans CJK SC"/>
+                <w:rFonts w:ascii="Heiti SC" w:hAnsi="Heiti SC" w:eastAsia="Heiti SC" w:cs="Heiti SC"/>
                 <w:b w:val="0"/>
                 <w:color w:val="111827"/>
                 <w:sz w:val="18"/>
@@ -6492,7 +6492,7 @@
             </w:pPr>
             <w:r>
               <w:rPr>
-                <w:rFonts w:ascii="Noto Sans CJK SC" w:hAnsi="Noto Sans CJK SC" w:eastAsia="Noto Sans CJK SC" w:cs="Noto Sans CJK SC"/>
+                <w:rFonts w:ascii="Heiti SC" w:hAnsi="Heiti SC" w:eastAsia="Heiti SC" w:cs="Heiti SC"/>
                 <w:b w:val="0"/>
                 <w:color w:val="111827"/>
                 <w:sz w:val="18"/>
@@ -6522,7 +6522,7 @@
             </w:pPr>
             <w:r>
               <w:rPr>
-                <w:rFonts w:ascii="Noto Sans CJK SC" w:hAnsi="Noto Sans CJK SC" w:eastAsia="Noto Sans CJK SC" w:cs="Noto Sans CJK SC"/>
+                <w:rFonts w:ascii="Heiti SC" w:hAnsi="Heiti SC" w:eastAsia="Heiti SC" w:cs="Heiti SC"/>
                 <w:b w:val="0"/>
                 <w:color w:val="111827"/>
                 <w:sz w:val="18"/>
@@ -6549,7 +6549,7 @@
             </w:pPr>
             <w:r>
               <w:rPr>
-                <w:rFonts w:ascii="Noto Sans CJK SC" w:hAnsi="Noto Sans CJK SC" w:eastAsia="Noto Sans CJK SC" w:cs="Noto Sans CJK SC"/>
+                <w:rFonts w:ascii="Heiti SC" w:hAnsi="Heiti SC" w:eastAsia="Heiti SC" w:cs="Heiti SC"/>
                 <w:b w:val="0"/>
                 <w:color w:val="111827"/>
                 <w:sz w:val="18"/>
@@ -6576,7 +6576,7 @@
             </w:pPr>
             <w:r>
               <w:rPr>
-                <w:rFonts w:ascii="Noto Sans CJK SC" w:hAnsi="Noto Sans CJK SC" w:eastAsia="Noto Sans CJK SC" w:cs="Noto Sans CJK SC"/>
+                <w:rFonts w:ascii="Heiti SC" w:hAnsi="Heiti SC" w:eastAsia="Heiti SC" w:cs="Heiti SC"/>
                 <w:b w:val="0"/>
                 <w:color w:val="111827"/>
                 <w:sz w:val="18"/>
@@ -6605,7 +6605,7 @@
             </w:pPr>
             <w:r>
               <w:rPr>
-                <w:rFonts w:ascii="Noto Sans CJK SC" w:hAnsi="Noto Sans CJK SC" w:eastAsia="Noto Sans CJK SC" w:cs="Noto Sans CJK SC"/>
+                <w:rFonts w:ascii="Heiti SC" w:hAnsi="Heiti SC" w:eastAsia="Heiti SC" w:cs="Heiti SC"/>
                 <w:b w:val="0"/>
                 <w:color w:val="111827"/>
                 <w:sz w:val="18"/>
@@ -6631,7 +6631,7 @@
             </w:pPr>
             <w:r>
               <w:rPr>
-                <w:rFonts w:ascii="Noto Sans CJK SC" w:hAnsi="Noto Sans CJK SC" w:eastAsia="Noto Sans CJK SC" w:cs="Noto Sans CJK SC"/>
+                <w:rFonts w:ascii="Heiti SC" w:hAnsi="Heiti SC" w:eastAsia="Heiti SC" w:cs="Heiti SC"/>
                 <w:b w:val="0"/>
                 <w:color w:val="111827"/>
                 <w:sz w:val="18"/>
@@ -6657,7 +6657,7 @@
             </w:pPr>
             <w:r>
               <w:rPr>
-                <w:rFonts w:ascii="Noto Sans CJK SC" w:hAnsi="Noto Sans CJK SC" w:eastAsia="Noto Sans CJK SC" w:cs="Noto Sans CJK SC"/>
+                <w:rFonts w:ascii="Heiti SC" w:hAnsi="Heiti SC" w:eastAsia="Heiti SC" w:cs="Heiti SC"/>
                 <w:b w:val="0"/>
                 <w:color w:val="111827"/>
                 <w:sz w:val="18"/>
@@ -6687,7 +6687,7 @@
             </w:pPr>
             <w:r>
               <w:rPr>
-                <w:rFonts w:ascii="Noto Sans CJK SC" w:hAnsi="Noto Sans CJK SC" w:eastAsia="Noto Sans CJK SC" w:cs="Noto Sans CJK SC"/>
+                <w:rFonts w:ascii="Heiti SC" w:hAnsi="Heiti SC" w:eastAsia="Heiti SC" w:cs="Heiti SC"/>
                 <w:b w:val="0"/>
                 <w:color w:val="111827"/>
                 <w:sz w:val="18"/>
@@ -6714,7 +6714,7 @@
             </w:pPr>
             <w:r>
               <w:rPr>
-                <w:rFonts w:ascii="Noto Sans CJK SC" w:hAnsi="Noto Sans CJK SC" w:eastAsia="Noto Sans CJK SC" w:cs="Noto Sans CJK SC"/>
+                <w:rFonts w:ascii="Heiti SC" w:hAnsi="Heiti SC" w:eastAsia="Heiti SC" w:cs="Heiti SC"/>
                 <w:b w:val="0"/>
                 <w:color w:val="111827"/>
                 <w:sz w:val="18"/>
@@ -6741,7 +6741,7 @@
             </w:pPr>
             <w:r>
               <w:rPr>
-                <w:rFonts w:ascii="Noto Sans CJK SC" w:hAnsi="Noto Sans CJK SC" w:eastAsia="Noto Sans CJK SC" w:cs="Noto Sans CJK SC"/>
+                <w:rFonts w:ascii="Heiti SC" w:hAnsi="Heiti SC" w:eastAsia="Heiti SC" w:cs="Heiti SC"/>
                 <w:b w:val="0"/>
                 <w:color w:val="111827"/>
                 <w:sz w:val="18"/>
@@ -6770,7 +6770,7 @@
             </w:pPr>
             <w:r>
               <w:rPr>
-                <w:rFonts w:ascii="Noto Sans CJK SC" w:hAnsi="Noto Sans CJK SC" w:eastAsia="Noto Sans CJK SC" w:cs="Noto Sans CJK SC"/>
+                <w:rFonts w:ascii="Heiti SC" w:hAnsi="Heiti SC" w:eastAsia="Heiti SC" w:cs="Heiti SC"/>
                 <w:b w:val="0"/>
                 <w:color w:val="111827"/>
                 <w:sz w:val="18"/>
@@ -6796,7 +6796,7 @@
             </w:pPr>
             <w:r>
               <w:rPr>
-                <w:rFonts w:ascii="Noto Sans CJK SC" w:hAnsi="Noto Sans CJK SC" w:eastAsia="Noto Sans CJK SC" w:cs="Noto Sans CJK SC"/>
+                <w:rFonts w:ascii="Heiti SC" w:hAnsi="Heiti SC" w:eastAsia="Heiti SC" w:cs="Heiti SC"/>
                 <w:b w:val="0"/>
                 <w:color w:val="111827"/>
                 <w:sz w:val="18"/>
@@ -6822,7 +6822,7 @@
             </w:pPr>
             <w:r>
               <w:rPr>
-                <w:rFonts w:ascii="Noto Sans CJK SC" w:hAnsi="Noto Sans CJK SC" w:eastAsia="Noto Sans CJK SC" w:cs="Noto Sans CJK SC"/>
+                <w:rFonts w:ascii="Heiti SC" w:hAnsi="Heiti SC" w:eastAsia="Heiti SC" w:cs="Heiti SC"/>
                 <w:b w:val="0"/>
                 <w:color w:val="111827"/>
                 <w:sz w:val="18"/>
@@ -6852,7 +6852,7 @@
             </w:pPr>
             <w:r>
               <w:rPr>
-                <w:rFonts w:ascii="Noto Sans CJK SC" w:hAnsi="Noto Sans CJK SC" w:eastAsia="Noto Sans CJK SC" w:cs="Noto Sans CJK SC"/>
+                <w:rFonts w:ascii="Heiti SC" w:hAnsi="Heiti SC" w:eastAsia="Heiti SC" w:cs="Heiti SC"/>
                 <w:b w:val="0"/>
                 <w:color w:val="111827"/>
                 <w:sz w:val="18"/>
@@ -6879,7 +6879,7 @@
             </w:pPr>
             <w:r>
               <w:rPr>
-                <w:rFonts w:ascii="Noto Sans CJK SC" w:hAnsi="Noto Sans CJK SC" w:eastAsia="Noto Sans CJK SC" w:cs="Noto Sans CJK SC"/>
+                <w:rFonts w:ascii="Heiti SC" w:hAnsi="Heiti SC" w:eastAsia="Heiti SC" w:cs="Heiti SC"/>
                 <w:b w:val="0"/>
                 <w:color w:val="111827"/>
                 <w:sz w:val="18"/>
@@ -6906,7 +6906,7 @@
             </w:pPr>
             <w:r>
               <w:rPr>
-                <w:rFonts w:ascii="Noto Sans CJK SC" w:hAnsi="Noto Sans CJK SC" w:eastAsia="Noto Sans CJK SC" w:cs="Noto Sans CJK SC"/>
+                <w:rFonts w:ascii="Heiti SC" w:hAnsi="Heiti SC" w:eastAsia="Heiti SC" w:cs="Heiti SC"/>
                 <w:b w:val="0"/>
                 <w:color w:val="111827"/>
                 <w:sz w:val="18"/>
@@ -6935,7 +6935,7 @@
             </w:pPr>
             <w:r>
               <w:rPr>
-                <w:rFonts w:ascii="Noto Sans CJK SC" w:hAnsi="Noto Sans CJK SC" w:eastAsia="Noto Sans CJK SC" w:cs="Noto Sans CJK SC"/>
+                <w:rFonts w:ascii="Heiti SC" w:hAnsi="Heiti SC" w:eastAsia="Heiti SC" w:cs="Heiti SC"/>
                 <w:b w:val="0"/>
                 <w:color w:val="111827"/>
                 <w:sz w:val="18"/>
@@ -6961,7 +6961,7 @@
             </w:pPr>
             <w:r>
               <w:rPr>
-                <w:rFonts w:ascii="Noto Sans CJK SC" w:hAnsi="Noto Sans CJK SC" w:eastAsia="Noto Sans CJK SC" w:cs="Noto Sans CJK SC"/>
+                <w:rFonts w:ascii="Heiti SC" w:hAnsi="Heiti SC" w:eastAsia="Heiti SC" w:cs="Heiti SC"/>
                 <w:b w:val="0"/>
                 <w:color w:val="111827"/>
                 <w:sz w:val="18"/>
@@ -6987,7 +6987,7 @@
             </w:pPr>
             <w:r>
               <w:rPr>
-                <w:rFonts w:ascii="Noto Sans CJK SC" w:hAnsi="Noto Sans CJK SC" w:eastAsia="Noto Sans CJK SC" w:cs="Noto Sans CJK SC"/>
+                <w:rFonts w:ascii="Heiti SC" w:hAnsi="Heiti SC" w:eastAsia="Heiti SC" w:cs="Heiti SC"/>
                 <w:b w:val="0"/>
                 <w:color w:val="111827"/>
                 <w:sz w:val="18"/>
@@ -7017,7 +7017,7 @@
             </w:pPr>
             <w:r>
               <w:rPr>
-                <w:rFonts w:ascii="Noto Sans CJK SC" w:hAnsi="Noto Sans CJK SC" w:eastAsia="Noto Sans CJK SC" w:cs="Noto Sans CJK SC"/>
+                <w:rFonts w:ascii="Heiti SC" w:hAnsi="Heiti SC" w:eastAsia="Heiti SC" w:cs="Heiti SC"/>
                 <w:b w:val="0"/>
                 <w:color w:val="111827"/>
                 <w:sz w:val="18"/>
@@ -7044,7 +7044,7 @@
             </w:pPr>
             <w:r>
               <w:rPr>
-                <w:rFonts w:ascii="Noto Sans CJK SC" w:hAnsi="Noto Sans CJK SC" w:eastAsia="Noto Sans CJK SC" w:cs="Noto Sans CJK SC"/>
+                <w:rFonts w:ascii="Heiti SC" w:hAnsi="Heiti SC" w:eastAsia="Heiti SC" w:cs="Heiti SC"/>
                 <w:b w:val="0"/>
                 <w:color w:val="111827"/>
                 <w:sz w:val="18"/>
@@ -7071,7 +7071,7 @@
             </w:pPr>
             <w:r>
               <w:rPr>
-                <w:rFonts w:ascii="Noto Sans CJK SC" w:hAnsi="Noto Sans CJK SC" w:eastAsia="Noto Sans CJK SC" w:cs="Noto Sans CJK SC"/>
+                <w:rFonts w:ascii="Heiti SC" w:hAnsi="Heiti SC" w:eastAsia="Heiti SC" w:cs="Heiti SC"/>
                 <w:b w:val="0"/>
                 <w:color w:val="111827"/>
                 <w:sz w:val="18"/>
@@ -7100,7 +7100,7 @@
             </w:pPr>
             <w:r>
               <w:rPr>
-                <w:rFonts w:ascii="Noto Sans CJK SC" w:hAnsi="Noto Sans CJK SC" w:eastAsia="Noto Sans CJK SC" w:cs="Noto Sans CJK SC"/>
+                <w:rFonts w:ascii="Heiti SC" w:hAnsi="Heiti SC" w:eastAsia="Heiti SC" w:cs="Heiti SC"/>
                 <w:b w:val="0"/>
                 <w:color w:val="111827"/>
                 <w:sz w:val="18"/>
@@ -7126,7 +7126,7 @@
             </w:pPr>
             <w:r>
               <w:rPr>
-                <w:rFonts w:ascii="Noto Sans CJK SC" w:hAnsi="Noto Sans CJK SC" w:eastAsia="Noto Sans CJK SC" w:cs="Noto Sans CJK SC"/>
+                <w:rFonts w:ascii="Heiti SC" w:hAnsi="Heiti SC" w:eastAsia="Heiti SC" w:cs="Heiti SC"/>
                 <w:b w:val="0"/>
                 <w:color w:val="111827"/>
                 <w:sz w:val="18"/>
@@ -7152,7 +7152,7 @@
             </w:pPr>
             <w:r>
               <w:rPr>
-                <w:rFonts w:ascii="Noto Sans CJK SC" w:hAnsi="Noto Sans CJK SC" w:eastAsia="Noto Sans CJK SC" w:cs="Noto Sans CJK SC"/>
+                <w:rFonts w:ascii="Heiti SC" w:hAnsi="Heiti SC" w:eastAsia="Heiti SC" w:cs="Heiti SC"/>
                 <w:b w:val="0"/>
                 <w:color w:val="111827"/>
                 <w:sz w:val="18"/>
@@ -7166,7 +7166,7 @@
     <w:p>
       <w:r>
         <w:rPr>
-          <w:rFonts w:ascii="Noto Sans CJK SC" w:hAnsi="Noto Sans CJK SC" w:eastAsia="Noto Sans CJK SC" w:cs="Noto Sans CJK SC"/>
+          <w:rFonts w:ascii="Heiti SC" w:hAnsi="Heiti SC" w:eastAsia="Heiti SC" w:cs="Heiti SC"/>
           <w:sz w:val="22"/>
         </w:rPr>
         <w:t>SSE 用于呈现进度和日志，可包含 campaign/stage 状态变化、内部模型加载消息、artifact 写入消息、错误消息和完成消息。SSE event 名称是可观测事件，不是状态枚举来源。</w:t>
@@ -7191,7 +7191,7 @@
     <w:p>
       <w:r>
         <w:rPr>
-          <w:rFonts w:ascii="Noto Sans CJK SC" w:hAnsi="Noto Sans CJK SC" w:eastAsia="Noto Sans CJK SC" w:cs="Noto Sans CJK SC"/>
+          <w:rFonts w:ascii="Heiti SC" w:hAnsi="Heiti SC" w:eastAsia="Heiti SC" w:cs="Heiti SC"/>
           <w:sz w:val="22"/>
         </w:rPr>
         <w:t>批准合同是 FastAPI 在 `127.0.0.1:8000` 提供 API，并从 `runtime/frontend-dist` 服务生产前端静态资源。外部访问通过 SSH tunnel 暴露本地端口，不把 DGX Spark 服务绑定到公网网卡。</w:t>
@@ -7205,7 +7205,7 @@
       </w:pPr>
       <w:r>
         <w:rPr>
-          <w:rFonts w:ascii="Menlo" w:hAnsi="Menlo" w:eastAsia="Noto Sans CJK SC"/>
+          <w:rFonts w:ascii="Menlo" w:hAnsi="Menlo" w:eastAsia="Heiti SC"/>
           <w:sz w:val="16"/>
         </w:rPr>
         <w:t>cd /home/Developer/overseaark</w:t>
@@ -7215,7 +7215,7 @@
       </w:r>
       <w:r>
         <w:rPr>
-          <w:rFonts w:ascii="Menlo" w:hAnsi="Menlo" w:eastAsia="Noto Sans CJK SC"/>
+          <w:rFonts w:ascii="Menlo" w:hAnsi="Menlo" w:eastAsia="Heiti SC"/>
           <w:sz w:val="16"/>
         </w:rPr>
         <w:t>cp .env.example .env</w:t>
@@ -7225,7 +7225,7 @@
       </w:r>
       <w:r>
         <w:rPr>
-          <w:rFonts w:ascii="Menlo" w:hAnsi="Menlo" w:eastAsia="Noto Sans CJK SC"/>
+          <w:rFonts w:ascii="Menlo" w:hAnsi="Menlo" w:eastAsia="Heiti SC"/>
           <w:sz w:val="16"/>
         </w:rPr>
         <w:t>./overseaark start</w:t>
@@ -7234,16 +7234,16 @@
     <w:p>
       <w:r>
         <w:rPr>
-          <w:rFonts w:ascii="Noto Sans CJK SC" w:hAnsi="Noto Sans CJK SC" w:eastAsia="Noto Sans CJK SC" w:cs="Noto Sans CJK SC"/>
+          <w:rFonts w:ascii="Heiti SC" w:hAnsi="Heiti SC" w:eastAsia="Heiti SC" w:cs="Heiti SC"/>
           <w:sz w:val="22"/>
         </w:rPr>
-        <w:t>`start` 必须是幂等一键入口：依赖缺失时自动 bootstrap，必需模型缺失、尺寸错误或 SHA256 不匹配时自动断点续传修复，然后构建前端、启动本地 LLM 和 FastAPI，并通过健康检查。安装必须使用 TUNA PyPI 镜像；模型按清单优先走 ModelScope，NVIDIA 音频模型通过固定 revision 的 Hugging Face 下载，并以 `https://hf-mirror.com` 加速。`bootstrap` 和 `models sync` 保留为显式运维命令。</w:t>
+        <w:t>`start` 必须是幂等一键入口：依赖缺失时自动 bootstrap，必需模型缺失、尺寸错误或 SHA256 不匹配时自动断点续传修复，然后构建前端、启动本地 vLLM 和 FastAPI，并通过健康检查。安装必须使用 TUNA PyPI 镜像；Qwen3.6 NVFP4 和 NVIDIA 音频模型通过固定 revision 的 Hugging Face 下载，并以 `https://hf-mirror.com` 加速。`bootstrap` 和 `models sync` 保留为显式运维命令。</w:t>
       </w:r>
     </w:p>
     <w:p>
       <w:r>
         <w:rPr>
-          <w:rFonts w:ascii="Noto Sans CJK SC" w:hAnsi="Noto Sans CJK SC" w:eastAsia="Noto Sans CJK SC" w:cs="Noto Sans CJK SC"/>
+          <w:rFonts w:ascii="Heiti SC" w:hAnsi="Heiti SC" w:eastAsia="Heiti SC" w:cs="Heiti SC"/>
           <w:sz w:val="22"/>
         </w:rPr>
         <w:t>开发/烟测模式允许跳过重型模型：</w:t>
@@ -7257,7 +7257,7 @@
       </w:pPr>
       <w:r>
         <w:rPr>
-          <w:rFonts w:ascii="Menlo" w:hAnsi="Menlo" w:eastAsia="Noto Sans CJK SC"/>
+          <w:rFonts w:ascii="Menlo" w:hAnsi="Menlo" w:eastAsia="Heiti SC"/>
           <w:sz w:val="16"/>
         </w:rPr>
         <w:t>OVERSEAARK_MOCK_MODE=1 OVERSEAARK_SKIP_MODELS=1 ./overseaark bootstrap</w:t>
@@ -7267,7 +7267,7 @@
       </w:r>
       <w:r>
         <w:rPr>
-          <w:rFonts w:ascii="Menlo" w:hAnsi="Menlo" w:eastAsia="Noto Sans CJK SC"/>
+          <w:rFonts w:ascii="Menlo" w:hAnsi="Menlo" w:eastAsia="Heiti SC"/>
           <w:sz w:val="16"/>
         </w:rPr>
         <w:t>OVERSEAARK_MOCK_MODE=1 OVERSEAARK_SKIP_MODELS=1 ./overseaark start</w:t>
@@ -7276,7 +7276,7 @@
     <w:p>
       <w:r>
         <w:rPr>
-          <w:rFonts w:ascii="Noto Sans CJK SC" w:hAnsi="Noto Sans CJK SC" w:eastAsia="Noto Sans CJK SC" w:cs="Noto Sans CJK SC"/>
+          <w:rFonts w:ascii="Heiti SC" w:hAnsi="Heiti SC" w:eastAsia="Heiti SC" w:cs="Heiti SC"/>
           <w:sz w:val="22"/>
         </w:rPr>
         <w:t>SSH tunnel 示例：</w:t>
@@ -7290,7 +7290,7 @@
       </w:pPr>
       <w:r>
         <w:rPr>
-          <w:rFonts w:ascii="Menlo" w:hAnsi="Menlo" w:eastAsia="Noto Sans CJK SC"/>
+          <w:rFonts w:ascii="Menlo" w:hAnsi="Menlo" w:eastAsia="Heiti SC"/>
           <w:sz w:val="16"/>
         </w:rPr>
         <w:t>ssh -p 6105 -L 8000:127.0.0.1:8000 root@106.13.186.155</w:t>
@@ -7299,7 +7299,7 @@
     <w:p>
       <w:r>
         <w:rPr>
-          <w:rFonts w:ascii="Noto Sans CJK SC" w:hAnsi="Noto Sans CJK SC" w:eastAsia="Noto Sans CJK SC" w:cs="Noto Sans CJK SC"/>
+          <w:rFonts w:ascii="Heiti SC" w:hAnsi="Heiti SC" w:eastAsia="Heiti SC" w:cs="Heiti SC"/>
           <w:sz w:val="22"/>
         </w:rPr>
         <w:t>打开 `http://127.0.0.1:8000` 使用前端，API base 为 `http://127.0.0.1:8000/api/v1`。</w:t>
@@ -7316,7 +7316,7 @@
     <w:p>
       <w:r>
         <w:rPr>
-          <w:rFonts w:ascii="Noto Sans CJK SC" w:hAnsi="Noto Sans CJK SC" w:eastAsia="Noto Sans CJK SC" w:cs="Noto Sans CJK SC"/>
+          <w:rFonts w:ascii="Heiti SC" w:hAnsi="Heiti SC" w:eastAsia="Heiti SC" w:cs="Heiti SC"/>
           <w:sz w:val="22"/>
         </w:rPr>
         <w:t>前端第一屏就是工作台：上传产品图、填写描述、选择 source_market/target_markets/languages、查看六阶段进度、接收 SSE 日志、预览 artifacts、执行 rerun/cancel/export。</w:t>
@@ -7374,7 +7374,7 @@
             </w:pPr>
             <w:r>
               <w:rPr>
-                <w:rFonts w:ascii="Noto Sans CJK SC" w:hAnsi="Noto Sans CJK SC" w:eastAsia="Noto Sans CJK SC" w:cs="Noto Sans CJK SC"/>
+                <w:rFonts w:ascii="Heiti SC" w:hAnsi="Heiti SC" w:eastAsia="Heiti SC" w:cs="Heiti SC"/>
                 <w:b/>
                 <w:color w:val="111827"/>
                 <w:sz w:val="18"/>
@@ -7401,7 +7401,7 @@
             </w:pPr>
             <w:r>
               <w:rPr>
-                <w:rFonts w:ascii="Noto Sans CJK SC" w:hAnsi="Noto Sans CJK SC" w:eastAsia="Noto Sans CJK SC" w:cs="Noto Sans CJK SC"/>
+                <w:rFonts w:ascii="Heiti SC" w:hAnsi="Heiti SC" w:eastAsia="Heiti SC" w:cs="Heiti SC"/>
                 <w:b/>
                 <w:color w:val="111827"/>
                 <w:sz w:val="18"/>
@@ -7428,7 +7428,7 @@
             </w:pPr>
             <w:r>
               <w:rPr>
-                <w:rFonts w:ascii="Noto Sans CJK SC" w:hAnsi="Noto Sans CJK SC" w:eastAsia="Noto Sans CJK SC" w:cs="Noto Sans CJK SC"/>
+                <w:rFonts w:ascii="Heiti SC" w:hAnsi="Heiti SC" w:eastAsia="Heiti SC" w:cs="Heiti SC"/>
                 <w:b/>
                 <w:color w:val="111827"/>
                 <w:sz w:val="18"/>
@@ -7457,7 +7457,7 @@
             </w:pPr>
             <w:r>
               <w:rPr>
-                <w:rFonts w:ascii="Noto Sans CJK SC" w:hAnsi="Noto Sans CJK SC" w:eastAsia="Noto Sans CJK SC" w:cs="Noto Sans CJK SC"/>
+                <w:rFonts w:ascii="Heiti SC" w:hAnsi="Heiti SC" w:eastAsia="Heiti SC" w:cs="Heiti SC"/>
                 <w:b w:val="0"/>
                 <w:color w:val="111827"/>
                 <w:sz w:val="18"/>
@@ -7483,7 +7483,7 @@
             </w:pPr>
             <w:r>
               <w:rPr>
-                <w:rFonts w:ascii="Noto Sans CJK SC" w:hAnsi="Noto Sans CJK SC" w:eastAsia="Noto Sans CJK SC" w:cs="Noto Sans CJK SC"/>
+                <w:rFonts w:ascii="Heiti SC" w:hAnsi="Heiti SC" w:eastAsia="Heiti SC" w:cs="Heiti SC"/>
                 <w:b w:val="0"/>
                 <w:color w:val="111827"/>
                 <w:sz w:val="18"/>
@@ -7509,7 +7509,7 @@
             </w:pPr>
             <w:r>
               <w:rPr>
-                <w:rFonts w:ascii="Noto Sans CJK SC" w:hAnsi="Noto Sans CJK SC" w:eastAsia="Noto Sans CJK SC" w:cs="Noto Sans CJK SC"/>
+                <w:rFonts w:ascii="Heiti SC" w:hAnsi="Heiti SC" w:eastAsia="Heiti SC" w:cs="Heiti SC"/>
                 <w:b w:val="0"/>
                 <w:color w:val="111827"/>
                 <w:sz w:val="18"/>
@@ -7539,7 +7539,7 @@
             </w:pPr>
             <w:r>
               <w:rPr>
-                <w:rFonts w:ascii="Noto Sans CJK SC" w:hAnsi="Noto Sans CJK SC" w:eastAsia="Noto Sans CJK SC" w:cs="Noto Sans CJK SC"/>
+                <w:rFonts w:ascii="Heiti SC" w:hAnsi="Heiti SC" w:eastAsia="Heiti SC" w:cs="Heiti SC"/>
                 <w:b w:val="0"/>
                 <w:color w:val="111827"/>
                 <w:sz w:val="18"/>
@@ -7566,7 +7566,7 @@
             </w:pPr>
             <w:r>
               <w:rPr>
-                <w:rFonts w:ascii="Noto Sans CJK SC" w:hAnsi="Noto Sans CJK SC" w:eastAsia="Noto Sans CJK SC" w:cs="Noto Sans CJK SC"/>
+                <w:rFonts w:ascii="Heiti SC" w:hAnsi="Heiti SC" w:eastAsia="Heiti SC" w:cs="Heiti SC"/>
                 <w:b w:val="0"/>
                 <w:color w:val="111827"/>
                 <w:sz w:val="18"/>
@@ -7593,7 +7593,7 @@
             </w:pPr>
             <w:r>
               <w:rPr>
-                <w:rFonts w:ascii="Noto Sans CJK SC" w:hAnsi="Noto Sans CJK SC" w:eastAsia="Noto Sans CJK SC" w:cs="Noto Sans CJK SC"/>
+                <w:rFonts w:ascii="Heiti SC" w:hAnsi="Heiti SC" w:eastAsia="Heiti SC" w:cs="Heiti SC"/>
                 <w:b w:val="0"/>
                 <w:color w:val="111827"/>
                 <w:sz w:val="18"/>
@@ -7622,7 +7622,7 @@
             </w:pPr>
             <w:r>
               <w:rPr>
-                <w:rFonts w:ascii="Noto Sans CJK SC" w:hAnsi="Noto Sans CJK SC" w:eastAsia="Noto Sans CJK SC" w:cs="Noto Sans CJK SC"/>
+                <w:rFonts w:ascii="Heiti SC" w:hAnsi="Heiti SC" w:eastAsia="Heiti SC" w:cs="Heiti SC"/>
                 <w:b w:val="0"/>
                 <w:color w:val="111827"/>
                 <w:sz w:val="18"/>
@@ -7648,7 +7648,7 @@
             </w:pPr>
             <w:r>
               <w:rPr>
-                <w:rFonts w:ascii="Noto Sans CJK SC" w:hAnsi="Noto Sans CJK SC" w:eastAsia="Noto Sans CJK SC" w:cs="Noto Sans CJK SC"/>
+                <w:rFonts w:ascii="Heiti SC" w:hAnsi="Heiti SC" w:eastAsia="Heiti SC" w:cs="Heiti SC"/>
                 <w:b w:val="0"/>
                 <w:color w:val="111827"/>
                 <w:sz w:val="18"/>
@@ -7674,7 +7674,7 @@
             </w:pPr>
             <w:r>
               <w:rPr>
-                <w:rFonts w:ascii="Noto Sans CJK SC" w:hAnsi="Noto Sans CJK SC" w:eastAsia="Noto Sans CJK SC" w:cs="Noto Sans CJK SC"/>
+                <w:rFonts w:ascii="Heiti SC" w:hAnsi="Heiti SC" w:eastAsia="Heiti SC" w:cs="Heiti SC"/>
                 <w:b w:val="0"/>
                 <w:color w:val="111827"/>
                 <w:sz w:val="18"/>
@@ -7704,7 +7704,7 @@
             </w:pPr>
             <w:r>
               <w:rPr>
-                <w:rFonts w:ascii="Noto Sans CJK SC" w:hAnsi="Noto Sans CJK SC" w:eastAsia="Noto Sans CJK SC" w:cs="Noto Sans CJK SC"/>
+                <w:rFonts w:ascii="Heiti SC" w:hAnsi="Heiti SC" w:eastAsia="Heiti SC" w:cs="Heiti SC"/>
                 <w:b w:val="0"/>
                 <w:color w:val="111827"/>
                 <w:sz w:val="18"/>
@@ -7731,7 +7731,7 @@
             </w:pPr>
             <w:r>
               <w:rPr>
-                <w:rFonts w:ascii="Noto Sans CJK SC" w:hAnsi="Noto Sans CJK SC" w:eastAsia="Noto Sans CJK SC" w:cs="Noto Sans CJK SC"/>
+                <w:rFonts w:ascii="Heiti SC" w:hAnsi="Heiti SC" w:eastAsia="Heiti SC" w:cs="Heiti SC"/>
                 <w:b w:val="0"/>
                 <w:color w:val="111827"/>
                 <w:sz w:val="18"/>
@@ -7758,7 +7758,7 @@
             </w:pPr>
             <w:r>
               <w:rPr>
-                <w:rFonts w:ascii="Noto Sans CJK SC" w:hAnsi="Noto Sans CJK SC" w:eastAsia="Noto Sans CJK SC" w:cs="Noto Sans CJK SC"/>
+                <w:rFonts w:ascii="Heiti SC" w:hAnsi="Heiti SC" w:eastAsia="Heiti SC" w:cs="Heiti SC"/>
                 <w:b w:val="0"/>
                 <w:color w:val="111827"/>
                 <w:sz w:val="18"/>
@@ -7787,7 +7787,7 @@
             </w:pPr>
             <w:r>
               <w:rPr>
-                <w:rFonts w:ascii="Noto Sans CJK SC" w:hAnsi="Noto Sans CJK SC" w:eastAsia="Noto Sans CJK SC" w:cs="Noto Sans CJK SC"/>
+                <w:rFonts w:ascii="Heiti SC" w:hAnsi="Heiti SC" w:eastAsia="Heiti SC" w:cs="Heiti SC"/>
                 <w:b w:val="0"/>
                 <w:color w:val="111827"/>
                 <w:sz w:val="18"/>
@@ -7813,7 +7813,7 @@
             </w:pPr>
             <w:r>
               <w:rPr>
-                <w:rFonts w:ascii="Noto Sans CJK SC" w:hAnsi="Noto Sans CJK SC" w:eastAsia="Noto Sans CJK SC" w:cs="Noto Sans CJK SC"/>
+                <w:rFonts w:ascii="Heiti SC" w:hAnsi="Heiti SC" w:eastAsia="Heiti SC" w:cs="Heiti SC"/>
                 <w:b w:val="0"/>
                 <w:color w:val="111827"/>
                 <w:sz w:val="18"/>
@@ -7839,7 +7839,7 @@
             </w:pPr>
             <w:r>
               <w:rPr>
-                <w:rFonts w:ascii="Noto Sans CJK SC" w:hAnsi="Noto Sans CJK SC" w:eastAsia="Noto Sans CJK SC" w:cs="Noto Sans CJK SC"/>
+                <w:rFonts w:ascii="Heiti SC" w:hAnsi="Heiti SC" w:eastAsia="Heiti SC" w:cs="Heiti SC"/>
                 <w:b w:val="0"/>
                 <w:color w:val="111827"/>
                 <w:sz w:val="18"/>
@@ -7869,7 +7869,7 @@
             </w:pPr>
             <w:r>
               <w:rPr>
-                <w:rFonts w:ascii="Noto Sans CJK SC" w:hAnsi="Noto Sans CJK SC" w:eastAsia="Noto Sans CJK SC" w:cs="Noto Sans CJK SC"/>
+                <w:rFonts w:ascii="Heiti SC" w:hAnsi="Heiti SC" w:eastAsia="Heiti SC" w:cs="Heiti SC"/>
                 <w:b w:val="0"/>
                 <w:color w:val="111827"/>
                 <w:sz w:val="18"/>
@@ -7896,7 +7896,7 @@
             </w:pPr>
             <w:r>
               <w:rPr>
-                <w:rFonts w:ascii="Noto Sans CJK SC" w:hAnsi="Noto Sans CJK SC" w:eastAsia="Noto Sans CJK SC" w:cs="Noto Sans CJK SC"/>
+                <w:rFonts w:ascii="Heiti SC" w:hAnsi="Heiti SC" w:eastAsia="Heiti SC" w:cs="Heiti SC"/>
                 <w:b w:val="0"/>
                 <w:color w:val="111827"/>
                 <w:sz w:val="18"/>
@@ -7923,7 +7923,7 @@
             </w:pPr>
             <w:r>
               <w:rPr>
-                <w:rFonts w:ascii="Noto Sans CJK SC" w:hAnsi="Noto Sans CJK SC" w:eastAsia="Noto Sans CJK SC" w:cs="Noto Sans CJK SC"/>
+                <w:rFonts w:ascii="Heiti SC" w:hAnsi="Heiti SC" w:eastAsia="Heiti SC" w:cs="Heiti SC"/>
                 <w:b w:val="0"/>
                 <w:color w:val="111827"/>
                 <w:sz w:val="18"/>
@@ -7952,7 +7952,7 @@
             </w:pPr>
             <w:r>
               <w:rPr>
-                <w:rFonts w:ascii="Noto Sans CJK SC" w:hAnsi="Noto Sans CJK SC" w:eastAsia="Noto Sans CJK SC" w:cs="Noto Sans CJK SC"/>
+                <w:rFonts w:ascii="Heiti SC" w:hAnsi="Heiti SC" w:eastAsia="Heiti SC" w:cs="Heiti SC"/>
                 <w:b w:val="0"/>
                 <w:color w:val="111827"/>
                 <w:sz w:val="18"/>
@@ -7978,7 +7978,7 @@
             </w:pPr>
             <w:r>
               <w:rPr>
-                <w:rFonts w:ascii="Noto Sans CJK SC" w:hAnsi="Noto Sans CJK SC" w:eastAsia="Noto Sans CJK SC" w:cs="Noto Sans CJK SC"/>
+                <w:rFonts w:ascii="Heiti SC" w:hAnsi="Heiti SC" w:eastAsia="Heiti SC" w:cs="Heiti SC"/>
                 <w:b w:val="0"/>
                 <w:color w:val="111827"/>
                 <w:sz w:val="18"/>
@@ -8004,7 +8004,7 @@
             </w:pPr>
             <w:r>
               <w:rPr>
-                <w:rFonts w:ascii="Noto Sans CJK SC" w:hAnsi="Noto Sans CJK SC" w:eastAsia="Noto Sans CJK SC" w:cs="Noto Sans CJK SC"/>
+                <w:rFonts w:ascii="Heiti SC" w:hAnsi="Heiti SC" w:eastAsia="Heiti SC" w:cs="Heiti SC"/>
                 <w:b w:val="0"/>
                 <w:color w:val="111827"/>
                 <w:sz w:val="18"/>
@@ -8026,7 +8026,7 @@
     <w:p>
       <w:r>
         <w:rPr>
-          <w:rFonts w:ascii="Noto Sans CJK SC" w:hAnsi="Noto Sans CJK SC" w:eastAsia="Noto Sans CJK SC" w:cs="Noto Sans CJK SC"/>
+          <w:rFonts w:ascii="Heiti SC" w:hAnsi="Heiti SC" w:eastAsia="Heiti SC" w:cs="Heiti SC"/>
           <w:sz w:val="22"/>
         </w:rPr>
         <w:t>每个阶段最多两次尝试：首次执行失败后重试一次；第二次尝试仍失败后，该阶段为 `failed`，后续未执行阶段为 `skipped`。如果此前已有有效 artifacts，campaign 必须进入 `partial` 并保留已有输出；如果没有可用输出，campaign 进入 `failed`。</w:t>
@@ -8035,7 +8035,7 @@
     <w:p>
       <w:r>
         <w:rPr>
-          <w:rFonts w:ascii="Noto Sans CJK SC" w:hAnsi="Noto Sans CJK SC" w:eastAsia="Noto Sans CJK SC" w:cs="Noto Sans CJK SC"/>
+          <w:rFonts w:ascii="Heiti SC" w:hAnsi="Heiti SC" w:eastAsia="Heiti SC" w:cs="Heiti SC"/>
           <w:sz w:val="22"/>
         </w:rPr>
         <w:t>取消由 `/api/v1/campaigns/{id}/cancel` 触发。取消后 campaign 为 `cancelled`，未完成阶段为 `skipped` 或保持已记录状态，已有 artifacts 不删除。</w:t>
@@ -8044,7 +8044,7 @@
     <w:p>
       <w:r>
         <w:rPr>
-          <w:rFonts w:ascii="Noto Sans CJK SC" w:hAnsi="Noto Sans CJK SC" w:eastAsia="Noto Sans CJK SC" w:cs="Noto Sans CJK SC"/>
+          <w:rFonts w:ascii="Heiti SC" w:hAnsi="Heiti SC" w:eastAsia="Heiti SC" w:cs="Heiti SC"/>
           <w:sz w:val="22"/>
         </w:rPr>
         <w:t>降级只作为 artifact quality 或 event message 表达，例如 `quality: "partial"` 或 `quality: "degraded"`；不得新增 campaign/stage 状态，也不得把 mock 或占位产物标为最终模型验证结果。</w:t>
@@ -8061,7 +8061,7 @@
     <w:p>
       <w:r>
         <w:rPr>
-          <w:rFonts w:ascii="Noto Sans CJK SC" w:hAnsi="Noto Sans CJK SC" w:eastAsia="Noto Sans CJK SC" w:cs="Noto Sans CJK SC"/>
+          <w:rFonts w:ascii="Heiti SC" w:hAnsi="Heiti SC" w:eastAsia="Heiti SC" w:cs="Heiti SC"/>
           <w:sz w:val="22"/>
         </w:rPr>
         <w:t>离线定义：从创建 campaign 到终态期间，主生成链路不得向公网发起请求。允许访问 localhost、Unix socket、本机文件、SQLite、ffmpeg 子进程和 `/home/Developer/overseaark-models`。</w:t>
@@ -8070,7 +8070,7 @@
     <w:p>
       <w:r>
         <w:rPr>
-          <w:rFonts w:ascii="Noto Sans CJK SC" w:hAnsi="Noto Sans CJK SC" w:eastAsia="Noto Sans CJK SC" w:cs="Noto Sans CJK SC"/>
+          <w:rFonts w:ascii="Heiti SC" w:hAnsi="Heiti SC" w:eastAsia="Heiti SC" w:cs="Heiti SC"/>
           <w:sz w:val="22"/>
         </w:rPr>
         <w:t>隐私要求：</w:t>
@@ -8082,7 +8082,7 @@
       </w:pPr>
       <w:r>
         <w:rPr>
-          <w:rFonts w:ascii="Noto Sans CJK SC" w:hAnsi="Noto Sans CJK SC" w:eastAsia="Noto Sans CJK SC" w:cs="Noto Sans CJK SC"/>
+          <w:rFonts w:ascii="Heiti SC" w:hAnsi="Heiti SC" w:eastAsia="Heiti SC" w:cs="Heiti SC"/>
           <w:sz w:val="22"/>
         </w:rPr>
         <w:t>上传图、描述、中间文件和结果默认只保存在 `/home/Developer/overseaark-data`。</w:t>
@@ -8094,7 +8094,7 @@
       </w:pPr>
       <w:r>
         <w:rPr>
-          <w:rFonts w:ascii="Noto Sans CJK SC" w:hAnsi="Noto Sans CJK SC" w:eastAsia="Noto Sans CJK SC" w:cs="Noto Sans CJK SC"/>
+          <w:rFonts w:ascii="Heiti SC" w:hAnsi="Heiti SC" w:eastAsia="Heiti SC" w:cs="Heiti SC"/>
           <w:sz w:val="22"/>
         </w:rPr>
         <w:t>服务只监听 `127.0.0.1`，远程使用 SSH 隧道；不开放 LAN 明文鉴权面。</w:t>
@@ -8106,7 +8106,7 @@
       </w:pPr>
       <w:r>
         <w:rPr>
-          <w:rFonts w:ascii="Noto Sans CJK SC" w:hAnsi="Noto Sans CJK SC" w:eastAsia="Noto Sans CJK SC" w:cs="Noto Sans CJK SC"/>
+          <w:rFonts w:ascii="Heiti SC" w:hAnsi="Heiti SC" w:eastAsia="Heiti SC" w:cs="Heiti SC"/>
           <w:sz w:val="22"/>
         </w:rPr>
         <w:t>推理进程固定 `HF_HUB_OFFLINE=1`、`TRANSFORMERS_OFFLINE=1`，LLM 地址必须是 localhost。</w:t>
@@ -8118,7 +8118,7 @@
       </w:pPr>
       <w:r>
         <w:rPr>
-          <w:rFonts w:ascii="Noto Sans CJK SC" w:hAnsi="Noto Sans CJK SC" w:eastAsia="Noto Sans CJK SC" w:cs="Noto Sans CJK SC"/>
+          <w:rFonts w:ascii="Heiti SC" w:hAnsi="Heiti SC" w:eastAsia="Heiti SC" w:cs="Heiti SC"/>
           <w:sz w:val="22"/>
         </w:rPr>
         <w:t>导出包必须包含 manifest，记录模型版本、路径、重试、quality 标记和离线审计结论。</w:t>
@@ -8130,7 +8130,7 @@
       </w:pPr>
       <w:r>
         <w:rPr>
-          <w:rFonts w:ascii="Noto Sans CJK SC" w:hAnsi="Noto Sans CJK SC" w:eastAsia="Noto Sans CJK SC" w:cs="Noto Sans CJK SC"/>
+          <w:rFonts w:ascii="Heiti SC" w:hAnsi="Heiti SC" w:eastAsia="Heiti SC" w:cs="Heiti SC"/>
           <w:sz w:val="22"/>
         </w:rPr>
         <w:t>日志不得主动记录密钥；API key 只存于本地 data/run 目录。</w:t>
@@ -8188,7 +8188,7 @@
             </w:pPr>
             <w:r>
               <w:rPr>
-                <w:rFonts w:ascii="Noto Sans CJK SC" w:hAnsi="Noto Sans CJK SC" w:eastAsia="Noto Sans CJK SC" w:cs="Noto Sans CJK SC"/>
+                <w:rFonts w:ascii="Heiti SC" w:hAnsi="Heiti SC" w:eastAsia="Heiti SC" w:cs="Heiti SC"/>
                 <w:b/>
                 <w:color w:val="111827"/>
                 <w:sz w:val="18"/>
@@ -8215,7 +8215,7 @@
             </w:pPr>
             <w:r>
               <w:rPr>
-                <w:rFonts w:ascii="Noto Sans CJK SC" w:hAnsi="Noto Sans CJK SC" w:eastAsia="Noto Sans CJK SC" w:cs="Noto Sans CJK SC"/>
+                <w:rFonts w:ascii="Heiti SC" w:hAnsi="Heiti SC" w:eastAsia="Heiti SC" w:cs="Heiti SC"/>
                 <w:b/>
                 <w:color w:val="111827"/>
                 <w:sz w:val="18"/>
@@ -8242,7 +8242,7 @@
             </w:pPr>
             <w:r>
               <w:rPr>
-                <w:rFonts w:ascii="Noto Sans CJK SC" w:hAnsi="Noto Sans CJK SC" w:eastAsia="Noto Sans CJK SC" w:cs="Noto Sans CJK SC"/>
+                <w:rFonts w:ascii="Heiti SC" w:hAnsi="Heiti SC" w:eastAsia="Heiti SC" w:cs="Heiti SC"/>
                 <w:b/>
                 <w:color w:val="111827"/>
                 <w:sz w:val="18"/>
@@ -8271,7 +8271,7 @@
             </w:pPr>
             <w:r>
               <w:rPr>
-                <w:rFonts w:ascii="Noto Sans CJK SC" w:hAnsi="Noto Sans CJK SC" w:eastAsia="Noto Sans CJK SC" w:cs="Noto Sans CJK SC"/>
+                <w:rFonts w:ascii="Heiti SC" w:hAnsi="Heiti SC" w:eastAsia="Heiti SC" w:cs="Heiti SC"/>
                 <w:b w:val="0"/>
                 <w:color w:val="111827"/>
                 <w:sz w:val="18"/>
@@ -8297,7 +8297,7 @@
             </w:pPr>
             <w:r>
               <w:rPr>
-                <w:rFonts w:ascii="Noto Sans CJK SC" w:hAnsi="Noto Sans CJK SC" w:eastAsia="Noto Sans CJK SC" w:cs="Noto Sans CJK SC"/>
+                <w:rFonts w:ascii="Heiti SC" w:hAnsi="Heiti SC" w:eastAsia="Heiti SC" w:cs="Heiti SC"/>
                 <w:b w:val="0"/>
                 <w:color w:val="111827"/>
                 <w:sz w:val="18"/>
@@ -8323,7 +8323,7 @@
             </w:pPr>
             <w:r>
               <w:rPr>
-                <w:rFonts w:ascii="Noto Sans CJK SC" w:hAnsi="Noto Sans CJK SC" w:eastAsia="Noto Sans CJK SC" w:cs="Noto Sans CJK SC"/>
+                <w:rFonts w:ascii="Heiti SC" w:hAnsi="Heiti SC" w:eastAsia="Heiti SC" w:cs="Heiti SC"/>
                 <w:b w:val="0"/>
                 <w:color w:val="111827"/>
                 <w:sz w:val="18"/>
@@ -8353,7 +8353,7 @@
             </w:pPr>
             <w:r>
               <w:rPr>
-                <w:rFonts w:ascii="Noto Sans CJK SC" w:hAnsi="Noto Sans CJK SC" w:eastAsia="Noto Sans CJK SC" w:cs="Noto Sans CJK SC"/>
+                <w:rFonts w:ascii="Heiti SC" w:hAnsi="Heiti SC" w:eastAsia="Heiti SC" w:cs="Heiti SC"/>
                 <w:b w:val="0"/>
                 <w:color w:val="111827"/>
                 <w:sz w:val="18"/>
@@ -8380,7 +8380,7 @@
             </w:pPr>
             <w:r>
               <w:rPr>
-                <w:rFonts w:ascii="Noto Sans CJK SC" w:hAnsi="Noto Sans CJK SC" w:eastAsia="Noto Sans CJK SC" w:cs="Noto Sans CJK SC"/>
+                <w:rFonts w:ascii="Heiti SC" w:hAnsi="Heiti SC" w:eastAsia="Heiti SC" w:cs="Heiti SC"/>
                 <w:b w:val="0"/>
                 <w:color w:val="111827"/>
                 <w:sz w:val="18"/>
@@ -8407,7 +8407,7 @@
             </w:pPr>
             <w:r>
               <w:rPr>
-                <w:rFonts w:ascii="Noto Sans CJK SC" w:hAnsi="Noto Sans CJK SC" w:eastAsia="Noto Sans CJK SC" w:cs="Noto Sans CJK SC"/>
+                <w:rFonts w:ascii="Heiti SC" w:hAnsi="Heiti SC" w:eastAsia="Heiti SC" w:cs="Heiti SC"/>
                 <w:b w:val="0"/>
                 <w:color w:val="111827"/>
                 <w:sz w:val="18"/>
@@ -8436,7 +8436,7 @@
             </w:pPr>
             <w:r>
               <w:rPr>
-                <w:rFonts w:ascii="Noto Sans CJK SC" w:hAnsi="Noto Sans CJK SC" w:eastAsia="Noto Sans CJK SC" w:cs="Noto Sans CJK SC"/>
+                <w:rFonts w:ascii="Heiti SC" w:hAnsi="Heiti SC" w:eastAsia="Heiti SC" w:cs="Heiti SC"/>
                 <w:b w:val="0"/>
                 <w:color w:val="111827"/>
                 <w:sz w:val="18"/>
@@ -8462,7 +8462,7 @@
             </w:pPr>
             <w:r>
               <w:rPr>
-                <w:rFonts w:ascii="Noto Sans CJK SC" w:hAnsi="Noto Sans CJK SC" w:eastAsia="Noto Sans CJK SC" w:cs="Noto Sans CJK SC"/>
+                <w:rFonts w:ascii="Heiti SC" w:hAnsi="Heiti SC" w:eastAsia="Heiti SC" w:cs="Heiti SC"/>
                 <w:b w:val="0"/>
                 <w:color w:val="111827"/>
                 <w:sz w:val="18"/>
@@ -8488,7 +8488,7 @@
             </w:pPr>
             <w:r>
               <w:rPr>
-                <w:rFonts w:ascii="Noto Sans CJK SC" w:hAnsi="Noto Sans CJK SC" w:eastAsia="Noto Sans CJK SC" w:cs="Noto Sans CJK SC"/>
+                <w:rFonts w:ascii="Heiti SC" w:hAnsi="Heiti SC" w:eastAsia="Heiti SC" w:cs="Heiti SC"/>
                 <w:b w:val="0"/>
                 <w:color w:val="111827"/>
                 <w:sz w:val="18"/>
@@ -8518,7 +8518,7 @@
             </w:pPr>
             <w:r>
               <w:rPr>
-                <w:rFonts w:ascii="Noto Sans CJK SC" w:hAnsi="Noto Sans CJK SC" w:eastAsia="Noto Sans CJK SC" w:cs="Noto Sans CJK SC"/>
+                <w:rFonts w:ascii="Heiti SC" w:hAnsi="Heiti SC" w:eastAsia="Heiti SC" w:cs="Heiti SC"/>
                 <w:b w:val="0"/>
                 <w:color w:val="111827"/>
                 <w:sz w:val="18"/>
@@ -8545,7 +8545,7 @@
             </w:pPr>
             <w:r>
               <w:rPr>
-                <w:rFonts w:ascii="Noto Sans CJK SC" w:hAnsi="Noto Sans CJK SC" w:eastAsia="Noto Sans CJK SC" w:cs="Noto Sans CJK SC"/>
+                <w:rFonts w:ascii="Heiti SC" w:hAnsi="Heiti SC" w:eastAsia="Heiti SC" w:cs="Heiti SC"/>
                 <w:b w:val="0"/>
                 <w:color w:val="111827"/>
                 <w:sz w:val="18"/>
@@ -8572,7 +8572,7 @@
             </w:pPr>
             <w:r>
               <w:rPr>
-                <w:rFonts w:ascii="Noto Sans CJK SC" w:hAnsi="Noto Sans CJK SC" w:eastAsia="Noto Sans CJK SC" w:cs="Noto Sans CJK SC"/>
+                <w:rFonts w:ascii="Heiti SC" w:hAnsi="Heiti SC" w:eastAsia="Heiti SC" w:cs="Heiti SC"/>
                 <w:b w:val="0"/>
                 <w:color w:val="111827"/>
                 <w:sz w:val="18"/>
@@ -8601,7 +8601,7 @@
             </w:pPr>
             <w:r>
               <w:rPr>
-                <w:rFonts w:ascii="Noto Sans CJK SC" w:hAnsi="Noto Sans CJK SC" w:eastAsia="Noto Sans CJK SC" w:cs="Noto Sans CJK SC"/>
+                <w:rFonts w:ascii="Heiti SC" w:hAnsi="Heiti SC" w:eastAsia="Heiti SC" w:cs="Heiti SC"/>
                 <w:b w:val="0"/>
                 <w:color w:val="111827"/>
                 <w:sz w:val="18"/>
@@ -8627,7 +8627,7 @@
             </w:pPr>
             <w:r>
               <w:rPr>
-                <w:rFonts w:ascii="Noto Sans CJK SC" w:hAnsi="Noto Sans CJK SC" w:eastAsia="Noto Sans CJK SC" w:cs="Noto Sans CJK SC"/>
+                <w:rFonts w:ascii="Heiti SC" w:hAnsi="Heiti SC" w:eastAsia="Heiti SC" w:cs="Heiti SC"/>
                 <w:b w:val="0"/>
                 <w:color w:val="111827"/>
                 <w:sz w:val="18"/>
@@ -8653,7 +8653,7 @@
             </w:pPr>
             <w:r>
               <w:rPr>
-                <w:rFonts w:ascii="Noto Sans CJK SC" w:hAnsi="Noto Sans CJK SC" w:eastAsia="Noto Sans CJK SC" w:cs="Noto Sans CJK SC"/>
+                <w:rFonts w:ascii="Heiti SC" w:hAnsi="Heiti SC" w:eastAsia="Heiti SC" w:cs="Heiti SC"/>
                 <w:b w:val="0"/>
                 <w:color w:val="111827"/>
                 <w:sz w:val="18"/>
@@ -8683,7 +8683,7 @@
             </w:pPr>
             <w:r>
               <w:rPr>
-                <w:rFonts w:ascii="Noto Sans CJK SC" w:hAnsi="Noto Sans CJK SC" w:eastAsia="Noto Sans CJK SC" w:cs="Noto Sans CJK SC"/>
+                <w:rFonts w:ascii="Heiti SC" w:hAnsi="Heiti SC" w:eastAsia="Heiti SC" w:cs="Heiti SC"/>
                 <w:b w:val="0"/>
                 <w:color w:val="111827"/>
                 <w:sz w:val="18"/>
@@ -8710,7 +8710,7 @@
             </w:pPr>
             <w:r>
               <w:rPr>
-                <w:rFonts w:ascii="Noto Sans CJK SC" w:hAnsi="Noto Sans CJK SC" w:eastAsia="Noto Sans CJK SC" w:cs="Noto Sans CJK SC"/>
+                <w:rFonts w:ascii="Heiti SC" w:hAnsi="Heiti SC" w:eastAsia="Heiti SC" w:cs="Heiti SC"/>
                 <w:b w:val="0"/>
                 <w:color w:val="111827"/>
                 <w:sz w:val="18"/>
@@ -8737,7 +8737,7 @@
             </w:pPr>
             <w:r>
               <w:rPr>
-                <w:rFonts w:ascii="Noto Sans CJK SC" w:hAnsi="Noto Sans CJK SC" w:eastAsia="Noto Sans CJK SC" w:cs="Noto Sans CJK SC"/>
+                <w:rFonts w:ascii="Heiti SC" w:hAnsi="Heiti SC" w:eastAsia="Heiti SC" w:cs="Heiti SC"/>
                 <w:b w:val="0"/>
                 <w:color w:val="111827"/>
                 <w:sz w:val="18"/>
@@ -8766,7 +8766,7 @@
             </w:pPr>
             <w:r>
               <w:rPr>
-                <w:rFonts w:ascii="Noto Sans CJK SC" w:hAnsi="Noto Sans CJK SC" w:eastAsia="Noto Sans CJK SC" w:cs="Noto Sans CJK SC"/>
+                <w:rFonts w:ascii="Heiti SC" w:hAnsi="Heiti SC" w:eastAsia="Heiti SC" w:cs="Heiti SC"/>
                 <w:b w:val="0"/>
                 <w:color w:val="111827"/>
                 <w:sz w:val="18"/>
@@ -8792,7 +8792,7 @@
             </w:pPr>
             <w:r>
               <w:rPr>
-                <w:rFonts w:ascii="Noto Sans CJK SC" w:hAnsi="Noto Sans CJK SC" w:eastAsia="Noto Sans CJK SC" w:cs="Noto Sans CJK SC"/>
+                <w:rFonts w:ascii="Heiti SC" w:hAnsi="Heiti SC" w:eastAsia="Heiti SC" w:cs="Heiti SC"/>
                 <w:b w:val="0"/>
                 <w:color w:val="111827"/>
                 <w:sz w:val="18"/>
@@ -8818,7 +8818,7 @@
             </w:pPr>
             <w:r>
               <w:rPr>
-                <w:rFonts w:ascii="Noto Sans CJK SC" w:hAnsi="Noto Sans CJK SC" w:eastAsia="Noto Sans CJK SC" w:cs="Noto Sans CJK SC"/>
+                <w:rFonts w:ascii="Heiti SC" w:hAnsi="Heiti SC" w:eastAsia="Heiti SC" w:cs="Heiti SC"/>
                 <w:b w:val="0"/>
                 <w:color w:val="111827"/>
                 <w:sz w:val="18"/>
@@ -8848,7 +8848,7 @@
             </w:pPr>
             <w:r>
               <w:rPr>
-                <w:rFonts w:ascii="Noto Sans CJK SC" w:hAnsi="Noto Sans CJK SC" w:eastAsia="Noto Sans CJK SC" w:cs="Noto Sans CJK SC"/>
+                <w:rFonts w:ascii="Heiti SC" w:hAnsi="Heiti SC" w:eastAsia="Heiti SC" w:cs="Heiti SC"/>
                 <w:b w:val="0"/>
                 <w:color w:val="111827"/>
                 <w:sz w:val="18"/>
@@ -8875,7 +8875,7 @@
             </w:pPr>
             <w:r>
               <w:rPr>
-                <w:rFonts w:ascii="Noto Sans CJK SC" w:hAnsi="Noto Sans CJK SC" w:eastAsia="Noto Sans CJK SC" w:cs="Noto Sans CJK SC"/>
+                <w:rFonts w:ascii="Heiti SC" w:hAnsi="Heiti SC" w:eastAsia="Heiti SC" w:cs="Heiti SC"/>
                 <w:b w:val="0"/>
                 <w:color w:val="111827"/>
                 <w:sz w:val="18"/>
@@ -8902,7 +8902,7 @@
             </w:pPr>
             <w:r>
               <w:rPr>
-                <w:rFonts w:ascii="Noto Sans CJK SC" w:hAnsi="Noto Sans CJK SC" w:eastAsia="Noto Sans CJK SC" w:cs="Noto Sans CJK SC"/>
+                <w:rFonts w:ascii="Heiti SC" w:hAnsi="Heiti SC" w:eastAsia="Heiti SC" w:cs="Heiti SC"/>
                 <w:b w:val="0"/>
                 <w:color w:val="111827"/>
                 <w:sz w:val="18"/>
@@ -8931,7 +8931,7 @@
             </w:pPr>
             <w:r>
               <w:rPr>
-                <w:rFonts w:ascii="Noto Sans CJK SC" w:hAnsi="Noto Sans CJK SC" w:eastAsia="Noto Sans CJK SC" w:cs="Noto Sans CJK SC"/>
+                <w:rFonts w:ascii="Heiti SC" w:hAnsi="Heiti SC" w:eastAsia="Heiti SC" w:cs="Heiti SC"/>
                 <w:b w:val="0"/>
                 <w:color w:val="111827"/>
                 <w:sz w:val="18"/>
@@ -8957,7 +8957,7 @@
             </w:pPr>
             <w:r>
               <w:rPr>
-                <w:rFonts w:ascii="Noto Sans CJK SC" w:hAnsi="Noto Sans CJK SC" w:eastAsia="Noto Sans CJK SC" w:cs="Noto Sans CJK SC"/>
+                <w:rFonts w:ascii="Heiti SC" w:hAnsi="Heiti SC" w:eastAsia="Heiti SC" w:cs="Heiti SC"/>
                 <w:b w:val="0"/>
                 <w:color w:val="111827"/>
                 <w:sz w:val="18"/>
@@ -8983,7 +8983,7 @@
             </w:pPr>
             <w:r>
               <w:rPr>
-                <w:rFonts w:ascii="Noto Sans CJK SC" w:hAnsi="Noto Sans CJK SC" w:eastAsia="Noto Sans CJK SC" w:cs="Noto Sans CJK SC"/>
+                <w:rFonts w:ascii="Heiti SC" w:hAnsi="Heiti SC" w:eastAsia="Heiti SC" w:cs="Heiti SC"/>
                 <w:b w:val="0"/>
                 <w:color w:val="111827"/>
                 <w:sz w:val="18"/>
@@ -9013,7 +9013,7 @@
             </w:pPr>
             <w:r>
               <w:rPr>
-                <w:rFonts w:ascii="Noto Sans CJK SC" w:hAnsi="Noto Sans CJK SC" w:eastAsia="Noto Sans CJK SC" w:cs="Noto Sans CJK SC"/>
+                <w:rFonts w:ascii="Heiti SC" w:hAnsi="Heiti SC" w:eastAsia="Heiti SC" w:cs="Heiti SC"/>
                 <w:b w:val="0"/>
                 <w:color w:val="111827"/>
                 <w:sz w:val="18"/>
@@ -9040,7 +9040,7 @@
             </w:pPr>
             <w:r>
               <w:rPr>
-                <w:rFonts w:ascii="Noto Sans CJK SC" w:hAnsi="Noto Sans CJK SC" w:eastAsia="Noto Sans CJK SC" w:cs="Noto Sans CJK SC"/>
+                <w:rFonts w:ascii="Heiti SC" w:hAnsi="Heiti SC" w:eastAsia="Heiti SC" w:cs="Heiti SC"/>
                 <w:b w:val="0"/>
                 <w:color w:val="111827"/>
                 <w:sz w:val="18"/>
@@ -9067,7 +9067,7 @@
             </w:pPr>
             <w:r>
               <w:rPr>
-                <w:rFonts w:ascii="Noto Sans CJK SC" w:hAnsi="Noto Sans CJK SC" w:eastAsia="Noto Sans CJK SC" w:cs="Noto Sans CJK SC"/>
+                <w:rFonts w:ascii="Heiti SC" w:hAnsi="Heiti SC" w:eastAsia="Heiti SC" w:cs="Heiti SC"/>
                 <w:b w:val="0"/>
                 <w:color w:val="111827"/>
                 <w:sz w:val="18"/>
@@ -9081,10 +9081,10 @@
     <w:p>
       <w:r>
         <w:rPr>
-          <w:rFonts w:ascii="Noto Sans CJK SC" w:hAnsi="Noto Sans CJK SC" w:eastAsia="Noto Sans CJK SC" w:cs="Noto Sans CJK SC"/>
+          <w:rFonts w:ascii="Heiti SC" w:hAnsi="Heiti SC" w:eastAsia="Heiti SC" w:cs="Heiti SC"/>
           <w:sz w:val="22"/>
         </w:rPr>
-        <w:t>截至 2026-07-22 的实机证据：五轮真模型 Campaign 均达到 `completed`；第四轮六阶段全部一次成功，用时 `590.002615s`，成为首次低于 10 分钟的完整流程。第五轮因中文语音质检重试用时 `604.844162s`，因此 AT-001 需重新获得三轮连续达标证据，本 PRD 不将单轮达标表述为已完成三轮验收。</w:t>
+        <w:t>截至 2026-07-22 的实机证据：旧运行时第四轮用时 `590.002615s`，Run7 冷启动用时 9m12s，仅作为历史证据。native vLLM Run8 因中文混合字母缩写口播回听低于 `0.75` 而如实标记为 `partial`；修复口播生成规则后，Run9 六阶段全部一次成功，用时 `580.147219s`，中/英/日回听相似度为 `0.9375`/`1.0`/`0.9189`，480p 真模型视频与 23 文件 ZIP 校验通过。这是 AT-001 的首轮 native vLLM 达标证据，仍需后续两轮连续达标才能声称完成三轮验收。</w:t>
       </w:r>
     </w:p>
     <w:p>
@@ -9138,7 +9138,7 @@
             </w:pPr>
             <w:r>
               <w:rPr>
-                <w:rFonts w:ascii="Noto Sans CJK SC" w:hAnsi="Noto Sans CJK SC" w:eastAsia="Noto Sans CJK SC" w:cs="Noto Sans CJK SC"/>
+                <w:rFonts w:ascii="Heiti SC" w:hAnsi="Heiti SC" w:eastAsia="Heiti SC" w:cs="Heiti SC"/>
                 <w:b/>
                 <w:color w:val="111827"/>
                 <w:sz w:val="18"/>
@@ -9165,7 +9165,7 @@
             </w:pPr>
             <w:r>
               <w:rPr>
-                <w:rFonts w:ascii="Noto Sans CJK SC" w:hAnsi="Noto Sans CJK SC" w:eastAsia="Noto Sans CJK SC" w:cs="Noto Sans CJK SC"/>
+                <w:rFonts w:ascii="Heiti SC" w:hAnsi="Heiti SC" w:eastAsia="Heiti SC" w:cs="Heiti SC"/>
                 <w:b/>
                 <w:color w:val="111827"/>
                 <w:sz w:val="18"/>
@@ -9194,7 +9194,7 @@
             </w:pPr>
             <w:r>
               <w:rPr>
-                <w:rFonts w:ascii="Noto Sans CJK SC" w:hAnsi="Noto Sans CJK SC" w:eastAsia="Noto Sans CJK SC" w:cs="Noto Sans CJK SC"/>
+                <w:rFonts w:ascii="Heiti SC" w:hAnsi="Heiti SC" w:eastAsia="Heiti SC" w:cs="Heiti SC"/>
                 <w:b w:val="0"/>
                 <w:color w:val="111827"/>
                 <w:sz w:val="18"/>
@@ -9220,7 +9220,7 @@
             </w:pPr>
             <w:r>
               <w:rPr>
-                <w:rFonts w:ascii="Noto Sans CJK SC" w:hAnsi="Noto Sans CJK SC" w:eastAsia="Noto Sans CJK SC" w:cs="Noto Sans CJK SC"/>
+                <w:rFonts w:ascii="Heiti SC" w:hAnsi="Heiti SC" w:eastAsia="Heiti SC" w:cs="Heiti SC"/>
                 <w:b w:val="0"/>
                 <w:color w:val="111827"/>
                 <w:sz w:val="18"/>
@@ -9250,7 +9250,7 @@
             </w:pPr>
             <w:r>
               <w:rPr>
-                <w:rFonts w:ascii="Noto Sans CJK SC" w:hAnsi="Noto Sans CJK SC" w:eastAsia="Noto Sans CJK SC" w:cs="Noto Sans CJK SC"/>
+                <w:rFonts w:ascii="Heiti SC" w:hAnsi="Heiti SC" w:eastAsia="Heiti SC" w:cs="Heiti SC"/>
                 <w:b w:val="0"/>
                 <w:color w:val="111827"/>
                 <w:sz w:val="18"/>
@@ -9277,7 +9277,7 @@
             </w:pPr>
             <w:r>
               <w:rPr>
-                <w:rFonts w:ascii="Noto Sans CJK SC" w:hAnsi="Noto Sans CJK SC" w:eastAsia="Noto Sans CJK SC" w:cs="Noto Sans CJK SC"/>
+                <w:rFonts w:ascii="Heiti SC" w:hAnsi="Heiti SC" w:eastAsia="Heiti SC" w:cs="Heiti SC"/>
                 <w:b w:val="0"/>
                 <w:color w:val="111827"/>
                 <w:sz w:val="18"/>
@@ -9306,7 +9306,7 @@
             </w:pPr>
             <w:r>
               <w:rPr>
-                <w:rFonts w:ascii="Noto Sans CJK SC" w:hAnsi="Noto Sans CJK SC" w:eastAsia="Noto Sans CJK SC" w:cs="Noto Sans CJK SC"/>
+                <w:rFonts w:ascii="Heiti SC" w:hAnsi="Heiti SC" w:eastAsia="Heiti SC" w:cs="Heiti SC"/>
                 <w:b w:val="0"/>
                 <w:color w:val="111827"/>
                 <w:sz w:val="18"/>
@@ -9332,7 +9332,7 @@
             </w:pPr>
             <w:r>
               <w:rPr>
-                <w:rFonts w:ascii="Noto Sans CJK SC" w:hAnsi="Noto Sans CJK SC" w:eastAsia="Noto Sans CJK SC" w:cs="Noto Sans CJK SC"/>
+                <w:rFonts w:ascii="Heiti SC" w:hAnsi="Heiti SC" w:eastAsia="Heiti SC" w:cs="Heiti SC"/>
                 <w:b w:val="0"/>
                 <w:color w:val="111827"/>
                 <w:sz w:val="18"/>
@@ -9362,7 +9362,7 @@
             </w:pPr>
             <w:r>
               <w:rPr>
-                <w:rFonts w:ascii="Noto Sans CJK SC" w:hAnsi="Noto Sans CJK SC" w:eastAsia="Noto Sans CJK SC" w:cs="Noto Sans CJK SC"/>
+                <w:rFonts w:ascii="Heiti SC" w:hAnsi="Heiti SC" w:eastAsia="Heiti SC" w:cs="Heiti SC"/>
                 <w:b w:val="0"/>
                 <w:color w:val="111827"/>
                 <w:sz w:val="18"/>
@@ -9389,7 +9389,7 @@
             </w:pPr>
             <w:r>
               <w:rPr>
-                <w:rFonts w:ascii="Noto Sans CJK SC" w:hAnsi="Noto Sans CJK SC" w:eastAsia="Noto Sans CJK SC" w:cs="Noto Sans CJK SC"/>
+                <w:rFonts w:ascii="Heiti SC" w:hAnsi="Heiti SC" w:eastAsia="Heiti SC" w:cs="Heiti SC"/>
                 <w:b w:val="0"/>
                 <w:color w:val="111827"/>
                 <w:sz w:val="18"/>
@@ -9418,7 +9418,7 @@
             </w:pPr>
             <w:r>
               <w:rPr>
-                <w:rFonts w:ascii="Noto Sans CJK SC" w:hAnsi="Noto Sans CJK SC" w:eastAsia="Noto Sans CJK SC" w:cs="Noto Sans CJK SC"/>
+                <w:rFonts w:ascii="Heiti SC" w:hAnsi="Heiti SC" w:eastAsia="Heiti SC" w:cs="Heiti SC"/>
                 <w:b w:val="0"/>
                 <w:color w:val="111827"/>
                 <w:sz w:val="18"/>
@@ -9444,7 +9444,7 @@
             </w:pPr>
             <w:r>
               <w:rPr>
-                <w:rFonts w:ascii="Noto Sans CJK SC" w:hAnsi="Noto Sans CJK SC" w:eastAsia="Noto Sans CJK SC" w:cs="Noto Sans CJK SC"/>
+                <w:rFonts w:ascii="Heiti SC" w:hAnsi="Heiti SC" w:eastAsia="Heiti SC" w:cs="Heiti SC"/>
                 <w:b w:val="0"/>
                 <w:color w:val="111827"/>
                 <w:sz w:val="18"/>
@@ -9458,7 +9458,7 @@
     <w:p>
       <w:r>
         <w:rPr>
-          <w:rFonts w:ascii="Noto Sans CJK SC" w:hAnsi="Noto Sans CJK SC" w:eastAsia="Noto Sans CJK SC" w:cs="Noto Sans CJK SC"/>
+          <w:rFonts w:ascii="Heiti SC" w:hAnsi="Heiti SC" w:eastAsia="Heiti SC" w:cs="Heiti SC"/>
           <w:sz w:val="22"/>
         </w:rPr>
         <w:t>v1.1 的产品合同已经收敛为可测试的本地系统：固定目录、固定阶段、固定 API、固定状态、固定模型路径和固定验收标准。实现借鉴了赛事 workshop 的环境自检、进程管理、健康轮询和统一内存释放思路，但明确拒绝其 Ollama、OpenClaw、ComfyUI 以及 LAN 明文入口；后续实现或演示不得引入云端生成链路。</w:t>
@@ -9481,12 +9481,8 @@
   <w:p>
     <w:pPr>
       <w:pStyle w:val="Footer"/>
-      <w:jc w:val="center"/>
     </w:pPr>
-    <w:fldChar w:fldCharType="begin"/>
-    <w:instrText xml:space="preserve">PAGE</w:instrText>
-    <w:fldChar w:fldCharType="separate"/>
-    <w:fldChar w:fldCharType="end"/>
+    <w:r/>
   </w:p>
 </w:ftr>
 </file>
@@ -9501,7 +9497,7 @@
     <w:r/>
     <w:r>
       <w:rPr>
-        <w:rFonts w:ascii="Noto Sans CJK SC" w:hAnsi="Noto Sans CJK SC" w:eastAsia="Noto Sans CJK SC" w:cs="Noto Sans CJK SC"/>
+        <w:rFonts w:ascii="Heiti SC" w:hAnsi="Heiti SC" w:eastAsia="Heiti SC" w:cs="Heiti SC"/>
         <w:b/>
         <w:color w:val="4B5563"/>
         <w:sz w:val="16"/>
@@ -9879,7 +9875,7 @@
       <w:spacing w:line="264" w:lineRule="auto" w:before="0" w:after="120"/>
     </w:pPr>
     <w:rPr>
-      <w:rFonts w:ascii="Noto Sans CJK SC" w:hAnsi="Noto Sans CJK SC" w:eastAsia="Noto Sans CJK SC" w:cs="Noto Sans CJK SC"/>
+      <w:rFonts w:ascii="Heiti SC" w:hAnsi="Heiti SC" w:eastAsia="Heiti SC" w:cs="Heiti SC"/>
       <w:b w:val="0"/>
       <w:color w:val="111827"/>
       <w:sz w:val="22"/>
@@ -9944,7 +9940,7 @@
       <w:outlineLvl w:val="0"/>
     </w:pPr>
     <w:rPr>
-      <w:rFonts w:ascii="Noto Sans CJK SC" w:hAnsi="Noto Sans CJK SC" w:eastAsia="Noto Sans CJK SC" w:cs="Noto Sans CJK SC"/>
+      <w:rFonts w:ascii="Heiti SC" w:hAnsi="Heiti SC" w:eastAsia="Heiti SC" w:cs="Heiti SC"/>
       <w:b/>
       <w:bCs/>
       <w:color w:val="2E74B5"/>
@@ -9968,7 +9964,7 @@
       <w:outlineLvl w:val="1"/>
     </w:pPr>
     <w:rPr>
-      <w:rFonts w:ascii="Noto Sans CJK SC" w:hAnsi="Noto Sans CJK SC" w:eastAsia="Noto Sans CJK SC" w:cs="Noto Sans CJK SC"/>
+      <w:rFonts w:ascii="Heiti SC" w:hAnsi="Heiti SC" w:eastAsia="Heiti SC" w:cs="Heiti SC"/>
       <w:b/>
       <w:bCs/>
       <w:color w:val="2E74B5"/>
@@ -9992,7 +9988,7 @@
       <w:outlineLvl w:val="2"/>
     </w:pPr>
     <w:rPr>
-      <w:rFonts w:ascii="Noto Sans CJK SC" w:hAnsi="Noto Sans CJK SC" w:eastAsia="Noto Sans CJK SC" w:cs="Noto Sans CJK SC"/>
+      <w:rFonts w:ascii="Heiti SC" w:hAnsi="Heiti SC" w:eastAsia="Heiti SC" w:cs="Heiti SC"/>
       <w:b/>
       <w:bCs/>
       <w:color w:val="1F4D78"/>
@@ -10234,7 +10230,7 @@
       <w:contextualSpacing/>
     </w:pPr>
     <w:rPr>
-      <w:rFonts w:ascii="Noto Sans CJK SC" w:hAnsi="Noto Sans CJK SC" w:eastAsia="Noto Sans CJK SC" w:cs="Noto Sans CJK SC"/>
+      <w:rFonts w:ascii="Heiti SC" w:hAnsi="Heiti SC" w:eastAsia="Heiti SC" w:cs="Heiti SC"/>
       <w:b/>
       <w:color w:val="0F172A"/>
       <w:spacing w:val="5"/>
@@ -10418,7 +10414,7 @@
       <w:contextualSpacing/>
     </w:pPr>
     <w:rPr>
-      <w:rFonts w:ascii="Noto Sans CJK SC" w:hAnsi="Noto Sans CJK SC" w:eastAsia="Noto Sans CJK SC" w:cs="Noto Sans CJK SC"/>
+      <w:rFonts w:ascii="Heiti SC" w:hAnsi="Heiti SC" w:eastAsia="Heiti SC" w:cs="Heiti SC"/>
       <w:b w:val="0"/>
       <w:color w:val="111827"/>
       <w:sz w:val="22"/>
@@ -10465,7 +10461,7 @@
       <w:contextualSpacing/>
     </w:pPr>
     <w:rPr>
-      <w:rFonts w:ascii="Noto Sans CJK SC" w:hAnsi="Noto Sans CJK SC" w:eastAsia="Noto Sans CJK SC" w:cs="Noto Sans CJK SC"/>
+      <w:rFonts w:ascii="Heiti SC" w:hAnsi="Heiti SC" w:eastAsia="Heiti SC" w:cs="Heiti SC"/>
       <w:b w:val="0"/>
       <w:color w:val="111827"/>
       <w:sz w:val="22"/>
@@ -10693,7 +10689,7 @@
       <w:spacing w:line="240" w:lineRule="auto"/>
     </w:pPr>
     <w:rPr>
-      <w:rFonts w:ascii="Noto Sans CJK SC" w:hAnsi="Noto Sans CJK SC" w:eastAsia="Noto Sans CJK SC" w:cs="Noto Sans CJK SC"/>
+      <w:rFonts w:ascii="Heiti SC" w:hAnsi="Heiti SC" w:eastAsia="Heiti SC" w:cs="Heiti SC"/>
       <w:b w:val="0"/>
       <w:bCs/>
       <w:color w:val="6B7280"/>
@@ -21592,7 +21588,7 @@
       <w:spacing w:after="0"/>
     </w:pPr>
     <w:rPr>
-      <w:rFonts w:ascii="Noto Sans CJK SC" w:hAnsi="Noto Sans CJK SC" w:eastAsia="Noto Sans CJK SC" w:cs="Noto Sans CJK SC"/>
+      <w:rFonts w:ascii="Heiti SC" w:hAnsi="Heiti SC" w:eastAsia="Heiti SC" w:cs="Heiti SC"/>
       <w:b/>
       <w:color w:val="FFFFFF"/>
       <w:sz w:val="18"/>
@@ -21601,7 +21597,7 @@
   <w:style w:type="paragraph" w:customStyle="1" w:styleId="TOCInstruction">
     <w:name w:val="TOC Instruction"/>
     <w:rPr>
-      <w:rFonts w:ascii="Noto Sans CJK SC" w:hAnsi="Noto Sans CJK SC" w:eastAsia="Noto Sans CJK SC" w:cs="Noto Sans CJK SC"/>
+      <w:rFonts w:ascii="Heiti SC" w:hAnsi="Heiti SC" w:eastAsia="Heiti SC" w:cs="Heiti SC"/>
       <w:b/>
       <w:color w:val="0F172A"/>
       <w:sz w:val="24"/>
